--- a/eng/docx/005.content.docx
+++ b/eng/docx/005.content.docx
@@ -313,36 +313,24 @@
         </w:rPr>
         <w:t xml:space="preserve"> 46, Beisp, a) </w:t>
       </w:r>
-      <w:hyperlink r:id="rId13">
-        <w:r>
-          <w:rPr>
-            <w:lang w:val="en_US" w:bidi="en_US"/>
-          </w:rPr>
-          <w:rPr>
-            <w:color w:val="0000EE"/>
-            <w:u w:val="single"/>
-          </w:rPr>
-          <w:t>Dn 4:11</w:t>
-        </w:r>
-      </w:hyperlink>
+      <w:r>
+        <w:rPr>
+          <w:lang w:val="en_US" w:bidi="en_US"/>
+        </w:rPr>
+        <w:t>Dn 4:11</w:t>
+      </w:r>
       <w:r>
         <w:rPr>
           <w:lang w:val="en_US" w:bidi="en_US"/>
         </w:rPr>
         <w:t xml:space="preserve">, </w:t>
       </w:r>
-      <w:hyperlink r:id="rId14">
-        <w:r>
-          <w:rPr>
-            <w:lang w:val="en_US" w:bidi="en_US"/>
-          </w:rPr>
-          <w:rPr>
-            <w:color w:val="0000EE"/>
-            <w:u w:val="single"/>
-          </w:rPr>
-          <w:t>4:20</w:t>
-        </w:r>
-      </w:hyperlink>
+      <w:r>
+        <w:rPr>
+          <w:lang w:val="en_US" w:bidi="en_US"/>
+        </w:rPr>
+        <w:t>4:20</w:t>
+      </w:r>
       <w:r>
         <w:rPr>
           <w:lang w:val="en_US" w:bidi="en_US"/>
@@ -611,18 +599,12 @@
         </w:rPr>
         <w:t xml:space="preserve"> </w:t>
       </w:r>
-      <w:hyperlink r:id="rId15">
-        <w:r>
-          <w:rPr>
-            <w:lang w:val="en_US" w:bidi="en_US"/>
-          </w:rPr>
-          <w:rPr>
-            <w:color w:val="0000EE"/>
-            <w:u w:val="single"/>
-          </w:rPr>
-          <w:t>Dn 4:27</w:t>
-        </w:r>
-      </w:hyperlink>
+      <w:r>
+        <w:rPr>
+          <w:lang w:val="en_US" w:bidi="en_US"/>
+        </w:rPr>
+        <w:t>Dn 4:27</w:t>
+      </w:r>
       <w:r>
         <w:rPr>
           <w:lang w:val="en_US" w:bidi="en_US"/>
@@ -641,18 +623,12 @@
         </w:rPr>
         <w:t xml:space="preserve">, </w:t>
       </w:r>
-      <w:hyperlink r:id="rId16">
-        <w:r>
-          <w:rPr>
-            <w:lang w:val="en_US" w:bidi="en_US"/>
-          </w:rPr>
-          <w:rPr>
-            <w:color w:val="0000EE"/>
-            <w:u w:val="single"/>
-          </w:rPr>
-          <w:t>5:6</w:t>
-        </w:r>
-      </w:hyperlink>
+      <w:r>
+        <w:rPr>
+          <w:lang w:val="en_US" w:bidi="en_US"/>
+        </w:rPr>
+        <w:t>5:6</w:t>
+      </w:r>
       <w:r>
         <w:rPr>
           <w:lang w:val="en_US" w:bidi="en_US"/>
@@ -697,18 +673,12 @@
         </w:rPr>
         <w:t xml:space="preserve"> similarly </w:t>
       </w:r>
-      <w:hyperlink r:id="rId17">
-        <w:r>
-          <w:rPr>
-            <w:lang w:val="en_US" w:bidi="en_US"/>
-          </w:rPr>
-          <w:rPr>
-            <w:color w:val="0000EE"/>
-            <w:u w:val="single"/>
-          </w:rPr>
-          <w:t>7:3</w:t>
-        </w:r>
-      </w:hyperlink>
+      <w:r>
+        <w:rPr>
+          <w:lang w:val="en_US" w:bidi="en_US"/>
+        </w:rPr>
+        <w:t>7:3</w:t>
+      </w:r>
       <w:r>
         <w:rPr>
           <w:lang w:val="en_US" w:bidi="en_US"/>
@@ -892,18 +862,12 @@
         </w:rPr>
         <w:t xml:space="preserve">: </w:t>
       </w:r>
-      <w:hyperlink r:id="rId18">
-        <w:r>
-          <w:rPr>
-            <w:lang w:val="en_US" w:bidi="en_US"/>
-          </w:rPr>
-          <w:rPr>
-            <w:color w:val="0000EE"/>
-            <w:u w:val="single"/>
-          </w:rPr>
-          <w:t>Dn 7:5</w:t>
-        </w:r>
-      </w:hyperlink>
+      <w:r>
+        <w:rPr>
+          <w:lang w:val="en_US" w:bidi="en_US"/>
+        </w:rPr>
+        <w:t>Dn 7:5</w:t>
+      </w:r>
       <w:r>
         <w:rPr>
           <w:lang w:val="en_US" w:bidi="en_US"/>
@@ -1070,18 +1034,12 @@
         </w:rPr>
         <w:t xml:space="preserve"> </w:t>
       </w:r>
-      <w:hyperlink r:id="rId19">
-        <w:r>
-          <w:rPr>
-            <w:lang w:val="en_US" w:bidi="en_US"/>
-          </w:rPr>
-          <w:rPr>
-            <w:color w:val="0000EE"/>
-            <w:u w:val="single"/>
-          </w:rPr>
-          <w:t>Ezr 6:3</w:t>
-        </w:r>
-      </w:hyperlink>
+      <w:r>
+        <w:rPr>
+          <w:lang w:val="en_US" w:bidi="en_US"/>
+        </w:rPr>
+        <w:t>Ezr 6:3</w:t>
+      </w:r>
       <w:r>
         <w:rPr>
           <w:lang w:val="en_US" w:bidi="en_US"/>
@@ -1199,18 +1157,12 @@
         </w:rPr>
         <w:t xml:space="preserve"> </w:t>
       </w:r>
-      <w:hyperlink r:id="rId19">
-        <w:r>
-          <w:rPr>
-            <w:lang w:val="en_US" w:bidi="en_US"/>
-          </w:rPr>
-          <w:rPr>
-            <w:color w:val="0000EE"/>
-            <w:u w:val="single"/>
-          </w:rPr>
-          <w:t>Ezr 6:3</w:t>
-        </w:r>
-      </w:hyperlink>
+      <w:r>
+        <w:rPr>
+          <w:lang w:val="en_US" w:bidi="en_US"/>
+        </w:rPr>
+        <w:t>Ezr 6:3</w:t>
+      </w:r>
       <w:r>
         <w:rPr>
           <w:lang w:val="en_US" w:bidi="en_US"/>
@@ -1292,18 +1244,12 @@
         </w:rPr>
         <w:t xml:space="preserve"> </w:t>
       </w:r>
-      <w:hyperlink r:id="rId20">
-        <w:r>
-          <w:rPr>
-            <w:lang w:val="en_US" w:bidi="en_US"/>
-          </w:rPr>
-          <w:rPr>
-            <w:color w:val="0000EE"/>
-            <w:u w:val="single"/>
-          </w:rPr>
-          <w:t>Ezr 7:17</w:t>
-        </w:r>
-      </w:hyperlink>
+      <w:r>
+        <w:rPr>
+          <w:lang w:val="en_US" w:bidi="en_US"/>
+        </w:rPr>
+        <w:t>Ezr 7:17</w:t>
+      </w:r>
       <w:r>
         <w:rPr>
           <w:lang w:val="en_US" w:bidi="en_US"/>
@@ -1458,18 +1404,12 @@
         </w:rPr>
         <w:t xml:space="preserve"> </w:t>
       </w:r>
-      <w:hyperlink r:id="rId21">
-        <w:r>
-          <w:rPr>
-            <w:lang w:val="en_US" w:bidi="en_US"/>
-          </w:rPr>
-          <w:rPr>
-            <w:color w:val="0000EE"/>
-            <w:u w:val="single"/>
-          </w:rPr>
-          <w:t>Dn 2:43</w:t>
-        </w:r>
-      </w:hyperlink>
+      <w:r>
+        <w:rPr>
+          <w:lang w:val="en_US" w:bidi="en_US"/>
+        </w:rPr>
+        <w:t>Dn 2:43</w:t>
+      </w:r>
       <w:r>
         <w:rPr>
           <w:lang w:val="en_US" w:bidi="en_US"/>
@@ -1601,18 +1541,12 @@
         </w:rPr>
         <w:t xml:space="preserve"> </w:t>
       </w:r>
-      <w:hyperlink r:id="rId22">
-        <w:r>
-          <w:rPr>
-            <w:lang w:val="en_US" w:bidi="en_US"/>
-          </w:rPr>
-          <w:rPr>
-            <w:color w:val="0000EE"/>
-            <w:u w:val="single"/>
-          </w:rPr>
-          <w:t>Dn 2:30</w:t>
-        </w:r>
-      </w:hyperlink>
+      <w:r>
+        <w:rPr>
+          <w:lang w:val="en_US" w:bidi="en_US"/>
+        </w:rPr>
+        <w:t>Dn 2:30</w:t>
+      </w:r>
       <w:r>
         <w:rPr>
           <w:lang w:val="en_US" w:bidi="en_US"/>
@@ -1645,18 +1579,12 @@
         </w:rPr>
         <w:t xml:space="preserve"> </w:t>
       </w:r>
-      <w:hyperlink r:id="rId23">
-        <w:r>
-          <w:rPr>
-            <w:lang w:val="en_US" w:bidi="en_US"/>
-          </w:rPr>
-          <w:rPr>
-            <w:color w:val="0000EE"/>
-            <w:u w:val="single"/>
-          </w:rPr>
-          <w:t>4:14</w:t>
-        </w:r>
-      </w:hyperlink>
+      <w:r>
+        <w:rPr>
+          <w:lang w:val="en_US" w:bidi="en_US"/>
+        </w:rPr>
+        <w:t>4:14</w:t>
+      </w:r>
       <w:r>
         <w:rPr>
           <w:lang w:val="en_US" w:bidi="en_US"/>
@@ -1854,18 +1782,12 @@
         </w:rPr>
         <w:t xml:space="preserve"> </w:t>
       </w:r>
-      <w:hyperlink r:id="rId24">
-        <w:r>
-          <w:rPr>
-            <w:lang w:val="en_US" w:bidi="en_US"/>
-          </w:rPr>
-          <w:rPr>
-            <w:color w:val="0000EE"/>
-            <w:u w:val="single"/>
-          </w:rPr>
-          <w:t>Dn 4:18</w:t>
-        </w:r>
-      </w:hyperlink>
+      <w:r>
+        <w:rPr>
+          <w:lang w:val="en_US" w:bidi="en_US"/>
+        </w:rPr>
+        <w:t>Dn 4:18</w:t>
+      </w:r>
       <w:r>
         <w:rPr>
           <w:lang w:val="en_US" w:bidi="en_US"/>
@@ -1884,18 +1806,12 @@
         </w:rPr>
         <w:t xml:space="preserve"> v:</w:t>
       </w:r>
-      <w:hyperlink r:id="rId25">
-        <w:r>
-          <w:rPr>
-            <w:lang w:val="en_US" w:bidi="en_US"/>
-          </w:rPr>
-          <w:rPr>
-            <w:color w:val="0000EE"/>
-            <w:u w:val="single"/>
-          </w:rPr>
-          <w:t>9</w:t>
-        </w:r>
-      </w:hyperlink>
+      <w:r>
+        <w:rPr>
+          <w:lang w:val="en_US" w:bidi="en_US"/>
+        </w:rPr>
+        <w:t>9</w:t>
+      </w:r>
       <w:r>
         <w:rPr>
           <w:lang w:val="en_US" w:bidi="en_US"/>
@@ -1938,18 +1854,12 @@
         </w:rPr>
         <w:t>, follows, cf. v:</w:t>
       </w:r>
-      <w:hyperlink r:id="rId24">
-        <w:r>
-          <w:rPr>
-            <w:lang w:val="en_US" w:bidi="en_US"/>
-          </w:rPr>
-          <w:rPr>
-            <w:color w:val="0000EE"/>
-            <w:u w:val="single"/>
-          </w:rPr>
-          <w:t>18</w:t>
-        </w:r>
-      </w:hyperlink>
+      <w:r>
+        <w:rPr>
+          <w:lang w:val="en_US" w:bidi="en_US"/>
+        </w:rPr>
+        <w:t>18</w:t>
+      </w:r>
       <w:r>
         <w:rPr>
           <w:lang w:val="en_US" w:bidi="en_US"/>
@@ -2024,54 +1934,36 @@
         </w:rPr>
         <w:t xml:space="preserve"> </w:t>
       </w:r>
-      <w:hyperlink r:id="rId26">
-        <w:r>
-          <w:rPr>
-            <w:lang w:val="en_US" w:bidi="en_US"/>
-          </w:rPr>
-          <w:rPr>
-            <w:color w:val="0000EE"/>
-            <w:u w:val="single"/>
-          </w:rPr>
-          <w:t>2:38</w:t>
-        </w:r>
-      </w:hyperlink>
+      <w:r>
+        <w:rPr>
+          <w:lang w:val="en_US" w:bidi="en_US"/>
+        </w:rPr>
+        <w:t>2:38</w:t>
+      </w:r>
       <w:r>
         <w:rPr>
           <w:lang w:val="en_US" w:bidi="en_US"/>
         </w:rPr>
         <w:t xml:space="preserve">, </w:t>
       </w:r>
-      <w:hyperlink r:id="rId27">
-        <w:r>
-          <w:rPr>
-            <w:lang w:val="en_US" w:bidi="en_US"/>
-          </w:rPr>
-          <w:rPr>
-            <w:color w:val="0000EE"/>
-            <w:u w:val="single"/>
-          </w:rPr>
-          <w:t>3:31</w:t>
-        </w:r>
-      </w:hyperlink>
+      <w:r>
+        <w:rPr>
+          <w:lang w:val="en_US" w:bidi="en_US"/>
+        </w:rPr>
+        <w:t>3:31</w:t>
+      </w:r>
       <w:r>
         <w:rPr>
           <w:lang w:val="en_US" w:bidi="en_US"/>
         </w:rPr>
         <w:t xml:space="preserve">, </w:t>
       </w:r>
-      <w:hyperlink r:id="rId28">
-        <w:r>
-          <w:rPr>
-            <w:lang w:val="en_US" w:bidi="en_US"/>
-          </w:rPr>
-          <w:rPr>
-            <w:color w:val="0000EE"/>
-            <w:u w:val="single"/>
-          </w:rPr>
-          <w:t>6:26</w:t>
-        </w:r>
-      </w:hyperlink>
+      <w:r>
+        <w:rPr>
+          <w:lang w:val="en_US" w:bidi="en_US"/>
+        </w:rPr>
+        <w:t>6:26</w:t>
+      </w:r>
       <w:r>
         <w:rPr>
           <w:lang w:val="en_US" w:bidi="en_US"/>
@@ -2138,36 +2030,24 @@
         </w:rPr>
         <w:t xml:space="preserve"> </w:t>
       </w:r>
-      <w:hyperlink r:id="rId29">
-        <w:r>
-          <w:rPr>
-            <w:lang w:val="en_US" w:bidi="en_US"/>
-          </w:rPr>
-          <w:rPr>
-            <w:color w:val="0000EE"/>
-            <w:u w:val="single"/>
-          </w:rPr>
-          <w:t>4:32</w:t>
-        </w:r>
-      </w:hyperlink>
+      <w:r>
+        <w:rPr>
+          <w:lang w:val="en_US" w:bidi="en_US"/>
+        </w:rPr>
+        <w:t>4:32</w:t>
+      </w:r>
       <w:r>
         <w:rPr>
           <w:lang w:val="en_US" w:bidi="en_US"/>
         </w:rPr>
         <w:t xml:space="preserve">, </w:t>
       </w:r>
-      <w:hyperlink r:id="rId29">
-        <w:r>
-          <w:rPr>
-            <w:lang w:val="en_US" w:bidi="en_US"/>
-          </w:rPr>
-          <w:rPr>
-            <w:color w:val="0000EE"/>
-            <w:u w:val="single"/>
-          </w:rPr>
-          <w:t>4:32</w:t>
-        </w:r>
-      </w:hyperlink>
+      <w:r>
+        <w:rPr>
+          <w:lang w:val="en_US" w:bidi="en_US"/>
+        </w:rPr>
+        <w:t>4:32</w:t>
+      </w:r>
       <w:r>
         <w:rPr>
           <w:lang w:val="en_US" w:bidi="en_US"/>
@@ -2234,36 +2114,24 @@
         </w:rPr>
         <w:t xml:space="preserve"> </w:t>
       </w:r>
-      <w:hyperlink r:id="rId29">
-        <w:r>
-          <w:rPr>
-            <w:lang w:val="en_US" w:bidi="en_US"/>
-          </w:rPr>
-          <w:rPr>
-            <w:color w:val="0000EE"/>
-            <w:u w:val="single"/>
-          </w:rPr>
-          <w:t>4:32</w:t>
-        </w:r>
-      </w:hyperlink>
+      <w:r>
+        <w:rPr>
+          <w:lang w:val="en_US" w:bidi="en_US"/>
+        </w:rPr>
+        <w:t>4:32</w:t>
+      </w:r>
       <w:r>
         <w:rPr>
           <w:lang w:val="en_US" w:bidi="en_US"/>
         </w:rPr>
         <w:t xml:space="preserve">, </w:t>
       </w:r>
-      <w:hyperlink r:id="rId29">
-        <w:r>
-          <w:rPr>
-            <w:lang w:val="en_US" w:bidi="en_US"/>
-          </w:rPr>
-          <w:rPr>
-            <w:color w:val="0000EE"/>
-            <w:u w:val="single"/>
-          </w:rPr>
-          <w:t>4:32</w:t>
-        </w:r>
-      </w:hyperlink>
+      <w:r>
+        <w:rPr>
+          <w:lang w:val="en_US" w:bidi="en_US"/>
+        </w:rPr>
+        <w:t>4:32</w:t>
+      </w:r>
       <w:r>
         <w:rPr>
           <w:lang w:val="en_US" w:bidi="en_US"/>
@@ -2422,36 +2290,24 @@
         </w:rPr>
         <w:t xml:space="preserve"> </w:t>
       </w:r>
-      <w:hyperlink r:id="rId30">
-        <w:r>
-          <w:rPr>
-            <w:lang w:val="en_US" w:bidi="en_US"/>
-          </w:rPr>
-          <w:rPr>
-            <w:color w:val="0000EE"/>
-            <w:u w:val="single"/>
-          </w:rPr>
-          <w:t>Dn 3:33</w:t>
-        </w:r>
-      </w:hyperlink>
+      <w:r>
+        <w:rPr>
+          <w:lang w:val="en_US" w:bidi="en_US"/>
+        </w:rPr>
+        <w:t>Dn 3:33</w:t>
+      </w:r>
       <w:r>
         <w:rPr>
           <w:lang w:val="en_US" w:bidi="en_US"/>
         </w:rPr>
         <w:t xml:space="preserve">, </w:t>
       </w:r>
-      <w:hyperlink r:id="rId31">
-        <w:r>
-          <w:rPr>
-            <w:lang w:val="en_US" w:bidi="en_US"/>
-          </w:rPr>
-          <w:rPr>
-            <w:color w:val="0000EE"/>
-            <w:u w:val="single"/>
-          </w:rPr>
-          <w:t>4:31</w:t>
-        </w:r>
-      </w:hyperlink>
+      <w:r>
+        <w:rPr>
+          <w:lang w:val="en_US" w:bidi="en_US"/>
+        </w:rPr>
+        <w:t>4:31</w:t>
+      </w:r>
       <w:r>
         <w:rPr>
           <w:lang w:val="en_US" w:bidi="en_US"/>
@@ -2546,36 +2402,24 @@
         </w:rPr>
         <w:t xml:space="preserve"> </w:t>
       </w:r>
-      <w:hyperlink r:id="rId32">
-        <w:r>
-          <w:rPr>
-            <w:lang w:val="en_US" w:bidi="en_US"/>
-          </w:rPr>
-          <w:rPr>
-            <w:color w:val="0000EE"/>
-            <w:u w:val="single"/>
-          </w:rPr>
-          <w:t>Dn 4:22</w:t>
-        </w:r>
-      </w:hyperlink>
+      <w:r>
+        <w:rPr>
+          <w:lang w:val="en_US" w:bidi="en_US"/>
+        </w:rPr>
+        <w:t>Dn 4:22</w:t>
+      </w:r>
       <w:r>
         <w:rPr>
           <w:lang w:val="en_US" w:bidi="en_US"/>
         </w:rPr>
         <w:t xml:space="preserve">, </w:t>
       </w:r>
-      <w:hyperlink r:id="rId33">
-        <w:r>
-          <w:rPr>
-            <w:lang w:val="en_US" w:bidi="en_US"/>
-          </w:rPr>
-          <w:rPr>
-            <w:color w:val="0000EE"/>
-            <w:u w:val="single"/>
-          </w:rPr>
-          <w:t>4:29</w:t>
-        </w:r>
-      </w:hyperlink>
+      <w:r>
+        <w:rPr>
+          <w:lang w:val="en_US" w:bidi="en_US"/>
+        </w:rPr>
+        <w:t>4:29</w:t>
+      </w:r>
       <w:r>
         <w:rPr>
           <w:lang w:val="en_US" w:bidi="en_US"/>
@@ -2594,18 +2438,12 @@
         </w:rPr>
         <w:t xml:space="preserve"> </w:t>
       </w:r>
-      <w:hyperlink r:id="rId34">
-        <w:r>
-          <w:rPr>
-            <w:lang w:val="en_US" w:bidi="en_US"/>
-          </w:rPr>
-          <w:rPr>
-            <w:color w:val="0000EE"/>
-            <w:u w:val="single"/>
-          </w:rPr>
-          <w:t>5:21</w:t>
-        </w:r>
-      </w:hyperlink>
+      <w:r>
+        <w:rPr>
+          <w:lang w:val="en_US" w:bidi="en_US"/>
+        </w:rPr>
+        <w:t>5:21</w:t>
+      </w:r>
       <w:r>
         <w:rPr>
           <w:lang w:val="en_US" w:bidi="en_US"/>
@@ -2687,18 +2525,12 @@
         </w:rPr>
         <w:t xml:space="preserve"> </w:t>
       </w:r>
-      <w:hyperlink r:id="rId35">
-        <w:r>
-          <w:rPr>
-            <w:lang w:val="en_US" w:bidi="en_US"/>
-          </w:rPr>
-          <w:rPr>
-            <w:color w:val="0000EE"/>
-            <w:u w:val="single"/>
-          </w:rPr>
-          <w:t>Dn 2:11</w:t>
-        </w:r>
-      </w:hyperlink>
+      <w:r>
+        <w:rPr>
+          <w:lang w:val="en_US" w:bidi="en_US"/>
+        </w:rPr>
+        <w:t>Dn 2:11</w:t>
+      </w:r>
       <w:r>
         <w:rPr>
           <w:lang w:val="en_US" w:bidi="en_US"/>
@@ -2818,36 +2650,24 @@
         </w:rPr>
         <w:t xml:space="preserve"> </w:t>
       </w:r>
-      <w:hyperlink r:id="rId36">
-        <w:r>
-          <w:rPr>
-            <w:lang w:val="en_US" w:bidi="en_US"/>
-          </w:rPr>
-          <w:rPr>
-            <w:color w:val="0000EE"/>
-            <w:u w:val="single"/>
-          </w:rPr>
-          <w:t>Dn 6:17</w:t>
-        </w:r>
-      </w:hyperlink>
+      <w:r>
+        <w:rPr>
+          <w:lang w:val="en_US" w:bidi="en_US"/>
+        </w:rPr>
+        <w:t>Dn 6:17</w:t>
+      </w:r>
       <w:r>
         <w:rPr>
           <w:lang w:val="en_US" w:bidi="en_US"/>
         </w:rPr>
         <w:t xml:space="preserve">, </w:t>
       </w:r>
-      <w:hyperlink r:id="rId37">
-        <w:r>
-          <w:rPr>
-            <w:lang w:val="en_US" w:bidi="en_US"/>
-          </w:rPr>
-          <w:rPr>
-            <w:color w:val="0000EE"/>
-            <w:u w:val="single"/>
-          </w:rPr>
-          <w:t>6:21</w:t>
-        </w:r>
-      </w:hyperlink>
+      <w:r>
+        <w:rPr>
+          <w:lang w:val="en_US" w:bidi="en_US"/>
+        </w:rPr>
+        <w:t>6:21</w:t>
+      </w:r>
       <w:r>
         <w:rPr>
           <w:lang w:val="en_US" w:bidi="en_US"/>
@@ -2948,18 +2768,12 @@
         </w:rPr>
         <w:t xml:space="preserve">: </w:t>
       </w:r>
-      <w:hyperlink r:id="rId38">
-        <w:r>
-          <w:rPr>
-            <w:lang w:val="en_US" w:bidi="en_US"/>
-          </w:rPr>
-          <w:rPr>
-            <w:color w:val="0000EE"/>
-            <w:u w:val="single"/>
-          </w:rPr>
-          <w:t>Dn 3:1</w:t>
-        </w:r>
-      </w:hyperlink>
+      <w:r>
+        <w:rPr>
+          <w:lang w:val="en_US" w:bidi="en_US"/>
+        </w:rPr>
+        <w:t>Dn 3:1</w:t>
+      </w:r>
       <w:r>
         <w:rPr>
           <w:lang w:val="en_US" w:bidi="en_US"/>
@@ -3315,18 +3129,12 @@
         </w:rPr>
         <w:t xml:space="preserve"> </w:t>
       </w:r>
-      <w:hyperlink r:id="rId39">
-        <w:r>
-          <w:rPr>
-            <w:lang w:val="en_US" w:bidi="en_US"/>
-          </w:rPr>
-          <w:rPr>
-            <w:color w:val="0000EE"/>
-            <w:u w:val="single"/>
-          </w:rPr>
-          <w:t>Dn 7:23</w:t>
-        </w:r>
-      </w:hyperlink>
+      <w:r>
+        <w:rPr>
+          <w:lang w:val="en_US" w:bidi="en_US"/>
+        </w:rPr>
+        <w:t>Dn 7:23</w:t>
+      </w:r>
       <w:r>
         <w:rPr>
           <w:lang w:val="en_US" w:bidi="en_US"/>
@@ -3460,18 +3268,12 @@
         </w:rPr>
         <w:t xml:space="preserve"> </w:t>
       </w:r>
-      <w:hyperlink r:id="rId40">
-        <w:r>
-          <w:rPr>
-            <w:lang w:val="en_US" w:bidi="en_US"/>
-          </w:rPr>
-          <w:rPr>
-            <w:color w:val="0000EE"/>
-            <w:u w:val="single"/>
-          </w:rPr>
-          <w:t>Dn 6:19</w:t>
-        </w:r>
-      </w:hyperlink>
+      <w:r>
+        <w:rPr>
+          <w:lang w:val="en_US" w:bidi="en_US"/>
+        </w:rPr>
+        <w:t>Dn 6:19</w:t>
+      </w:r>
       <w:r>
         <w:rPr>
           <w:lang w:val="en_US" w:bidi="en_US"/>
@@ -3682,54 +3484,36 @@
         </w:rPr>
         <w:t xml:space="preserve"> (</w:t>
       </w:r>
-      <w:hyperlink r:id="rId41">
-        <w:r>
-          <w:rPr>
-            <w:lang w:val="en_US" w:bidi="en_US"/>
-          </w:rPr>
-          <w:rPr>
-            <w:color w:val="0000EE"/>
-            <w:u w:val="single"/>
-          </w:rPr>
-          <w:t>5:2</w:t>
-        </w:r>
-      </w:hyperlink>
+      <w:r>
+        <w:rPr>
+          <w:lang w:val="en_US" w:bidi="en_US"/>
+        </w:rPr>
+        <w:t>5:2</w:t>
+      </w:r>
       <w:r>
         <w:rPr>
           <w:lang w:val="en_US" w:bidi="en_US"/>
         </w:rPr>
         <w:t xml:space="preserve">, </w:t>
       </w:r>
-      <w:hyperlink r:id="rId42">
-        <w:r>
-          <w:rPr>
-            <w:lang w:val="en_US" w:bidi="en_US"/>
-          </w:rPr>
-          <w:rPr>
-            <w:color w:val="0000EE"/>
-            <w:u w:val="single"/>
-          </w:rPr>
-          <w:t>5:3</w:t>
-        </w:r>
-      </w:hyperlink>
+      <w:r>
+        <w:rPr>
+          <w:lang w:val="en_US" w:bidi="en_US"/>
+        </w:rPr>
+        <w:t>5:3</w:t>
+      </w:r>
       <w:r>
         <w:rPr>
           <w:lang w:val="en_US" w:bidi="en_US"/>
         </w:rPr>
         <w:t xml:space="preserve">, </w:t>
       </w:r>
-      <w:hyperlink r:id="rId43">
-        <w:r>
-          <w:rPr>
-            <w:lang w:val="en_US" w:bidi="en_US"/>
-          </w:rPr>
-          <w:rPr>
-            <w:color w:val="0000EE"/>
-            <w:u w:val="single"/>
-          </w:rPr>
-          <w:t>5:23</w:t>
-        </w:r>
-      </w:hyperlink>
+      <w:r>
+        <w:rPr>
+          <w:lang w:val="en_US" w:bidi="en_US"/>
+        </w:rPr>
+        <w:t>5:23</w:t>
+      </w:r>
       <w:r>
         <w:rPr>
           <w:lang w:val="en_US" w:bidi="en_US"/>
@@ -3920,18 +3704,12 @@
         </w:rPr>
         <w:t xml:space="preserve"> </w:t>
       </w:r>
-      <w:hyperlink r:id="rId44">
-        <w:r>
-          <w:rPr>
-            <w:lang w:val="en_US" w:bidi="en_US"/>
-          </w:rPr>
-          <w:rPr>
-            <w:color w:val="0000EE"/>
-            <w:u w:val="single"/>
-          </w:rPr>
-          <w:t>Dn 5:19</w:t>
-        </w:r>
-      </w:hyperlink>
+      <w:r>
+        <w:rPr>
+          <w:lang w:val="en_US" w:bidi="en_US"/>
+        </w:rPr>
+        <w:t>Dn 5:19</w:t>
+      </w:r>
       <w:r>
         <w:rPr>
           <w:lang w:val="en_US" w:bidi="en_US"/>
@@ -3962,18 +3740,12 @@
         </w:rPr>
         <w:t xml:space="preserve"> of king, </w:t>
       </w:r>
-      <w:hyperlink r:id="rId45">
-        <w:r>
-          <w:rPr>
-            <w:lang w:val="en_US" w:bidi="en_US"/>
-          </w:rPr>
-          <w:rPr>
-            <w:color w:val="0000EE"/>
-            <w:u w:val="single"/>
-          </w:rPr>
-          <w:t>6:27</w:t>
-        </w:r>
-      </w:hyperlink>
+      <w:r>
+        <w:rPr>
+          <w:lang w:val="en_US" w:bidi="en_US"/>
+        </w:rPr>
+        <w:t>6:27</w:t>
+      </w:r>
       <w:r>
         <w:rPr>
           <w:lang w:val="en_US" w:bidi="en_US"/>
@@ -4031,18 +3803,12 @@
         </w:rPr>
         <w:t xml:space="preserve"> </w:t>
       </w:r>
-      <w:hyperlink r:id="rId46">
-        <w:r>
-          <w:rPr>
-            <w:lang w:val="en_US" w:bidi="en_US"/>
-          </w:rPr>
-          <w:rPr>
-            <w:color w:val="0000EE"/>
-            <w:u w:val="single"/>
-          </w:rPr>
-          <w:t>2:31</w:t>
-        </w:r>
-      </w:hyperlink>
+      <w:r>
+        <w:rPr>
+          <w:lang w:val="en_US" w:bidi="en_US"/>
+        </w:rPr>
+        <w:t>2:31</w:t>
+      </w:r>
       <w:r>
         <w:rPr>
           <w:lang w:val="en_US" w:bidi="en_US"/>
@@ -4061,36 +3827,24 @@
         </w:rPr>
         <w:t xml:space="preserve"> </w:t>
       </w:r>
-      <w:hyperlink r:id="rId47">
-        <w:r>
-          <w:rPr>
-            <w:lang w:val="en_US" w:bidi="en_US"/>
-          </w:rPr>
-          <w:rPr>
-            <w:color w:val="0000EE"/>
-            <w:u w:val="single"/>
-          </w:rPr>
-          <w:t>7:7</w:t>
-        </w:r>
-      </w:hyperlink>
+      <w:r>
+        <w:rPr>
+          <w:lang w:val="en_US" w:bidi="en_US"/>
+        </w:rPr>
+        <w:t>7:7</w:t>
+      </w:r>
       <w:r>
         <w:rPr>
           <w:lang w:val="en_US" w:bidi="en_US"/>
         </w:rPr>
         <w:t xml:space="preserve">, </w:t>
       </w:r>
-      <w:hyperlink r:id="rId48">
-        <w:r>
-          <w:rPr>
-            <w:lang w:val="en_US" w:bidi="en_US"/>
-          </w:rPr>
-          <w:rPr>
-            <w:color w:val="0000EE"/>
-            <w:u w:val="single"/>
-          </w:rPr>
-          <w:t>7:19</w:t>
-        </w:r>
-      </w:hyperlink>
+      <w:r>
+        <w:rPr>
+          <w:lang w:val="en_US" w:bidi="en_US"/>
+        </w:rPr>
+        <w:t>7:19</w:t>
+      </w:r>
       <w:r>
         <w:rPr>
           <w:lang w:val="en_US" w:bidi="en_US"/>
@@ -4135,18 +3889,12 @@
         </w:rPr>
         <w:t xml:space="preserve"> </w:t>
       </w:r>
-      <w:hyperlink r:id="rId49">
-        <w:r>
-          <w:rPr>
-            <w:lang w:val="en_US" w:bidi="en_US"/>
-          </w:rPr>
-          <w:rPr>
-            <w:color w:val="0000EE"/>
-            <w:u w:val="single"/>
-          </w:rPr>
-          <w:t>4:2</w:t>
-        </w:r>
-      </w:hyperlink>
+      <w:r>
+        <w:rPr>
+          <w:lang w:val="en_US" w:bidi="en_US"/>
+        </w:rPr>
+        <w:t>4:2</w:t>
+      </w:r>
       <w:r>
         <w:rPr>
           <w:lang w:val="en_US" w:bidi="en_US"/>
@@ -4681,36 +4429,24 @@
         </w:rPr>
         <w:t xml:space="preserve">): a. </w:t>
       </w:r>
-      <w:hyperlink r:id="rId50">
-        <w:r>
-          <w:rPr>
-            <w:lang w:val="en_US" w:bidi="en_US"/>
-          </w:rPr>
-          <w:rPr>
-            <w:color w:val="0000EE"/>
-            <w:u w:val="single"/>
-          </w:rPr>
-          <w:t>Je 10:11</w:t>
-        </w:r>
-      </w:hyperlink>
+      <w:r>
+        <w:rPr>
+          <w:lang w:val="en_US" w:bidi="en_US"/>
+        </w:rPr>
+        <w:t>Je 10:11</w:t>
+      </w:r>
       <w:r>
         <w:rPr>
           <w:lang w:val="en_US" w:bidi="en_US"/>
         </w:rPr>
         <w:t xml:space="preserve">, </w:t>
       </w:r>
-      <w:hyperlink r:id="rId35">
-        <w:r>
-          <w:rPr>
-            <w:lang w:val="en_US" w:bidi="en_US"/>
-          </w:rPr>
-          <w:rPr>
-            <w:color w:val="0000EE"/>
-            <w:u w:val="single"/>
-          </w:rPr>
-          <w:t>Dn 2:11</w:t>
-        </w:r>
-      </w:hyperlink>
+      <w:r>
+        <w:rPr>
+          <w:lang w:val="en_US" w:bidi="en_US"/>
+        </w:rPr>
+        <w:t>Dn 2:11</w:t>
+      </w:r>
       <w:r>
         <w:rPr>
           <w:lang w:val="en_US" w:bidi="en_US"/>
@@ -4742,18 +4478,12 @@
         </w:rPr>
         <w:t xml:space="preserve"> dwelling, v:</w:t>
       </w:r>
-      <w:hyperlink r:id="rId51">
-        <w:r>
-          <w:rPr>
-            <w:lang w:val="en_US" w:bidi="en_US"/>
-          </w:rPr>
-          <w:rPr>
-            <w:color w:val="0000EE"/>
-            <w:u w:val="single"/>
-          </w:rPr>
-          <w:t>24</w:t>
-        </w:r>
-      </w:hyperlink>
+      <w:r>
+        <w:rPr>
+          <w:lang w:val="en_US" w:bidi="en_US"/>
+        </w:rPr>
+        <w:t>24</w:t>
+      </w:r>
       <w:r>
         <w:rPr>
           <w:lang w:val="en_US" w:bidi="en_US"/>
@@ -4785,18 +4515,12 @@
         </w:rPr>
         <w:t xml:space="preserve"> the king had appointed, v:</w:t>
       </w:r>
-      <w:hyperlink r:id="rId52">
-        <w:r>
-          <w:rPr>
-            <w:lang w:val="en_US" w:bidi="en_US"/>
-          </w:rPr>
-          <w:rPr>
-            <w:color w:val="0000EE"/>
-            <w:u w:val="single"/>
-          </w:rPr>
-          <w:t>26</w:t>
-        </w:r>
-      </w:hyperlink>
+      <w:r>
+        <w:rPr>
+          <w:lang w:val="en_US" w:bidi="en_US"/>
+        </w:rPr>
+        <w:t>26</w:t>
+      </w:r>
       <w:r>
         <w:rPr>
           <w:lang w:val="en_US" w:bidi="en_US"/>
@@ -4828,54 +4552,36 @@
         </w:rPr>
         <w:t xml:space="preserve"> name was B., </w:t>
       </w:r>
-      <w:hyperlink r:id="rId53">
-        <w:r>
-          <w:rPr>
-            <w:lang w:val="en_US" w:bidi="en_US"/>
-          </w:rPr>
-          <w:rPr>
-            <w:color w:val="0000EE"/>
-            <w:u w:val="single"/>
-          </w:rPr>
-          <w:t>4:5</w:t>
-        </w:r>
-      </w:hyperlink>
+      <w:r>
+        <w:rPr>
+          <w:lang w:val="en_US" w:bidi="en_US"/>
+        </w:rPr>
+        <w:t>4:5</w:t>
+      </w:r>
       <w:r>
         <w:rPr>
           <w:lang w:val="en_US" w:bidi="en_US"/>
         </w:rPr>
         <w:t xml:space="preserve">, </w:t>
       </w:r>
-      <w:hyperlink r:id="rId54">
-        <w:r>
-          <w:rPr>
-            <w:lang w:val="en_US" w:bidi="en_US"/>
-          </w:rPr>
-          <w:rPr>
-            <w:color w:val="0000EE"/>
-            <w:u w:val="single"/>
-          </w:rPr>
-          <w:t>5:12</w:t>
-        </w:r>
-      </w:hyperlink>
+      <w:r>
+        <w:rPr>
+          <w:lang w:val="en_US" w:bidi="en_US"/>
+        </w:rPr>
+        <w:t>5:12</w:t>
+      </w:r>
       <w:r>
         <w:rPr>
           <w:lang w:val="en_US" w:bidi="en_US"/>
         </w:rPr>
         <w:t xml:space="preserve">, </w:t>
       </w:r>
-      <w:hyperlink r:id="rId43">
-        <w:r>
-          <w:rPr>
-            <w:lang w:val="en_US" w:bidi="en_US"/>
-          </w:rPr>
-          <w:rPr>
-            <w:color w:val="0000EE"/>
-            <w:u w:val="single"/>
-          </w:rPr>
-          <w:t>5:23</w:t>
-        </w:r>
-      </w:hyperlink>
+      <w:r>
+        <w:rPr>
+          <w:lang w:val="en_US" w:bidi="en_US"/>
+        </w:rPr>
+        <w:t>5:23</w:t>
+      </w:r>
       <w:r>
         <w:rPr>
           <w:lang w:val="en_US" w:bidi="en_US"/>
@@ -4895,18 +4601,12 @@
         </w:rPr>
         <w:t xml:space="preserve"> </w:t>
       </w:r>
-      <w:hyperlink r:id="rId55">
-        <w:r>
-          <w:rPr>
-            <w:lang w:val="en_US" w:bidi="en_US"/>
-          </w:rPr>
-          <w:rPr>
-            <w:color w:val="0000EE"/>
-            <w:u w:val="single"/>
-          </w:rPr>
-          <w:t>2:23</w:t>
-        </w:r>
-      </w:hyperlink>
+      <w:r>
+        <w:rPr>
+          <w:lang w:val="en_US" w:bidi="en_US"/>
+        </w:rPr>
+        <w:t>2:23</w:t>
+      </w:r>
       <w:r>
         <w:rPr>
           <w:lang w:val="en_US" w:bidi="en_US"/>
@@ -4926,54 +4626,36 @@
         </w:rPr>
         <w:t xml:space="preserve"> </w:t>
       </w:r>
-      <w:hyperlink r:id="rId56">
-        <w:r>
-          <w:rPr>
-            <w:lang w:val="en_US" w:bidi="en_US"/>
-          </w:rPr>
-          <w:rPr>
-            <w:color w:val="0000EE"/>
-            <w:u w:val="single"/>
-          </w:rPr>
-          <w:t>Ezr 7:25</w:t>
-        </w:r>
-      </w:hyperlink>
+      <w:r>
+        <w:rPr>
+          <w:lang w:val="en_US" w:bidi="en_US"/>
+        </w:rPr>
+        <w:t>Ezr 7:25</w:t>
+      </w:r>
       <w:r>
         <w:rPr>
           <w:lang w:val="en_US" w:bidi="en_US"/>
         </w:rPr>
         <w:t xml:space="preserve">; </w:t>
       </w:r>
-      <w:hyperlink r:id="rId57">
-        <w:r>
-          <w:rPr>
-            <w:lang w:val="en_US" w:bidi="en_US"/>
-          </w:rPr>
-          <w:rPr>
-            <w:color w:val="0000EE"/>
-            <w:u w:val="single"/>
-          </w:rPr>
-          <w:t>6:15</w:t>
-        </w:r>
-      </w:hyperlink>
+      <w:r>
+        <w:rPr>
+          <w:lang w:val="en_US" w:bidi="en_US"/>
+        </w:rPr>
+        <w:t>6:15</w:t>
+      </w:r>
       <w:r>
         <w:rPr>
           <w:lang w:val="en_US" w:bidi="en_US"/>
         </w:rPr>
         <w:t xml:space="preserve">, </w:t>
       </w:r>
-      <w:hyperlink r:id="rId58">
-        <w:r>
-          <w:rPr>
-            <w:lang w:val="en_US" w:bidi="en_US"/>
-          </w:rPr>
-          <w:rPr>
-            <w:color w:val="0000EE"/>
-            <w:u w:val="single"/>
-          </w:rPr>
-          <w:t>Dn 7:17</w:t>
-        </w:r>
-      </w:hyperlink>
+      <w:r>
+        <w:rPr>
+          <w:lang w:val="en_US" w:bidi="en_US"/>
+        </w:rPr>
+        <w:t>Dn 7:17</w:t>
+      </w:r>
       <w:r>
         <w:rPr>
           <w:lang w:val="en_US" w:bidi="en_US"/>
@@ -5042,18 +4724,12 @@
         </w:rPr>
         <w:t xml:space="preserve">), </w:t>
       </w:r>
-      <w:hyperlink r:id="rId59">
-        <w:r>
-          <w:rPr>
-            <w:lang w:val="en_US" w:bidi="en_US"/>
-          </w:rPr>
-          <w:rPr>
-            <w:color w:val="0000EE"/>
-            <w:u w:val="single"/>
-          </w:rPr>
-          <w:t>Dn 2:37</w:t>
-        </w:r>
-      </w:hyperlink>
+      <w:r>
+        <w:rPr>
+          <w:lang w:val="en_US" w:bidi="en_US"/>
+        </w:rPr>
+        <w:t>Dn 2:37</w:t>
+      </w:r>
       <w:r>
         <w:rPr>
           <w:lang w:val="en_US" w:bidi="en_US"/>
@@ -5097,36 +4773,24 @@
         </w:rPr>
         <w:t xml:space="preserve">... hath given, </w:t>
       </w:r>
-      <w:hyperlink r:id="rId60">
-        <w:r>
-          <w:rPr>
-            <w:lang w:val="en_US" w:bidi="en_US"/>
-          </w:rPr>
-          <w:rPr>
-            <w:color w:val="0000EE"/>
-            <w:u w:val="single"/>
-          </w:rPr>
-          <w:t>4:19</w:t>
-        </w:r>
-      </w:hyperlink>
+      <w:r>
+        <w:rPr>
+          <w:lang w:val="en_US" w:bidi="en_US"/>
+        </w:rPr>
+        <w:t>4:19</w:t>
+      </w:r>
       <w:r>
         <w:rPr>
           <w:lang w:val="en_US" w:bidi="en_US"/>
         </w:rPr>
         <w:t xml:space="preserve">, </w:t>
       </w:r>
-      <w:hyperlink r:id="rId61">
-        <w:r>
-          <w:rPr>
-            <w:lang w:val="en_US" w:bidi="en_US"/>
-          </w:rPr>
-          <w:rPr>
-            <w:color w:val="0000EE"/>
-            <w:u w:val="single"/>
-          </w:rPr>
-          <w:t>4:6</w:t>
-        </w:r>
-      </w:hyperlink>
+      <w:r>
+        <w:rPr>
+          <w:lang w:val="en_US" w:bidi="en_US"/>
+        </w:rPr>
+        <w:t>4:6</w:t>
+      </w:r>
       <w:r>
         <w:rPr>
           <w:lang w:val="en_US" w:bidi="en_US"/>
@@ -5209,18 +4873,12 @@
         </w:rPr>
         <w:t xml:space="preserve"> </w:t>
       </w:r>
-      <w:hyperlink r:id="rId62">
-        <w:r>
-          <w:rPr>
-            <w:lang w:val="en_US" w:bidi="en_US"/>
-          </w:rPr>
-          <w:rPr>
-            <w:color w:val="0000EE"/>
-            <w:u w:val="single"/>
-          </w:rPr>
-          <w:t>Ezr 6:1</w:t>
-        </w:r>
-      </w:hyperlink>
+      <w:r>
+        <w:rPr>
+          <w:lang w:val="en_US" w:bidi="en_US"/>
+        </w:rPr>
+        <w:t>Ezr 6:1</w:t>
+      </w:r>
       <w:r>
         <w:rPr>
           <w:lang w:val="en_US" w:bidi="en_US"/>
@@ -5239,36 +4897,24 @@
         </w:rPr>
         <w:t xml:space="preserve"> alone </w:t>
       </w:r>
-      <w:hyperlink r:id="rId19">
-        <w:r>
-          <w:rPr>
-            <w:lang w:val="en_US" w:bidi="en_US"/>
-          </w:rPr>
-          <w:rPr>
-            <w:color w:val="0000EE"/>
-            <w:u w:val="single"/>
-          </w:rPr>
-          <w:t>6:3</w:t>
-        </w:r>
-      </w:hyperlink>
+      <w:r>
+        <w:rPr>
+          <w:lang w:val="en_US" w:bidi="en_US"/>
+        </w:rPr>
+        <w:t>6:3</w:t>
+      </w:r>
       <w:r>
         <w:rPr>
           <w:lang w:val="en_US" w:bidi="en_US"/>
         </w:rPr>
         <w:t xml:space="preserve">, </w:t>
       </w:r>
-      <w:hyperlink r:id="rId26">
-        <w:r>
-          <w:rPr>
-            <w:lang w:val="en_US" w:bidi="en_US"/>
-          </w:rPr>
-          <w:rPr>
-            <w:color w:val="0000EE"/>
-            <w:u w:val="single"/>
-          </w:rPr>
-          <w:t>Dn 2:38</w:t>
-        </w:r>
-      </w:hyperlink>
+      <w:r>
+        <w:rPr>
+          <w:lang w:val="en_US" w:bidi="en_US"/>
+        </w:rPr>
+        <w:t>Dn 2:38</w:t>
+      </w:r>
       <w:r>
         <w:rPr>
           <w:lang w:val="en_US" w:bidi="en_US"/>
@@ -5300,36 +4946,24 @@
         </w:rPr>
         <w:t xml:space="preserve"> etc., </w:t>
       </w:r>
-      <w:hyperlink r:id="rId63">
-        <w:r>
-          <w:rPr>
-            <w:lang w:val="en_US" w:bidi="en_US"/>
-          </w:rPr>
-          <w:rPr>
-            <w:color w:val="0000EE"/>
-            <w:u w:val="single"/>
-          </w:rPr>
-          <w:t>3:5</w:t>
-        </w:r>
-      </w:hyperlink>
+      <w:r>
+        <w:rPr>
+          <w:lang w:val="en_US" w:bidi="en_US"/>
+        </w:rPr>
+        <w:t>3:5</w:t>
+      </w:r>
       <w:r>
         <w:rPr>
           <w:lang w:val="en_US" w:bidi="en_US"/>
         </w:rPr>
         <w:t xml:space="preserve">, </w:t>
       </w:r>
-      <w:hyperlink r:id="rId64">
-        <w:r>
-          <w:rPr>
-            <w:lang w:val="en_US" w:bidi="en_US"/>
-          </w:rPr>
-          <w:rPr>
-            <w:color w:val="0000EE"/>
-            <w:u w:val="single"/>
-          </w:rPr>
-          <w:t>3:15</w:t>
-        </w:r>
-      </w:hyperlink>
+      <w:r>
+        <w:rPr>
+          <w:lang w:val="en_US" w:bidi="en_US"/>
+        </w:rPr>
+        <w:t>3:15</w:t>
+      </w:r>
       <w:r>
         <w:rPr>
           <w:lang w:val="en_US" w:bidi="en_US"/>
@@ -5360,18 +4994,12 @@
         </w:rPr>
         <w:t xml:space="preserve">, </w:t>
       </w:r>
-      <w:hyperlink r:id="rId65">
-        <w:r>
-          <w:rPr>
-            <w:lang w:val="en_US" w:bidi="en_US"/>
-          </w:rPr>
-          <w:rPr>
-            <w:color w:val="0000EE"/>
-            <w:u w:val="single"/>
-          </w:rPr>
-          <w:t>Dn 6:9</w:t>
-        </w:r>
-      </w:hyperlink>
+      <w:r>
+        <w:rPr>
+          <w:lang w:val="en_US" w:bidi="en_US"/>
+        </w:rPr>
+        <w:t>Dn 6:9</w:t>
+      </w:r>
       <w:r>
         <w:rPr>
           <w:lang w:val="en_US" w:bidi="en_US"/>
@@ -5403,36 +5031,24 @@
         </w:rPr>
         <w:t xml:space="preserve"> is not to be changed, </w:t>
       </w:r>
-      <w:hyperlink r:id="rId66">
-        <w:r>
-          <w:rPr>
-            <w:lang w:val="en_US" w:bidi="en_US"/>
-          </w:rPr>
-          <w:rPr>
-            <w:color w:val="0000EE"/>
-            <w:u w:val="single"/>
-          </w:rPr>
-          <w:t>Ezr 6:8</w:t>
-        </w:r>
-      </w:hyperlink>
+      <w:r>
+        <w:rPr>
+          <w:lang w:val="en_US" w:bidi="en_US"/>
+        </w:rPr>
+        <w:t>Ezr 6:8</w:t>
+      </w:r>
       <w:r>
         <w:rPr>
           <w:lang w:val="en_US" w:bidi="en_US"/>
         </w:rPr>
         <w:t xml:space="preserve">; a place- or other determination, </w:t>
       </w:r>
-      <w:hyperlink r:id="rId67">
-        <w:r>
-          <w:rPr>
-            <w:lang w:val="en_US" w:bidi="en_US"/>
-          </w:rPr>
-          <w:rPr>
-            <w:color w:val="0000EE"/>
-            <w:u w:val="single"/>
-          </w:rPr>
-          <w:t>Dn 3:20</w:t>
-        </w:r>
-      </w:hyperlink>
+      <w:r>
+        <w:rPr>
+          <w:lang w:val="en_US" w:bidi="en_US"/>
+        </w:rPr>
+        <w:t>Dn 3:20</w:t>
+      </w:r>
       <w:r>
         <w:rPr>
           <w:lang w:val="en_US" w:bidi="en_US"/>
@@ -5464,18 +5080,12 @@
         </w:rPr>
         <w:t xml:space="preserve"> were in his army, </w:t>
       </w:r>
-      <w:hyperlink r:id="rId41">
-        <w:r>
-          <w:rPr>
-            <w:lang w:val="en_US" w:bidi="en_US"/>
-          </w:rPr>
-          <w:rPr>
-            <w:color w:val="0000EE"/>
-            <w:u w:val="single"/>
-          </w:rPr>
-          <w:t>5:2</w:t>
-        </w:r>
-      </w:hyperlink>
+      <w:r>
+        <w:rPr>
+          <w:lang w:val="en_US" w:bidi="en_US"/>
+        </w:rPr>
+        <w:t>5:2</w:t>
+      </w:r>
       <w:r>
         <w:rPr>
           <w:lang w:val="en_US" w:bidi="en_US"/>
@@ -5494,162 +5104,108 @@
         </w:rPr>
         <w:t xml:space="preserve">, </w:t>
       </w:r>
-      <w:hyperlink r:id="rId68">
-        <w:r>
-          <w:rPr>
-            <w:lang w:val="en_US" w:bidi="en_US"/>
-          </w:rPr>
-          <w:rPr>
-            <w:color w:val="0000EE"/>
-            <w:u w:val="single"/>
-          </w:rPr>
-          <w:t>7:20</w:t>
-        </w:r>
-      </w:hyperlink>
+      <w:r>
+        <w:rPr>
+          <w:lang w:val="en_US" w:bidi="en_US"/>
+        </w:rPr>
+        <w:t>7:20</w:t>
+      </w:r>
       <w:r>
         <w:rPr>
           <w:lang w:val="en_US" w:bidi="en_US"/>
         </w:rPr>
         <w:t xml:space="preserve">, </w:t>
       </w:r>
-      <w:hyperlink r:id="rId69">
-        <w:r>
-          <w:rPr>
-            <w:lang w:val="en_US" w:bidi="en_US"/>
-          </w:rPr>
-          <w:rPr>
-            <w:color w:val="0000EE"/>
-            <w:u w:val="single"/>
-          </w:rPr>
-          <w:t>Ezr 4:24</w:t>
-        </w:r>
-      </w:hyperlink>
+      <w:r>
+        <w:rPr>
+          <w:lang w:val="en_US" w:bidi="en_US"/>
+        </w:rPr>
+        <w:t>Ezr 4:24</w:t>
+      </w:r>
       <w:r>
         <w:rPr>
           <w:lang w:val="en_US" w:bidi="en_US"/>
         </w:rPr>
         <w:t xml:space="preserve">, </w:t>
       </w:r>
-      <w:hyperlink r:id="rId70">
-        <w:r>
-          <w:rPr>
-            <w:lang w:val="en_US" w:bidi="en_US"/>
-          </w:rPr>
-          <w:rPr>
-            <w:color w:val="0000EE"/>
-            <w:u w:val="single"/>
-          </w:rPr>
-          <w:t>5:6</w:t>
-        </w:r>
-      </w:hyperlink>
+      <w:r>
+        <w:rPr>
+          <w:lang w:val="en_US" w:bidi="en_US"/>
+        </w:rPr>
+        <w:t>5:6</w:t>
+      </w:r>
       <w:r>
         <w:rPr>
           <w:lang w:val="en_US" w:bidi="en_US"/>
         </w:rPr>
         <w:t xml:space="preserve">, </w:t>
       </w:r>
-      <w:hyperlink r:id="rId71">
-        <w:r>
-          <w:rPr>
-            <w:lang w:val="en_US" w:bidi="en_US"/>
-          </w:rPr>
-          <w:rPr>
-            <w:color w:val="0000EE"/>
-            <w:u w:val="single"/>
-          </w:rPr>
-          <w:t>6:2</w:t>
-        </w:r>
-      </w:hyperlink>
+      <w:r>
+        <w:rPr>
+          <w:lang w:val="en_US" w:bidi="en_US"/>
+        </w:rPr>
+        <w:t>6:2</w:t>
+      </w:r>
       <w:r>
         <w:rPr>
           <w:lang w:val="en_US" w:bidi="en_US"/>
         </w:rPr>
         <w:t xml:space="preserve">, </w:t>
       </w:r>
-      <w:hyperlink r:id="rId72">
-        <w:r>
-          <w:rPr>
-            <w:lang w:val="en_US" w:bidi="en_US"/>
-          </w:rPr>
-          <w:rPr>
-            <w:color w:val="0000EE"/>
-            <w:u w:val="single"/>
-          </w:rPr>
-          <w:t>6:6</w:t>
-        </w:r>
-      </w:hyperlink>
+      <w:r>
+        <w:rPr>
+          <w:lang w:val="en_US" w:bidi="en_US"/>
+        </w:rPr>
+        <w:t>6:6</w:t>
+      </w:r>
       <w:r>
         <w:rPr>
           <w:lang w:val="en_US" w:bidi="en_US"/>
         </w:rPr>
         <w:t xml:space="preserve">; cf. </w:t>
       </w:r>
-      <w:hyperlink r:id="rId73">
-        <w:r>
-          <w:rPr>
-            <w:lang w:val="en_US" w:bidi="en_US"/>
-          </w:rPr>
-          <w:rPr>
-            <w:color w:val="0000EE"/>
-            <w:u w:val="single"/>
-          </w:rPr>
-          <w:t>Dn 2:25</w:t>
-        </w:r>
-      </w:hyperlink>
+      <w:r>
+        <w:rPr>
+          <w:lang w:val="en_US" w:bidi="en_US"/>
+        </w:rPr>
+        <w:t>Dn 2:25</w:t>
+      </w:r>
       <w:r>
         <w:rPr>
           <w:lang w:val="en_US" w:bidi="en_US"/>
         </w:rPr>
         <w:t xml:space="preserve">, </w:t>
       </w:r>
-      <w:hyperlink r:id="rId74">
-        <w:r>
-          <w:rPr>
-            <w:lang w:val="en_US" w:bidi="en_US"/>
-          </w:rPr>
-          <w:rPr>
-            <w:color w:val="0000EE"/>
-            <w:u w:val="single"/>
-          </w:rPr>
-          <w:t>5:13</w:t>
-        </w:r>
-      </w:hyperlink>
+      <w:r>
+        <w:rPr>
+          <w:lang w:val="en_US" w:bidi="en_US"/>
+        </w:rPr>
+        <w:t>5:13</w:t>
+      </w:r>
       <w:r>
         <w:rPr>
           <w:lang w:val="en_US" w:bidi="en_US"/>
         </w:rPr>
         <w:t xml:space="preserve">, </w:t>
       </w:r>
-      <w:hyperlink r:id="rId47">
-        <w:r>
-          <w:rPr>
-            <w:lang w:val="en_US" w:bidi="en_US"/>
-          </w:rPr>
-          <w:rPr>
-            <w:color w:val="0000EE"/>
-            <w:u w:val="single"/>
-          </w:rPr>
-          <w:t>7:7</w:t>
-        </w:r>
-      </w:hyperlink>
+      <w:r>
+        <w:rPr>
+          <w:lang w:val="en_US" w:bidi="en_US"/>
+        </w:rPr>
+        <w:t>7:7</w:t>
+      </w:r>
       <w:r>
         <w:rPr>
           <w:lang w:val="en_US" w:bidi="en_US"/>
         </w:rPr>
         <w:t xml:space="preserve">, </w:t>
       </w:r>
-      <w:hyperlink r:id="rId75">
-        <w:r>
-          <w:rPr>
-            <w:lang w:val="en_US" w:bidi="en_US"/>
-          </w:rPr>
-          <w:rPr>
-            <w:color w:val="0000EE"/>
-            <w:u w:val="single"/>
-          </w:rPr>
-          <w:t>Ezr 7:23</w:t>
-        </w:r>
-      </w:hyperlink>
+      <w:r>
+        <w:rPr>
+          <w:lang w:val="en_US" w:bidi="en_US"/>
+        </w:rPr>
+        <w:t>Ezr 7:23</w:t>
+      </w:r>
       <w:r>
         <w:rPr>
           <w:lang w:val="en_US" w:bidi="en_US"/>
@@ -5681,36 +5237,24 @@
         </w:rPr>
         <w:t xml:space="preserve"> </w:t>
       </w:r>
-      <w:hyperlink r:id="rId76">
-        <w:r>
-          <w:rPr>
-            <w:lang w:val="en_US" w:bidi="en_US"/>
-          </w:rPr>
-          <w:rPr>
-            <w:color w:val="0000EE"/>
-            <w:u w:val="single"/>
-          </w:rPr>
-          <w:t>Ezr 6:9</w:t>
-        </w:r>
-      </w:hyperlink>
+      <w:r>
+        <w:rPr>
+          <w:lang w:val="en_US" w:bidi="en_US"/>
+        </w:rPr>
+        <w:t>Ezr 6:9</w:t>
+      </w:r>
       <w:r>
         <w:rPr>
           <w:lang w:val="en_US" w:bidi="en_US"/>
         </w:rPr>
         <w:t xml:space="preserve">, </w:t>
       </w:r>
-      <w:hyperlink r:id="rId77">
-        <w:r>
-          <w:rPr>
-            <w:lang w:val="en_US" w:bidi="en_US"/>
-          </w:rPr>
-          <w:rPr>
-            <w:color w:val="0000EE"/>
-            <w:u w:val="single"/>
-          </w:rPr>
-          <w:t>7:22</w:t>
-        </w:r>
-      </w:hyperlink>
+      <w:r>
+        <w:rPr>
+          <w:lang w:val="en_US" w:bidi="en_US"/>
+        </w:rPr>
+        <w:t>7:22</w:t>
+      </w:r>
       <w:r>
         <w:rPr>
           <w:lang w:val="en_US" w:bidi="en_US"/>
@@ -5729,72 +5273,48 @@
         </w:rPr>
         <w:t xml:space="preserve"> Targum </w:t>
       </w:r>
-      <w:hyperlink r:id="rId78">
-        <w:r>
-          <w:rPr>
-            <w:lang w:val="en_US" w:bidi="en_US"/>
-          </w:rPr>
-          <w:rPr>
-            <w:color w:val="0000EE"/>
-            <w:u w:val="single"/>
-          </w:rPr>
-          <w:t>Gn 15:2</w:t>
-        </w:r>
-      </w:hyperlink>
+      <w:r>
+        <w:rPr>
+          <w:lang w:val="en_US" w:bidi="en_US"/>
+        </w:rPr>
+        <w:t>Gn 15:2</w:t>
+      </w:r>
       <w:r>
         <w:rPr>
           <w:lang w:val="en_US" w:bidi="en_US"/>
         </w:rPr>
         <w:t xml:space="preserve">, </w:t>
       </w:r>
-      <w:hyperlink r:id="rId79">
-        <w:r>
-          <w:rPr>
-            <w:lang w:val="en_US" w:bidi="en_US"/>
-          </w:rPr>
-          <w:rPr>
-            <w:color w:val="0000EE"/>
-            <w:u w:val="single"/>
-          </w:rPr>
-          <w:t>Ex 21:11</w:t>
-        </w:r>
-      </w:hyperlink>
+      <w:r>
+        <w:rPr>
+          <w:lang w:val="en_US" w:bidi="en_US"/>
+        </w:rPr>
+        <w:t>Ex 21:11</w:t>
+      </w:r>
       <w:r>
         <w:rPr>
           <w:lang w:val="en_US" w:bidi="en_US"/>
         </w:rPr>
         <w:t xml:space="preserve">); cf. </w:t>
       </w:r>
-      <w:hyperlink r:id="rId80">
-        <w:r>
-          <w:rPr>
-            <w:lang w:val="en_US" w:bidi="en_US"/>
-          </w:rPr>
-          <w:rPr>
-            <w:color w:val="0000EE"/>
-            <w:u w:val="single"/>
-          </w:rPr>
-          <w:t>Dn 2:34</w:t>
-        </w:r>
-      </w:hyperlink>
+      <w:r>
+        <w:rPr>
+          <w:lang w:val="en_US" w:bidi="en_US"/>
+        </w:rPr>
+        <w:t>Dn 2:34</w:t>
+      </w:r>
       <w:r>
         <w:rPr>
           <w:lang w:val="en_US" w:bidi="en_US"/>
         </w:rPr>
         <w:t xml:space="preserve">, </w:t>
       </w:r>
-      <w:hyperlink r:id="rId81">
-        <w:r>
-          <w:rPr>
-            <w:lang w:val="en_US" w:bidi="en_US"/>
-          </w:rPr>
-          <w:rPr>
-            <w:color w:val="0000EE"/>
-            <w:u w:val="single"/>
-          </w:rPr>
-          <w:t>2:45</w:t>
-        </w:r>
-      </w:hyperlink>
+      <w:r>
+        <w:rPr>
+          <w:lang w:val="en_US" w:bidi="en_US"/>
+        </w:rPr>
+        <w:t>2:45</w:t>
+      </w:r>
       <w:r>
         <w:rPr>
           <w:lang w:val="en_US" w:bidi="en_US"/>
@@ -5901,36 +5421,24 @@
         </w:rPr>
         <w:t xml:space="preserve"> so † </w:t>
       </w:r>
-      <w:hyperlink r:id="rId82">
-        <w:r>
-          <w:rPr>
-            <w:lang w:val="en_US" w:bidi="en_US"/>
-          </w:rPr>
-          <w:rPr>
-            <w:color w:val="0000EE"/>
-            <w:u w:val="single"/>
-          </w:rPr>
-          <w:t>Dn 3:6</w:t>
-        </w:r>
-      </w:hyperlink>
+      <w:r>
+        <w:rPr>
+          <w:lang w:val="en_US" w:bidi="en_US"/>
+        </w:rPr>
+        <w:t>Dn 3:6</w:t>
+      </w:r>
       <w:r>
         <w:rPr>
           <w:lang w:val="en_US" w:bidi="en_US"/>
         </w:rPr>
         <w:t xml:space="preserve">, </w:t>
       </w:r>
-      <w:hyperlink r:id="rId83">
-        <w:r>
-          <w:rPr>
-            <w:lang w:val="en_US" w:bidi="en_US"/>
-          </w:rPr>
-          <w:rPr>
-            <w:color w:val="0000EE"/>
-            <w:u w:val="single"/>
-          </w:rPr>
-          <w:t>3:11</w:t>
-        </w:r>
-      </w:hyperlink>
+      <w:r>
+        <w:rPr>
+          <w:lang w:val="en_US" w:bidi="en_US"/>
+        </w:rPr>
+        <w:t>3:11</w:t>
+      </w:r>
       <w:r>
         <w:rPr>
           <w:lang w:val="en_US" w:bidi="en_US"/>
@@ -5962,18 +5470,12 @@
         </w:rPr>
         <w:t xml:space="preserve"> does not fall down, </w:t>
       </w:r>
-      <w:hyperlink r:id="rId23">
-        <w:r>
-          <w:rPr>
-            <w:lang w:val="en_US" w:bidi="en_US"/>
-          </w:rPr>
-          <w:rPr>
-            <w:color w:val="0000EE"/>
-            <w:u w:val="single"/>
-          </w:rPr>
-          <w:t>4:14</w:t>
-        </w:r>
-      </w:hyperlink>
+      <w:r>
+        <w:rPr>
+          <w:lang w:val="en_US" w:bidi="en_US"/>
+        </w:rPr>
+        <w:t>4:14</w:t>
+      </w:r>
       <w:r>
         <w:rPr>
           <w:lang w:val="en_US" w:bidi="en_US"/>
@@ -6005,54 +5507,36 @@
         </w:rPr>
         <w:t xml:space="preserve"> he willeth, v:</w:t>
       </w:r>
-      <w:hyperlink r:id="rId32">
-        <w:r>
-          <w:rPr>
-            <w:lang w:val="en_US" w:bidi="en_US"/>
-          </w:rPr>
-          <w:rPr>
-            <w:color w:val="0000EE"/>
-            <w:u w:val="single"/>
-          </w:rPr>
-          <w:t>22</w:t>
-        </w:r>
-      </w:hyperlink>
+      <w:r>
+        <w:rPr>
+          <w:lang w:val="en_US" w:bidi="en_US"/>
+        </w:rPr>
+        <w:t>22</w:t>
+      </w:r>
       <w:r>
         <w:rPr>
           <w:lang w:val="en_US" w:bidi="en_US"/>
         </w:rPr>
         <w:t>, v:</w:t>
       </w:r>
-      <w:hyperlink r:id="rId33">
-        <w:r>
-          <w:rPr>
-            <w:lang w:val="en_US" w:bidi="en_US"/>
-          </w:rPr>
-          <w:rPr>
-            <w:color w:val="0000EE"/>
-            <w:u w:val="single"/>
-          </w:rPr>
-          <w:t>29</w:t>
-        </w:r>
-      </w:hyperlink>
+      <w:r>
+        <w:rPr>
+          <w:lang w:val="en_US" w:bidi="en_US"/>
+        </w:rPr>
+        <w:t>29</w:t>
+      </w:r>
       <w:r>
         <w:rPr>
           <w:lang w:val="en_US" w:bidi="en_US"/>
         </w:rPr>
         <w:t xml:space="preserve">, </w:t>
       </w:r>
-      <w:hyperlink r:id="rId34">
-        <w:r>
-          <w:rPr>
-            <w:lang w:val="en_US" w:bidi="en_US"/>
-          </w:rPr>
-          <w:rPr>
-            <w:color w:val="0000EE"/>
-            <w:u w:val="single"/>
-          </w:rPr>
-          <w:t>5:21</w:t>
-        </w:r>
-      </w:hyperlink>
+      <w:r>
+        <w:rPr>
+          <w:lang w:val="en_US" w:bidi="en_US"/>
+        </w:rPr>
+        <w:t>5:21</w:t>
+      </w:r>
       <w:r>
         <w:rPr>
           <w:lang w:val="en_US" w:bidi="en_US"/>
@@ -6097,18 +5581,12 @@
         </w:rPr>
         <w:t xml:space="preserve">), † </w:t>
       </w:r>
-      <w:hyperlink r:id="rId84">
-        <w:r>
-          <w:rPr>
-            <w:lang w:val="en_US" w:bidi="en_US"/>
-          </w:rPr>
-          <w:rPr>
-            <w:color w:val="0000EE"/>
-            <w:u w:val="single"/>
-          </w:rPr>
-          <w:t>Dn 2:28</w:t>
-        </w:r>
-      </w:hyperlink>
+      <w:r>
+        <w:rPr>
+          <w:lang w:val="en_US" w:bidi="en_US"/>
+        </w:rPr>
+        <w:t>Dn 2:28</w:t>
+      </w:r>
       <w:r>
         <w:rPr>
           <w:lang w:val="en_US" w:bidi="en_US"/>
@@ -6127,90 +5605,60 @@
         </w:rPr>
         <w:t xml:space="preserve"> what will be, v:</w:t>
       </w:r>
-      <w:hyperlink r:id="rId85">
-        <w:r>
-          <w:rPr>
-            <w:lang w:val="en_US" w:bidi="en_US"/>
-          </w:rPr>
-          <w:rPr>
-            <w:color w:val="0000EE"/>
-            <w:u w:val="single"/>
-          </w:rPr>
-          <w:t>29</w:t>
-        </w:r>
-      </w:hyperlink>
+      <w:r>
+        <w:rPr>
+          <w:lang w:val="en_US" w:bidi="en_US"/>
+        </w:rPr>
+        <w:t>29</w:t>
+      </w:r>
       <w:r>
         <w:rPr>
           <w:lang w:val="en_US" w:bidi="en_US"/>
         </w:rPr>
         <w:t>, v:</w:t>
       </w:r>
-      <w:hyperlink r:id="rId85">
-        <w:r>
-          <w:rPr>
-            <w:lang w:val="en_US" w:bidi="en_US"/>
-          </w:rPr>
-          <w:rPr>
-            <w:color w:val="0000EE"/>
-            <w:u w:val="single"/>
-          </w:rPr>
-          <w:t>29</w:t>
-        </w:r>
-      </w:hyperlink>
+      <w:r>
+        <w:rPr>
+          <w:lang w:val="en_US" w:bidi="en_US"/>
+        </w:rPr>
+        <w:t>29</w:t>
+      </w:r>
       <w:r>
         <w:rPr>
           <w:lang w:val="en_US" w:bidi="en_US"/>
         </w:rPr>
         <w:t>, v:</w:t>
       </w:r>
-      <w:hyperlink r:id="rId81">
-        <w:r>
-          <w:rPr>
-            <w:lang w:val="en_US" w:bidi="en_US"/>
-          </w:rPr>
-          <w:rPr>
-            <w:color w:val="0000EE"/>
-            <w:u w:val="single"/>
-          </w:rPr>
-          <w:t>45</w:t>
-        </w:r>
-      </w:hyperlink>
+      <w:r>
+        <w:rPr>
+          <w:lang w:val="en_US" w:bidi="en_US"/>
+        </w:rPr>
+        <w:t>45</w:t>
+      </w:r>
       <w:r>
         <w:rPr>
           <w:lang w:val="en_US" w:bidi="en_US"/>
         </w:rPr>
         <w:t xml:space="preserve">, </w:t>
       </w:r>
-      <w:hyperlink r:id="rId66">
-        <w:r>
-          <w:rPr>
-            <w:lang w:val="en_US" w:bidi="en_US"/>
-          </w:rPr>
-          <w:rPr>
-            <w:color w:val="0000EE"/>
-            <w:u w:val="single"/>
-          </w:rPr>
-          <w:t>Ezr 6:8</w:t>
-        </w:r>
-      </w:hyperlink>
+      <w:r>
+        <w:rPr>
+          <w:lang w:val="en_US" w:bidi="en_US"/>
+        </w:rPr>
+        <w:t>Ezr 6:8</w:t>
+      </w:r>
       <w:r>
         <w:rPr>
           <w:lang w:val="en_US" w:bidi="en_US"/>
         </w:rPr>
         <w:t xml:space="preserve">, </w:t>
       </w:r>
-      <w:hyperlink r:id="rId86">
-        <w:r>
-          <w:rPr>
-            <w:lang w:val="en_US" w:bidi="en_US"/>
-          </w:rPr>
-          <w:rPr>
-            <w:color w:val="0000EE"/>
-            <w:u w:val="single"/>
-          </w:rPr>
-          <w:t>7:18</w:t>
-        </w:r>
-      </w:hyperlink>
+      <w:r>
+        <w:rPr>
+          <w:lang w:val="en_US" w:bidi="en_US"/>
+        </w:rPr>
+        <w:t>7:18</w:t>
+      </w:r>
       <w:r>
         <w:rPr>
           <w:lang w:val="en_US" w:bidi="en_US"/>
@@ -6262,18 +5710,12 @@
         </w:rPr>
         <w:t xml:space="preserve"> </w:t>
       </w:r>
-      <w:hyperlink r:id="rId87">
-        <w:r>
-          <w:rPr>
-            <w:lang w:val="en_US" w:bidi="en_US"/>
-          </w:rPr>
-          <w:rPr>
-            <w:color w:val="0000EE"/>
-            <w:u w:val="single"/>
-          </w:rPr>
-          <w:t>Dn 2:15</w:t>
-        </w:r>
-      </w:hyperlink>
+      <w:r>
+        <w:rPr>
+          <w:lang w:val="en_US" w:bidi="en_US"/>
+        </w:rPr>
+        <w:t>Dn 2:15</w:t>
+      </w:r>
       <w:r>
         <w:rPr>
           <w:lang w:val="en_US" w:bidi="en_US"/>
@@ -6342,54 +5784,36 @@
         </w:rPr>
         <w:t xml:space="preserve"> constantly), v:</w:t>
       </w:r>
-      <w:hyperlink r:id="rId88">
-        <w:r>
-          <w:rPr>
-            <w:lang w:val="en_US" w:bidi="en_US"/>
-          </w:rPr>
-          <w:rPr>
-            <w:color w:val="0000EE"/>
-            <w:u w:val="single"/>
-          </w:rPr>
-          <w:t>19</w:t>
-        </w:r>
-      </w:hyperlink>
+      <w:r>
+        <w:rPr>
+          <w:lang w:val="en_US" w:bidi="en_US"/>
+        </w:rPr>
+        <w:t>19</w:t>
+      </w:r>
       <w:r>
         <w:rPr>
           <w:lang w:val="en_US" w:bidi="en_US"/>
         </w:rPr>
         <w:t>, v:</w:t>
       </w:r>
-      <w:hyperlink r:id="rId73">
-        <w:r>
-          <w:rPr>
-            <w:lang w:val="en_US" w:bidi="en_US"/>
-          </w:rPr>
-          <w:rPr>
-            <w:color w:val="0000EE"/>
-            <w:u w:val="single"/>
-          </w:rPr>
-          <w:t>25</w:t>
-        </w:r>
-      </w:hyperlink>
+      <w:r>
+        <w:rPr>
+          <w:lang w:val="en_US" w:bidi="en_US"/>
+        </w:rPr>
+        <w:t>25</w:t>
+      </w:r>
       <w:r>
         <w:rPr>
           <w:lang w:val="en_US" w:bidi="en_US"/>
         </w:rPr>
         <w:t>, v:</w:t>
       </w:r>
-      <w:hyperlink r:id="rId89">
-        <w:r>
-          <w:rPr>
-            <w:lang w:val="en_US" w:bidi="en_US"/>
-          </w:rPr>
-          <w:rPr>
-            <w:color w:val="0000EE"/>
-            <w:u w:val="single"/>
-          </w:rPr>
-          <w:t>49</w:t>
-        </w:r>
-      </w:hyperlink>
+      <w:r>
+        <w:rPr>
+          <w:lang w:val="en_US" w:bidi="en_US"/>
+        </w:rPr>
+        <w:t>49</w:t>
+      </w:r>
       <w:r>
         <w:rPr>
           <w:lang w:val="en_US" w:bidi="en_US"/>
@@ -6420,108 +5844,72 @@
         </w:rPr>
         <w:t xml:space="preserve"> in such cases may be either in the emph. state (determined), as ll. cc. </w:t>
       </w:r>
-      <w:hyperlink r:id="rId90">
-        <w:r>
-          <w:rPr>
-            <w:lang w:val="en_US" w:bidi="en_US"/>
-          </w:rPr>
-          <w:rPr>
-            <w:color w:val="0000EE"/>
-            <w:u w:val="single"/>
-          </w:rPr>
-          <w:t>Ezr 4:15</w:t>
-        </w:r>
-      </w:hyperlink>
+      <w:r>
+        <w:rPr>
+          <w:lang w:val="en_US" w:bidi="en_US"/>
+        </w:rPr>
+        <w:t>Ezr 4:15</w:t>
+      </w:r>
       <w:r>
         <w:rPr>
           <w:lang w:val="en_US" w:bidi="en_US"/>
         </w:rPr>
         <w:t xml:space="preserve">, </w:t>
       </w:r>
-      <w:hyperlink r:id="rId91">
-        <w:r>
-          <w:rPr>
-            <w:lang w:val="en_US" w:bidi="en_US"/>
-          </w:rPr>
-          <w:rPr>
-            <w:color w:val="0000EE"/>
-            <w:u w:val="single"/>
-          </w:rPr>
-          <w:t>5:2</w:t>
-        </w:r>
-      </w:hyperlink>
+      <w:r>
+        <w:rPr>
+          <w:lang w:val="en_US" w:bidi="en_US"/>
+        </w:rPr>
+        <w:t>5:2</w:t>
+      </w:r>
       <w:r>
         <w:rPr>
           <w:lang w:val="en_US" w:bidi="en_US"/>
         </w:rPr>
         <w:t xml:space="preserve">, etc., or in the abs. state (undetermined), </w:t>
       </w:r>
-      <w:hyperlink r:id="rId92">
-        <w:r>
-          <w:rPr>
-            <w:lang w:val="en_US" w:bidi="en_US"/>
-          </w:rPr>
-          <w:rPr>
-            <w:color w:val="0000EE"/>
-            <w:u w:val="single"/>
-          </w:rPr>
-          <w:t>Dn 5:5</w:t>
-        </w:r>
-      </w:hyperlink>
+      <w:r>
+        <w:rPr>
+          <w:lang w:val="en_US" w:bidi="en_US"/>
+        </w:rPr>
+        <w:t>Dn 5:5</w:t>
+      </w:r>
       <w:r>
         <w:rPr>
           <w:lang w:val="en_US" w:bidi="en_US"/>
         </w:rPr>
         <w:t xml:space="preserve">, </w:t>
       </w:r>
-      <w:hyperlink r:id="rId93">
-        <w:r>
-          <w:rPr>
-            <w:lang w:val="en_US" w:bidi="en_US"/>
-          </w:rPr>
-          <w:rPr>
-            <w:color w:val="0000EE"/>
-            <w:u w:val="single"/>
-          </w:rPr>
-          <w:t>7:4</w:t>
-        </w:r>
-      </w:hyperlink>
+      <w:r>
+        <w:rPr>
+          <w:lang w:val="en_US" w:bidi="en_US"/>
+        </w:rPr>
+        <w:t>7:4</w:t>
+      </w:r>
       <w:r>
         <w:rPr>
           <w:lang w:val="en_US" w:bidi="en_US"/>
         </w:rPr>
         <w:t xml:space="preserve">, </w:t>
       </w:r>
-      <w:hyperlink r:id="rId94">
-        <w:r>
-          <w:rPr>
-            <w:lang w:val="en_US" w:bidi="en_US"/>
-          </w:rPr>
-          <w:rPr>
-            <w:color w:val="0000EE"/>
-            <w:u w:val="single"/>
-          </w:rPr>
-          <w:t>7:9</w:t>
-        </w:r>
-      </w:hyperlink>
+      <w:r>
+        <w:rPr>
+          <w:lang w:val="en_US" w:bidi="en_US"/>
+        </w:rPr>
+        <w:t>7:9</w:t>
+      </w:r>
       <w:r>
         <w:rPr>
           <w:lang w:val="en_US" w:bidi="en_US"/>
         </w:rPr>
         <w:t xml:space="preserve">, </w:t>
       </w:r>
-      <w:hyperlink r:id="rId95">
-        <w:r>
-          <w:rPr>
-            <w:lang w:val="en_US" w:bidi="en_US"/>
-          </w:rPr>
-          <w:rPr>
-            <w:color w:val="0000EE"/>
-            <w:u w:val="single"/>
-          </w:rPr>
-          <w:t>7:10</w:t>
-        </w:r>
-      </w:hyperlink>
+      <w:r>
+        <w:rPr>
+          <w:lang w:val="en_US" w:bidi="en_US"/>
+        </w:rPr>
+        <w:t>7:10</w:t>
+      </w:r>
       <w:r>
         <w:rPr>
           <w:lang w:val="en_US" w:bidi="en_US"/>
@@ -6540,18 +5928,12 @@
         </w:rPr>
         <w:t xml:space="preserve">; or it may have a pleon. sf., </w:t>
       </w:r>
-      <w:hyperlink r:id="rId96">
-        <w:r>
-          <w:rPr>
-            <w:lang w:val="en_US" w:bidi="en_US"/>
-          </w:rPr>
-          <w:rPr>
-            <w:color w:val="0000EE"/>
-            <w:u w:val="single"/>
-          </w:rPr>
-          <w:t>2:20</w:t>
-        </w:r>
-      </w:hyperlink>
+      <w:r>
+        <w:rPr>
+          <w:lang w:val="en_US" w:bidi="en_US"/>
+        </w:rPr>
+        <w:t>2:20</w:t>
+      </w:r>
       <w:r>
         <w:rPr>
           <w:lang w:val="en_US" w:bidi="en_US"/>
@@ -6596,90 +5978,60 @@
         </w:rPr>
         <w:t>, v:</w:t>
       </w:r>
-      <w:hyperlink r:id="rId97">
-        <w:r>
-          <w:rPr>
-            <w:lang w:val="en_US" w:bidi="en_US"/>
-          </w:rPr>
-          <w:rPr>
-            <w:color w:val="0000EE"/>
-            <w:u w:val="single"/>
-          </w:rPr>
-          <w:t>44</w:t>
-        </w:r>
-      </w:hyperlink>
+      <w:r>
+        <w:rPr>
+          <w:lang w:val="en_US" w:bidi="en_US"/>
+        </w:rPr>
+        <w:t>44</w:t>
+      </w:r>
       <w:r>
         <w:rPr>
           <w:lang w:val="en_US" w:bidi="en_US"/>
         </w:rPr>
         <w:t xml:space="preserve">, </w:t>
       </w:r>
-      <w:hyperlink r:id="rId98">
-        <w:r>
-          <w:rPr>
-            <w:lang w:val="en_US" w:bidi="en_US"/>
-          </w:rPr>
-          <w:rPr>
-            <w:color w:val="0000EE"/>
-            <w:u w:val="single"/>
-          </w:rPr>
-          <w:t>3:8</w:t>
-        </w:r>
-      </w:hyperlink>
+      <w:r>
+        <w:rPr>
+          <w:lang w:val="en_US" w:bidi="en_US"/>
+        </w:rPr>
+        <w:t>3:8</w:t>
+      </w:r>
       <w:r>
         <w:rPr>
           <w:lang w:val="en_US" w:bidi="en_US"/>
         </w:rPr>
         <w:t xml:space="preserve">, </w:t>
       </w:r>
-      <w:hyperlink r:id="rId99">
-        <w:r>
-          <w:rPr>
-            <w:lang w:val="en_US" w:bidi="en_US"/>
-          </w:rPr>
-          <w:rPr>
-            <w:color w:val="0000EE"/>
-            <w:u w:val="single"/>
-          </w:rPr>
-          <w:t>3:25</w:t>
-        </w:r>
-      </w:hyperlink>
+      <w:r>
+        <w:rPr>
+          <w:lang w:val="en_US" w:bidi="en_US"/>
+        </w:rPr>
+        <w:t>3:25</w:t>
+      </w:r>
       <w:r>
         <w:rPr>
           <w:lang w:val="en_US" w:bidi="en_US"/>
         </w:rPr>
         <w:t xml:space="preserve">, </w:t>
       </w:r>
-      <w:hyperlink r:id="rId100">
-        <w:r>
-          <w:rPr>
-            <w:lang w:val="en_US" w:bidi="en_US"/>
-          </w:rPr>
-          <w:rPr>
-            <w:color w:val="0000EE"/>
-            <w:u w:val="single"/>
-          </w:rPr>
-          <w:t>3:26</w:t>
-        </w:r>
-      </w:hyperlink>
+      <w:r>
+        <w:rPr>
+          <w:lang w:val="en_US" w:bidi="en_US"/>
+        </w:rPr>
+        <w:t>3:26</w:t>
+      </w:r>
       <w:r>
         <w:rPr>
           <w:lang w:val="en_US" w:bidi="en_US"/>
         </w:rPr>
         <w:t xml:space="preserve">, </w:t>
       </w:r>
-      <w:hyperlink r:id="rId101">
-        <w:r>
-          <w:rPr>
-            <w:lang w:val="en_US" w:bidi="en_US"/>
-          </w:rPr>
-          <w:rPr>
-            <w:color w:val="0000EE"/>
-            <w:u w:val="single"/>
-          </w:rPr>
-          <w:t>4:23</w:t>
-        </w:r>
-      </w:hyperlink>
+      <w:r>
+        <w:rPr>
+          <w:lang w:val="en_US" w:bidi="en_US"/>
+        </w:rPr>
+        <w:t>4:23</w:t>
+      </w:r>
       <w:r>
         <w:rPr>
           <w:lang w:val="en_US" w:bidi="en_US"/>
@@ -6711,18 +6063,12 @@
         </w:rPr>
         <w:t xml:space="preserve"> </w:t>
       </w:r>
-      <w:hyperlink r:id="rId26">
-        <w:r>
-          <w:rPr>
-            <w:lang w:val="en_US" w:bidi="en_US"/>
-          </w:rPr>
-          <w:rPr>
-            <w:color w:val="0000EE"/>
-            <w:u w:val="single"/>
-          </w:rPr>
-          <w:t>Dn 2:38</w:t>
-        </w:r>
-      </w:hyperlink>
+      <w:r>
+        <w:rPr>
+          <w:lang w:val="en_US" w:bidi="en_US"/>
+        </w:rPr>
+        <w:t>Dn 2:38</w:t>
+      </w:r>
       <w:r>
         <w:rPr>
           <w:lang w:val="en_US" w:bidi="en_US"/>
@@ -6741,126 +6087,84 @@
         </w:rPr>
         <w:t xml:space="preserve"> the head of gold, v:</w:t>
       </w:r>
-      <w:hyperlink r:id="rId102">
-        <w:r>
-          <w:rPr>
-            <w:lang w:val="en_US" w:bidi="en_US"/>
-          </w:rPr>
-          <w:rPr>
-            <w:color w:val="0000EE"/>
-            <w:u w:val="single"/>
-          </w:rPr>
-          <w:t>39</w:t>
-        </w:r>
-      </w:hyperlink>
+      <w:r>
+        <w:rPr>
+          <w:lang w:val="en_US" w:bidi="en_US"/>
+        </w:rPr>
+        <w:t>39</w:t>
+      </w:r>
       <w:r>
         <w:rPr>
           <w:lang w:val="en_US" w:bidi="en_US"/>
         </w:rPr>
         <w:t xml:space="preserve">, </w:t>
       </w:r>
-      <w:hyperlink r:id="rId38">
-        <w:r>
-          <w:rPr>
-            <w:lang w:val="en_US" w:bidi="en_US"/>
-          </w:rPr>
-          <w:rPr>
-            <w:color w:val="0000EE"/>
-            <w:u w:val="single"/>
-          </w:rPr>
-          <w:t>3:1</w:t>
-        </w:r>
-      </w:hyperlink>
+      <w:r>
+        <w:rPr>
+          <w:lang w:val="en_US" w:bidi="en_US"/>
+        </w:rPr>
+        <w:t>3:1</w:t>
+      </w:r>
       <w:r>
         <w:rPr>
           <w:lang w:val="en_US" w:bidi="en_US"/>
         </w:rPr>
         <w:t xml:space="preserve">, </w:t>
       </w:r>
-      <w:hyperlink r:id="rId103">
-        <w:r>
-          <w:rPr>
-            <w:lang w:val="en_US" w:bidi="en_US"/>
-          </w:rPr>
-          <w:rPr>
-            <w:color w:val="0000EE"/>
-            <w:u w:val="single"/>
-          </w:rPr>
-          <w:t>5:7</w:t>
-        </w:r>
-      </w:hyperlink>
+      <w:r>
+        <w:rPr>
+          <w:lang w:val="en_US" w:bidi="en_US"/>
+        </w:rPr>
+        <w:t>5:7</w:t>
+      </w:r>
       <w:r>
         <w:rPr>
           <w:lang w:val="en_US" w:bidi="en_US"/>
         </w:rPr>
         <w:t xml:space="preserve">, </w:t>
       </w:r>
-      <w:hyperlink r:id="rId104">
-        <w:r>
-          <w:rPr>
-            <w:lang w:val="en_US" w:bidi="en_US"/>
-          </w:rPr>
-          <w:rPr>
-            <w:color w:val="0000EE"/>
-            <w:u w:val="single"/>
-          </w:rPr>
-          <w:t>5:16</w:t>
-        </w:r>
-      </w:hyperlink>
+      <w:r>
+        <w:rPr>
+          <w:lang w:val="en_US" w:bidi="en_US"/>
+        </w:rPr>
+        <w:t>5:16</w:t>
+      </w:r>
       <w:r>
         <w:rPr>
           <w:lang w:val="en_US" w:bidi="en_US"/>
         </w:rPr>
         <w:t xml:space="preserve">, </w:t>
       </w:r>
-      <w:hyperlink r:id="rId105">
-        <w:r>
-          <w:rPr>
-            <w:lang w:val="en_US" w:bidi="en_US"/>
-          </w:rPr>
-          <w:rPr>
-            <w:color w:val="0000EE"/>
-            <w:u w:val="single"/>
-          </w:rPr>
-          <w:t>Ezr 5:14</w:t>
-        </w:r>
-      </w:hyperlink>
+      <w:r>
+        <w:rPr>
+          <w:lang w:val="en_US" w:bidi="en_US"/>
+        </w:rPr>
+        <w:t>Ezr 5:14</w:t>
+      </w:r>
       <w:r>
         <w:rPr>
           <w:lang w:val="en_US" w:bidi="en_US"/>
         </w:rPr>
         <w:t xml:space="preserve">, </w:t>
       </w:r>
-      <w:hyperlink r:id="rId106">
-        <w:r>
-          <w:rPr>
-            <w:lang w:val="en_US" w:bidi="en_US"/>
-          </w:rPr>
-          <w:rPr>
-            <w:color w:val="0000EE"/>
-            <w:u w:val="single"/>
-          </w:rPr>
-          <w:t>6:4</w:t>
-        </w:r>
-      </w:hyperlink>
+      <w:r>
+        <w:rPr>
+          <w:lang w:val="en_US" w:bidi="en_US"/>
+        </w:rPr>
+        <w:t>6:4</w:t>
+      </w:r>
       <w:r>
         <w:rPr>
           <w:lang w:val="en_US" w:bidi="en_US"/>
         </w:rPr>
         <w:t xml:space="preserve"> +; as predic. </w:t>
       </w:r>
-      <w:hyperlink r:id="rId107">
-        <w:r>
-          <w:rPr>
-            <w:lang w:val="en_US" w:bidi="en_US"/>
-          </w:rPr>
-          <w:rPr>
-            <w:color w:val="0000EE"/>
-            <w:u w:val="single"/>
-          </w:rPr>
-          <w:t>Dn 2:32</w:t>
-        </w:r>
-      </w:hyperlink>
+      <w:r>
+        <w:rPr>
+          <w:lang w:val="en_US" w:bidi="en_US"/>
+        </w:rPr>
+        <w:t>Dn 2:32</w:t>
+      </w:r>
       <w:r>
         <w:rPr>
           <w:lang w:val="en_US" w:bidi="en_US"/>
@@ -6892,54 +6196,36 @@
         </w:rPr>
         <w:t xml:space="preserve"> fine gold, v:</w:t>
       </w:r>
-      <w:hyperlink r:id="rId108">
-        <w:r>
-          <w:rPr>
-            <w:lang w:val="en_US" w:bidi="en_US"/>
-          </w:rPr>
-          <w:rPr>
-            <w:color w:val="0000EE"/>
-            <w:u w:val="single"/>
-          </w:rPr>
-          <w:t>33</w:t>
-        </w:r>
-      </w:hyperlink>
+      <w:r>
+        <w:rPr>
+          <w:lang w:val="en_US" w:bidi="en_US"/>
+        </w:rPr>
+        <w:t>33</w:t>
+      </w:r>
       <w:r>
         <w:rPr>
           <w:lang w:val="en_US" w:bidi="en_US"/>
         </w:rPr>
         <w:t xml:space="preserve">, </w:t>
       </w:r>
-      <w:hyperlink r:id="rId48">
-        <w:r>
-          <w:rPr>
-            <w:lang w:val="en_US" w:bidi="en_US"/>
-          </w:rPr>
-          <w:rPr>
-            <w:color w:val="0000EE"/>
-            <w:u w:val="single"/>
-          </w:rPr>
-          <w:t>7:19</w:t>
-        </w:r>
-      </w:hyperlink>
+      <w:r>
+        <w:rPr>
+          <w:lang w:val="en_US" w:bidi="en_US"/>
+        </w:rPr>
+        <w:t>7:19</w:t>
+      </w:r>
       <w:r>
         <w:rPr>
           <w:lang w:val="en_US" w:bidi="en_US"/>
         </w:rPr>
         <w:t xml:space="preserve">; with a pron. </w:t>
       </w:r>
-      <w:hyperlink r:id="rId96">
-        <w:r>
-          <w:rPr>
-            <w:lang w:val="en_US" w:bidi="en_US"/>
-          </w:rPr>
-          <w:rPr>
-            <w:color w:val="0000EE"/>
-            <w:u w:val="single"/>
-          </w:rPr>
-          <w:t>Dn 2:20</w:t>
-        </w:r>
-      </w:hyperlink>
+      <w:r>
+        <w:rPr>
+          <w:lang w:val="en_US" w:bidi="en_US"/>
+        </w:rPr>
+        <w:t>Dn 2:20</w:t>
+      </w:r>
       <w:r>
         <w:rPr>
           <w:lang w:val="en_US" w:bidi="en_US"/>
@@ -6971,18 +6257,12 @@
         </w:rPr>
         <w:t xml:space="preserve"> cf. </w:t>
       </w:r>
-      <w:hyperlink r:id="rId45">
-        <w:r>
-          <w:rPr>
-            <w:lang w:val="en_US" w:bidi="en_US"/>
-          </w:rPr>
-          <w:rPr>
-            <w:color w:val="0000EE"/>
-            <w:u w:val="single"/>
-          </w:rPr>
-          <w:t>6:27</w:t>
-        </w:r>
-      </w:hyperlink>
+      <w:r>
+        <w:rPr>
+          <w:lang w:val="en_US" w:bidi="en_US"/>
+        </w:rPr>
+        <w:t>6:27</w:t>
+      </w:r>
       <w:r>
         <w:rPr>
           <w:lang w:val="en_US" w:bidi="en_US"/>
@@ -7001,18 +6281,12 @@
         </w:rPr>
         <w:t xml:space="preserve"> his kingdom (is one) which shall not be destroyed, </w:t>
       </w:r>
-      <w:hyperlink r:id="rId109">
-        <w:r>
-          <w:rPr>
-            <w:lang w:val="en_US" w:bidi="en_US"/>
-          </w:rPr>
-          <w:rPr>
-            <w:color w:val="0000EE"/>
-            <w:u w:val="single"/>
-          </w:rPr>
-          <w:t>7:14</w:t>
-        </w:r>
-      </w:hyperlink>
+      <w:r>
+        <w:rPr>
+          <w:lang w:val="en_US" w:bidi="en_US"/>
+        </w:rPr>
+        <w:t>7:14</w:t>
+      </w:r>
       <w:r>
         <w:rPr>
           <w:lang w:val="en_US" w:bidi="en_US"/>
@@ -7115,90 +6389,60 @@
         </w:rPr>
         <w:t xml:space="preserve">, after vbs. of knowing, </w:t>
       </w:r>
-      <w:hyperlink r:id="rId110">
-        <w:r>
-          <w:rPr>
-            <w:lang w:val="en_US" w:bidi="en_US"/>
-          </w:rPr>
-          <w:rPr>
-            <w:color w:val="0000EE"/>
-            <w:u w:val="single"/>
-          </w:rPr>
-          <w:t>Dn 2:8</w:t>
-        </w:r>
-      </w:hyperlink>
+      <w:r>
+        <w:rPr>
+          <w:lang w:val="en_US" w:bidi="en_US"/>
+        </w:rPr>
+        <w:t>Dn 2:8</w:t>
+      </w:r>
       <w:r>
         <w:rPr>
           <w:lang w:val="en_US" w:bidi="en_US"/>
         </w:rPr>
         <w:t xml:space="preserve">, </w:t>
       </w:r>
-      <w:hyperlink r:id="rId111">
-        <w:r>
-          <w:rPr>
-            <w:lang w:val="en_US" w:bidi="en_US"/>
-          </w:rPr>
-          <w:rPr>
-            <w:color w:val="0000EE"/>
-            <w:u w:val="single"/>
-          </w:rPr>
-          <w:t>2:9</w:t>
-        </w:r>
-      </w:hyperlink>
+      <w:r>
+        <w:rPr>
+          <w:lang w:val="en_US" w:bidi="en_US"/>
+        </w:rPr>
+        <w:t>2:9</w:t>
+      </w:r>
       <w:r>
         <w:rPr>
           <w:lang w:val="en_US" w:bidi="en_US"/>
         </w:rPr>
         <w:t xml:space="preserve">, seeing </w:t>
       </w:r>
-      <w:hyperlink r:id="rId81">
-        <w:r>
-          <w:rPr>
-            <w:lang w:val="en_US" w:bidi="en_US"/>
-          </w:rPr>
-          <w:rPr>
-            <w:color w:val="0000EE"/>
-            <w:u w:val="single"/>
-          </w:rPr>
-          <w:t>2:45</w:t>
-        </w:r>
-      </w:hyperlink>
+      <w:r>
+        <w:rPr>
+          <w:lang w:val="en_US" w:bidi="en_US"/>
+        </w:rPr>
+        <w:t>2:45</w:t>
+      </w:r>
       <w:r>
         <w:rPr>
           <w:lang w:val="en_US" w:bidi="en_US"/>
         </w:rPr>
         <w:t xml:space="preserve">, </w:t>
       </w:r>
-      <w:hyperlink r:id="rId112">
-        <w:r>
-          <w:rPr>
-            <w:lang w:val="en_US" w:bidi="en_US"/>
-          </w:rPr>
-          <w:rPr>
-            <w:color w:val="0000EE"/>
-            <w:u w:val="single"/>
-          </w:rPr>
-          <w:t>3:27</w:t>
-        </w:r>
-      </w:hyperlink>
+      <w:r>
+        <w:rPr>
+          <w:lang w:val="en_US" w:bidi="en_US"/>
+        </w:rPr>
+        <w:t>3:27</w:t>
+      </w:r>
       <w:r>
         <w:rPr>
           <w:lang w:val="en_US" w:bidi="en_US"/>
         </w:rPr>
         <w:t xml:space="preserve">, hearing </w:t>
       </w:r>
-      <w:hyperlink r:id="rId113">
-        <w:r>
-          <w:rPr>
-            <w:lang w:val="en_US" w:bidi="en_US"/>
-          </w:rPr>
-          <w:rPr>
-            <w:color w:val="0000EE"/>
-            <w:u w:val="single"/>
-          </w:rPr>
-          <w:t>5:14</w:t>
-        </w:r>
-      </w:hyperlink>
+      <w:r>
+        <w:rPr>
+          <w:lang w:val="en_US" w:bidi="en_US"/>
+        </w:rPr>
+        <w:t>5:14</w:t>
+      </w:r>
       <w:r>
         <w:rPr>
           <w:lang w:val="en_US" w:bidi="en_US"/>
@@ -7229,54 +6473,36 @@
         </w:rPr>
         <w:t xml:space="preserve">: </w:t>
       </w:r>
-      <w:hyperlink r:id="rId114">
-        <w:r>
-          <w:rPr>
-            <w:lang w:val="en_US" w:bidi="en_US"/>
-          </w:rPr>
-          <w:rPr>
-            <w:color w:val="0000EE"/>
-            <w:u w:val="single"/>
-          </w:rPr>
-          <w:t>3:18</w:t>
-        </w:r>
-      </w:hyperlink>
+      <w:r>
+        <w:rPr>
+          <w:lang w:val="en_US" w:bidi="en_US"/>
+        </w:rPr>
+        <w:t>3:18</w:t>
+      </w:r>
       <w:r>
         <w:rPr>
           <w:lang w:val="en_US" w:bidi="en_US"/>
         </w:rPr>
         <w:t xml:space="preserve">, </w:t>
       </w:r>
-      <w:hyperlink r:id="rId115">
-        <w:r>
-          <w:rPr>
-            <w:lang w:val="en_US" w:bidi="en_US"/>
-          </w:rPr>
-          <w:rPr>
-            <w:color w:val="0000EE"/>
-            <w:u w:val="single"/>
-          </w:rPr>
-          <w:t>Ezr 4:13</w:t>
-        </w:r>
-      </w:hyperlink>
+      <w:r>
+        <w:rPr>
+          <w:lang w:val="en_US" w:bidi="en_US"/>
+        </w:rPr>
+        <w:t>Ezr 4:13</w:t>
+      </w:r>
       <w:r>
         <w:rPr>
           <w:lang w:val="en_US" w:bidi="en_US"/>
         </w:rPr>
         <w:t xml:space="preserve">; </w:t>
       </w:r>
-      <w:hyperlink r:id="rId116">
-        <w:r>
-          <w:rPr>
-            <w:lang w:val="en_US" w:bidi="en_US"/>
-          </w:rPr>
-          <w:rPr>
-            <w:color w:val="0000EE"/>
-            <w:u w:val="single"/>
-          </w:rPr>
-          <w:t>Dn 2:47</w:t>
-        </w:r>
-      </w:hyperlink>
+      <w:r>
+        <w:rPr>
+          <w:lang w:val="en_US" w:bidi="en_US"/>
+        </w:rPr>
+        <w:t>Dn 2:47</w:t>
+      </w:r>
       <w:r>
         <w:rPr>
           <w:lang w:val="en_US" w:bidi="en_US"/>
@@ -7320,18 +6546,12 @@
         </w:rPr>
         <w:t xml:space="preserve"> </w:t>
       </w:r>
-      <w:hyperlink r:id="rId117">
-        <w:r>
-          <w:rPr>
-            <w:lang w:val="en_US" w:bidi="en_US"/>
-          </w:rPr>
-          <w:rPr>
-            <w:color w:val="0000EE"/>
-            <w:u w:val="single"/>
-          </w:rPr>
-          <w:t>Jb 12:2</w:t>
-        </w:r>
-      </w:hyperlink>
+      <w:r>
+        <w:rPr>
+          <w:lang w:val="en_US" w:bidi="en_US"/>
+        </w:rPr>
+        <w:t>Jb 12:2</w:t>
+      </w:r>
       <w:r>
         <w:rPr>
           <w:lang w:val="en_US" w:bidi="en_US"/>
@@ -7364,18 +6584,12 @@
         </w:rPr>
         <w:t xml:space="preserve"> </w:t>
       </w:r>
-      <w:hyperlink r:id="rId118">
-        <w:r>
-          <w:rPr>
-            <w:lang w:val="en_US" w:bidi="en_US"/>
-          </w:rPr>
-          <w:rPr>
-            <w:color w:val="0000EE"/>
-            <w:u w:val="single"/>
-          </w:rPr>
-          <w:t>Dn 2:41</w:t>
-        </w:r>
-      </w:hyperlink>
+      <w:r>
+        <w:rPr>
+          <w:lang w:val="en_US" w:bidi="en_US"/>
+        </w:rPr>
+        <w:t>Dn 2:41</w:t>
+      </w:r>
       <w:r>
         <w:rPr>
           <w:lang w:val="en_US" w:bidi="en_US"/>
@@ -7407,54 +6621,36 @@
         </w:rPr>
         <w:t>) thou sawest, etc. … it shall be a divided kingdom, v:</w:t>
       </w:r>
-      <w:hyperlink r:id="rId21">
-        <w:r>
-          <w:rPr>
-            <w:lang w:val="en_US" w:bidi="en_US"/>
-          </w:rPr>
-          <w:rPr>
-            <w:color w:val="0000EE"/>
-            <w:u w:val="single"/>
-          </w:rPr>
-          <w:t>43</w:t>
-        </w:r>
-      </w:hyperlink>
+      <w:r>
+        <w:rPr>
+          <w:lang w:val="en_US" w:bidi="en_US"/>
+        </w:rPr>
+        <w:t>43</w:t>
+      </w:r>
       <w:r>
         <w:rPr>
           <w:lang w:val="en_US" w:bidi="en_US"/>
         </w:rPr>
         <w:t xml:space="preserve">, </w:t>
       </w:r>
-      <w:hyperlink r:id="rId14">
-        <w:r>
-          <w:rPr>
-            <w:lang w:val="en_US" w:bidi="en_US"/>
-          </w:rPr>
-          <w:rPr>
-            <w:color w:val="0000EE"/>
-            <w:u w:val="single"/>
-          </w:rPr>
-          <w:t>4:20</w:t>
-        </w:r>
-      </w:hyperlink>
+      <w:r>
+        <w:rPr>
+          <w:lang w:val="en_US" w:bidi="en_US"/>
+        </w:rPr>
+        <w:t>4:20</w:t>
+      </w:r>
       <w:r>
         <w:rPr>
           <w:lang w:val="en_US" w:bidi="en_US"/>
         </w:rPr>
         <w:t xml:space="preserve">, </w:t>
       </w:r>
-      <w:hyperlink r:id="rId101">
-        <w:r>
-          <w:rPr>
-            <w:lang w:val="en_US" w:bidi="en_US"/>
-          </w:rPr>
-          <w:rPr>
-            <w:color w:val="0000EE"/>
-            <w:u w:val="single"/>
-          </w:rPr>
-          <w:t>4:23</w:t>
-        </w:r>
-      </w:hyperlink>
+      <w:r>
+        <w:rPr>
+          <w:lang w:val="en_US" w:bidi="en_US"/>
+        </w:rPr>
+        <w:t>4:23</w:t>
+      </w:r>
       <w:r>
         <w:rPr>
           <w:lang w:val="en_US" w:bidi="en_US"/>
@@ -7499,108 +6695,72 @@
         </w:rPr>
         <w:t xml:space="preserve">) </w:t>
       </w:r>
-      <w:hyperlink r:id="rId111">
-        <w:r>
-          <w:rPr>
-            <w:lang w:val="en_US" w:bidi="en_US"/>
-          </w:rPr>
-          <w:rPr>
-            <w:color w:val="0000EE"/>
-            <w:u w:val="single"/>
-          </w:rPr>
-          <w:t>2:9</w:t>
-        </w:r>
-      </w:hyperlink>
+      <w:r>
+        <w:rPr>
+          <w:lang w:val="en_US" w:bidi="en_US"/>
+        </w:rPr>
+        <w:t>2:9</w:t>
+      </w:r>
       <w:r>
         <w:rPr>
           <w:lang w:val="en_US" w:bidi="en_US"/>
         </w:rPr>
         <w:t xml:space="preserve">, </w:t>
       </w:r>
-      <w:hyperlink r:id="rId96">
-        <w:r>
-          <w:rPr>
-            <w:lang w:val="en_US" w:bidi="en_US"/>
-          </w:rPr>
-          <w:rPr>
-            <w:color w:val="0000EE"/>
-            <w:u w:val="single"/>
-          </w:rPr>
-          <w:t>2:20</w:t>
-        </w:r>
-      </w:hyperlink>
+      <w:r>
+        <w:rPr>
+          <w:lang w:val="en_US" w:bidi="en_US"/>
+        </w:rPr>
+        <w:t>2:20</w:t>
+      </w:r>
       <w:r>
         <w:rPr>
           <w:lang w:val="en_US" w:bidi="en_US"/>
         </w:rPr>
         <w:t xml:space="preserve"> b, </w:t>
       </w:r>
-      <w:hyperlink r:id="rId55">
-        <w:r>
-          <w:rPr>
-            <w:lang w:val="en_US" w:bidi="en_US"/>
-          </w:rPr>
-          <w:rPr>
-            <w:color w:val="0000EE"/>
-            <w:u w:val="single"/>
-          </w:rPr>
-          <w:t>2:23</w:t>
-        </w:r>
-      </w:hyperlink>
+      <w:r>
+        <w:rPr>
+          <w:lang w:val="en_US" w:bidi="en_US"/>
+        </w:rPr>
+        <w:t>2:23</w:t>
+      </w:r>
       <w:r>
         <w:rPr>
           <w:lang w:val="en_US" w:bidi="en_US"/>
         </w:rPr>
         <w:t xml:space="preserve"> b, </w:t>
       </w:r>
-      <w:hyperlink r:id="rId116">
-        <w:r>
-          <w:rPr>
-            <w:lang w:val="en_US" w:bidi="en_US"/>
-          </w:rPr>
-          <w:rPr>
-            <w:color w:val="0000EE"/>
-            <w:u w:val="single"/>
-          </w:rPr>
-          <w:t>2:47</w:t>
-        </w:r>
-      </w:hyperlink>
+      <w:r>
+        <w:rPr>
+          <w:lang w:val="en_US" w:bidi="en_US"/>
+        </w:rPr>
+        <w:t>2:47</w:t>
+      </w:r>
       <w:r>
         <w:rPr>
           <w:lang w:val="en_US" w:bidi="en_US"/>
         </w:rPr>
         <w:t xml:space="preserve"> b, </w:t>
       </w:r>
-      <w:hyperlink r:id="rId119">
-        <w:r>
-          <w:rPr>
-            <w:lang w:val="en_US" w:bidi="en_US"/>
-          </w:rPr>
-          <w:rPr>
-            <w:color w:val="0000EE"/>
-            <w:u w:val="single"/>
-          </w:rPr>
-          <w:t>4:15</w:t>
-        </w:r>
-      </w:hyperlink>
+      <w:r>
+        <w:rPr>
+          <w:lang w:val="en_US" w:bidi="en_US"/>
+        </w:rPr>
+        <w:t>4:15</w:t>
+      </w:r>
       <w:r>
         <w:rPr>
           <w:lang w:val="en_US" w:bidi="en_US"/>
         </w:rPr>
         <w:t xml:space="preserve">, </w:t>
       </w:r>
-      <w:hyperlink r:id="rId120">
-        <w:r>
-          <w:rPr>
-            <w:lang w:val="en_US" w:bidi="en_US"/>
-          </w:rPr>
-          <w:rPr>
-            <w:color w:val="0000EE"/>
-            <w:u w:val="single"/>
-          </w:rPr>
-          <w:t>6:24</w:t>
-        </w:r>
-      </w:hyperlink>
+      <w:r>
+        <w:rPr>
+          <w:lang w:val="en_US" w:bidi="en_US"/>
+        </w:rPr>
+        <w:t>6:24</w:t>
+      </w:r>
       <w:r>
         <w:rPr>
           <w:lang w:val="en_US" w:bidi="en_US"/>
@@ -7633,126 +6793,84 @@
         </w:rPr>
         <w:t xml:space="preserve">, after vbs. of asking </w:t>
       </w:r>
-      <w:hyperlink r:id="rId121">
-        <w:r>
-          <w:rPr>
-            <w:lang w:val="en_US" w:bidi="en_US"/>
-          </w:rPr>
-          <w:rPr>
-            <w:color w:val="0000EE"/>
-            <w:u w:val="single"/>
-          </w:rPr>
-          <w:t>Dn 2:16</w:t>
-        </w:r>
-      </w:hyperlink>
+      <w:r>
+        <w:rPr>
+          <w:lang w:val="en_US" w:bidi="en_US"/>
+        </w:rPr>
+        <w:t>Dn 2:16</w:t>
+      </w:r>
       <w:r>
         <w:rPr>
           <w:lang w:val="en_US" w:bidi="en_US"/>
         </w:rPr>
         <w:t xml:space="preserve">, commanding </w:t>
       </w:r>
-      <w:hyperlink r:id="rId122">
-        <w:r>
-          <w:rPr>
-            <w:lang w:val="en_US" w:bidi="en_US"/>
-          </w:rPr>
-          <w:rPr>
-            <w:color w:val="0000EE"/>
-            <w:u w:val="single"/>
-          </w:rPr>
-          <w:t>3:10</w:t>
-        </w:r>
-      </w:hyperlink>
+      <w:r>
+        <w:rPr>
+          <w:lang w:val="en_US" w:bidi="en_US"/>
+        </w:rPr>
+        <w:t>3:10</w:t>
+      </w:r>
       <w:r>
         <w:rPr>
           <w:lang w:val="en_US" w:bidi="en_US"/>
         </w:rPr>
         <w:t xml:space="preserve">, </w:t>
       </w:r>
-      <w:hyperlink r:id="rId123">
-        <w:r>
-          <w:rPr>
-            <w:lang w:val="en_US" w:bidi="en_US"/>
-          </w:rPr>
-          <w:rPr>
-            <w:color w:val="0000EE"/>
-            <w:u w:val="single"/>
-          </w:rPr>
-          <w:t>3:29</w:t>
-        </w:r>
-      </w:hyperlink>
+      <w:r>
+        <w:rPr>
+          <w:lang w:val="en_US" w:bidi="en_US"/>
+        </w:rPr>
+        <w:t>3:29</w:t>
+      </w:r>
       <w:r>
         <w:rPr>
           <w:lang w:val="en_US" w:bidi="en_US"/>
         </w:rPr>
         <w:t xml:space="preserve">, expressing a purpose </w:t>
       </w:r>
-      <w:hyperlink r:id="rId124">
-        <w:r>
-          <w:rPr>
-            <w:lang w:val="en_US" w:bidi="en_US"/>
-          </w:rPr>
-          <w:rPr>
-            <w:color w:val="0000EE"/>
-            <w:u w:val="single"/>
-          </w:rPr>
-          <w:t>4:3</w:t>
-        </w:r>
-      </w:hyperlink>
+      <w:r>
+        <w:rPr>
+          <w:lang w:val="en_US" w:bidi="en_US"/>
+        </w:rPr>
+        <w:t>4:3</w:t>
+      </w:r>
       <w:r>
         <w:rPr>
           <w:lang w:val="en_US" w:bidi="en_US"/>
         </w:rPr>
         <w:t xml:space="preserve">, </w:t>
       </w:r>
-      <w:hyperlink r:id="rId125">
-        <w:r>
-          <w:rPr>
-            <w:lang w:val="en_US" w:bidi="en_US"/>
-          </w:rPr>
-          <w:rPr>
-            <w:color w:val="0000EE"/>
-            <w:u w:val="single"/>
-          </w:rPr>
-          <w:t>5:15</w:t>
-        </w:r>
-      </w:hyperlink>
+      <w:r>
+        <w:rPr>
+          <w:lang w:val="en_US" w:bidi="en_US"/>
+        </w:rPr>
+        <w:t>5:15</w:t>
+      </w:r>
       <w:r>
         <w:rPr>
           <w:lang w:val="en_US" w:bidi="en_US"/>
         </w:rPr>
         <w:t xml:space="preserve">, </w:t>
       </w:r>
-      <w:hyperlink r:id="rId90">
-        <w:r>
-          <w:rPr>
-            <w:lang w:val="en_US" w:bidi="en_US"/>
-          </w:rPr>
-          <w:rPr>
-            <w:color w:val="0000EE"/>
-            <w:u w:val="single"/>
-          </w:rPr>
-          <w:t>Ezr 4:15</w:t>
-        </w:r>
-      </w:hyperlink>
+      <w:r>
+        <w:rPr>
+          <w:lang w:val="en_US" w:bidi="en_US"/>
+        </w:rPr>
+        <w:t>Ezr 4:15</w:t>
+      </w:r>
       <w:r>
         <w:rPr>
           <w:lang w:val="en_US" w:bidi="en_US"/>
         </w:rPr>
         <w:t xml:space="preserve">, </w:t>
       </w:r>
-      <w:hyperlink r:id="rId126">
-        <w:r>
-          <w:rPr>
-            <w:lang w:val="en_US" w:bidi="en_US"/>
-          </w:rPr>
-          <w:rPr>
-            <w:color w:val="0000EE"/>
-            <w:u w:val="single"/>
-          </w:rPr>
-          <w:t>6:10</w:t>
-        </w:r>
-      </w:hyperlink>
+      <w:r>
+        <w:rPr>
+          <w:lang w:val="en_US" w:bidi="en_US"/>
+        </w:rPr>
+        <w:t>6:10</w:t>
+      </w:r>
       <w:r>
         <w:rPr>
           <w:lang w:val="en_US" w:bidi="en_US"/>
@@ -7784,54 +6902,36 @@
         </w:rPr>
         <w:t xml:space="preserve"> </w:t>
       </w:r>
-      <w:hyperlink r:id="rId127">
-        <w:r>
-          <w:rPr>
-            <w:lang w:val="en_US" w:bidi="en_US"/>
-          </w:rPr>
-          <w:rPr>
-            <w:color w:val="0000EE"/>
-            <w:u w:val="single"/>
-          </w:rPr>
-          <w:t>Dn 2:18</w:t>
-        </w:r>
-      </w:hyperlink>
+      <w:r>
+        <w:rPr>
+          <w:lang w:val="en_US" w:bidi="en_US"/>
+        </w:rPr>
+        <w:t>Dn 2:18</w:t>
+      </w:r>
       <w:r>
         <w:rPr>
           <w:lang w:val="en_US" w:bidi="en_US"/>
         </w:rPr>
         <w:t xml:space="preserve">, </w:t>
       </w:r>
-      <w:hyperlink r:id="rId128">
-        <w:r>
-          <w:rPr>
-            <w:lang w:val="en_US" w:bidi="en_US"/>
-          </w:rPr>
-          <w:rPr>
-            <w:color w:val="0000EE"/>
-            <w:u w:val="single"/>
-          </w:rPr>
-          <w:t>3:28</w:t>
-        </w:r>
-      </w:hyperlink>
+      <w:r>
+        <w:rPr>
+          <w:lang w:val="en_US" w:bidi="en_US"/>
+        </w:rPr>
+        <w:t>3:28</w:t>
+      </w:r>
       <w:r>
         <w:rPr>
           <w:lang w:val="en_US" w:bidi="en_US"/>
         </w:rPr>
         <w:t xml:space="preserve">, </w:t>
       </w:r>
-      <w:hyperlink r:id="rId129">
-        <w:r>
-          <w:rPr>
-            <w:lang w:val="en_US" w:bidi="en_US"/>
-          </w:rPr>
-          <w:rPr>
-            <w:color w:val="0000EE"/>
-            <w:u w:val="single"/>
-          </w:rPr>
-          <w:t>6:18</w:t>
-        </w:r>
-      </w:hyperlink>
+      <w:r>
+        <w:rPr>
+          <w:lang w:val="en_US" w:bidi="en_US"/>
+        </w:rPr>
+        <w:t>6:18</w:t>
+      </w:r>
       <w:r>
         <w:rPr>
           <w:lang w:val="en_US" w:bidi="en_US"/>
@@ -7863,18 +6963,12 @@
         </w:rPr>
         <w:t xml:space="preserve"> </w:t>
       </w:r>
-      <w:hyperlink r:id="rId75">
-        <w:r>
-          <w:rPr>
-            <w:lang w:val="en_US" w:bidi="en_US"/>
-          </w:rPr>
-          <w:rPr>
-            <w:color w:val="0000EE"/>
-            <w:u w:val="single"/>
-          </w:rPr>
-          <w:t>Ezr 7:23</w:t>
-        </w:r>
-      </w:hyperlink>
+      <w:r>
+        <w:rPr>
+          <w:lang w:val="en_US" w:bidi="en_US"/>
+        </w:rPr>
+        <w:t>Ezr 7:23</w:t>
+      </w:r>
       <w:r>
         <w:rPr>
           <w:lang w:val="en_US" w:bidi="en_US"/>
@@ -8005,18 +7099,12 @@
         </w:rPr>
         <w:t xml:space="preserve">), </w:t>
       </w:r>
-      <w:hyperlink r:id="rId73">
-        <w:r>
-          <w:rPr>
-            <w:lang w:val="en_US" w:bidi="en_US"/>
-          </w:rPr>
-          <w:rPr>
-            <w:color w:val="0000EE"/>
-            <w:u w:val="single"/>
-          </w:rPr>
-          <w:t>Dn 2:25</w:t>
-        </w:r>
-      </w:hyperlink>
+      <w:r>
+        <w:rPr>
+          <w:lang w:val="en_US" w:bidi="en_US"/>
+        </w:rPr>
+        <w:t>Dn 2:25</w:t>
+      </w:r>
       <w:r>
         <w:rPr>
           <w:lang w:val="en_US" w:bidi="en_US"/>
@@ -8035,54 +7123,36 @@
         </w:rPr>
         <w:t xml:space="preserve"> (that) I have found, etc., </w:t>
       </w:r>
-      <w:hyperlink r:id="rId103">
-        <w:r>
-          <w:rPr>
-            <w:lang w:val="en_US" w:bidi="en_US"/>
-          </w:rPr>
-          <w:rPr>
-            <w:color w:val="0000EE"/>
-            <w:u w:val="single"/>
-          </w:rPr>
-          <w:t>5:7</w:t>
-        </w:r>
-      </w:hyperlink>
+      <w:r>
+        <w:rPr>
+          <w:lang w:val="en_US" w:bidi="en_US"/>
+        </w:rPr>
+        <w:t>5:7</w:t>
+      </w:r>
       <w:r>
         <w:rPr>
           <w:lang w:val="en_US" w:bidi="en_US"/>
         </w:rPr>
         <w:t xml:space="preserve">, </w:t>
       </w:r>
-      <w:hyperlink r:id="rId130">
-        <w:r>
-          <w:rPr>
-            <w:lang w:val="en_US" w:bidi="en_US"/>
-          </w:rPr>
-          <w:rPr>
-            <w:color w:val="0000EE"/>
-            <w:u w:val="single"/>
-          </w:rPr>
-          <w:t>6:6</w:t>
-        </w:r>
-      </w:hyperlink>
+      <w:r>
+        <w:rPr>
+          <w:lang w:val="en_US" w:bidi="en_US"/>
+        </w:rPr>
+        <w:t>6:6</w:t>
+      </w:r>
       <w:r>
         <w:rPr>
           <w:lang w:val="en_US" w:bidi="en_US"/>
         </w:rPr>
         <w:t xml:space="preserve">, </w:t>
       </w:r>
-      <w:hyperlink r:id="rId131">
-        <w:r>
-          <w:rPr>
-            <w:lang w:val="en_US" w:bidi="en_US"/>
-          </w:rPr>
-          <w:rPr>
-            <w:color w:val="0000EE"/>
-            <w:u w:val="single"/>
-          </w:rPr>
-          <w:t>6:14</w:t>
-        </w:r>
-      </w:hyperlink>
+      <w:r>
+        <w:rPr>
+          <w:lang w:val="en_US" w:bidi="en_US"/>
+        </w:rPr>
+        <w:t>6:14</w:t>
+      </w:r>
       <w:r>
         <w:rPr>
           <w:lang w:val="en_US" w:bidi="en_US"/>
@@ -8282,18 +7352,12 @@
         </w:rPr>
         <w:t xml:space="preserve">, </w:t>
       </w:r>
-      <w:hyperlink r:id="rId21">
-        <w:r>
-          <w:rPr>
-            <w:lang w:val="en_US" w:bidi="en_US"/>
-          </w:rPr>
-          <w:rPr>
-            <w:color w:val="0000EE"/>
-            <w:u w:val="single"/>
-          </w:rPr>
-          <w:t>Dn 2:43</w:t>
-        </w:r>
-      </w:hyperlink>
+      <w:r>
+        <w:rPr>
+          <w:lang w:val="en_US" w:bidi="en_US"/>
+        </w:rPr>
+        <w:t>Dn 2:43</w:t>
+      </w:r>
       <w:r>
         <w:rPr>
           <w:lang w:val="en_US" w:bidi="en_US"/>
@@ -8313,72 +7377,48 @@
         </w:rPr>
         <w:t xml:space="preserve">, </w:t>
       </w:r>
-      <w:hyperlink r:id="rId132">
-        <w:r>
-          <w:rPr>
-            <w:lang w:val="en_US" w:bidi="en_US"/>
-          </w:rPr>
-          <w:rPr>
-            <w:color w:val="0000EE"/>
-            <w:u w:val="single"/>
-          </w:rPr>
-          <w:t>3:7</w:t>
-        </w:r>
-      </w:hyperlink>
+      <w:r>
+        <w:rPr>
+          <w:lang w:val="en_US" w:bidi="en_US"/>
+        </w:rPr>
+        <w:t>3:7</w:t>
+      </w:r>
       <w:r>
         <w:rPr>
           <w:lang w:val="en_US" w:bidi="en_US"/>
         </w:rPr>
         <w:t xml:space="preserve">, </w:t>
       </w:r>
-      <w:hyperlink r:id="rId133">
-        <w:r>
-          <w:rPr>
-            <w:lang w:val="en_US" w:bidi="en_US"/>
-          </w:rPr>
-          <w:rPr>
-            <w:color w:val="0000EE"/>
-            <w:u w:val="single"/>
-          </w:rPr>
-          <w:t>5:20</w:t>
-        </w:r>
-      </w:hyperlink>
+      <w:r>
+        <w:rPr>
+          <w:lang w:val="en_US" w:bidi="en_US"/>
+        </w:rPr>
+        <w:t>5:20</w:t>
+      </w:r>
       <w:r>
         <w:rPr>
           <w:lang w:val="en_US" w:bidi="en_US"/>
         </w:rPr>
         <w:t xml:space="preserve">, </w:t>
       </w:r>
-      <w:hyperlink r:id="rId134">
-        <w:r>
-          <w:rPr>
-            <w:lang w:val="en_US" w:bidi="en_US"/>
-          </w:rPr>
-          <w:rPr>
-            <w:color w:val="0000EE"/>
-            <w:u w:val="single"/>
-          </w:rPr>
-          <w:t>6:11</w:t>
-        </w:r>
-      </w:hyperlink>
+      <w:r>
+        <w:rPr>
+          <w:lang w:val="en_US" w:bidi="en_US"/>
+        </w:rPr>
+        <w:t>6:11</w:t>
+      </w:r>
       <w:r>
         <w:rPr>
           <w:lang w:val="en_US" w:bidi="en_US"/>
         </w:rPr>
         <w:t xml:space="preserve">, </w:t>
       </w:r>
-      <w:hyperlink r:id="rId135">
-        <w:r>
-          <w:rPr>
-            <w:lang w:val="en_US" w:bidi="en_US"/>
-          </w:rPr>
-          <w:rPr>
-            <w:color w:val="0000EE"/>
-            <w:u w:val="single"/>
-          </w:rPr>
-          <w:t>6:15</w:t>
-        </w:r>
-      </w:hyperlink>
+      <w:r>
+        <w:rPr>
+          <w:lang w:val="en_US" w:bidi="en_US"/>
+        </w:rPr>
+        <w:t>6:15</w:t>
+      </w:r>
       <w:r>
         <w:rPr>
           <w:lang w:val="en_US" w:bidi="en_US"/>
@@ -8423,36 +7463,24 @@
         </w:rPr>
         <w:t xml:space="preserve">, Dn </w:t>
       </w:r>
-      <w:hyperlink r:id="rId136">
-        <w:r>
-          <w:rPr>
-            <w:lang w:val="en_US" w:bidi="en_US"/>
-          </w:rPr>
-          <w:rPr>
-            <w:color w:val="0000EE"/>
-            <w:u w:val="single"/>
-          </w:rPr>
-          <w:t>3:22</w:t>
-        </w:r>
-      </w:hyperlink>
+      <w:r>
+        <w:rPr>
+          <w:lang w:val="en_US" w:bidi="en_US"/>
+        </w:rPr>
+        <w:t>3:22</w:t>
+      </w:r>
       <w:r>
         <w:rPr>
           <w:lang w:val="en_US" w:bidi="en_US"/>
         </w:rPr>
         <w:t xml:space="preserve">, </w:t>
       </w:r>
-      <w:hyperlink r:id="rId137">
-        <w:r>
-          <w:rPr>
-            <w:lang w:val="en_US" w:bidi="en_US"/>
-          </w:rPr>
-          <w:rPr>
-            <w:color w:val="0000EE"/>
-            <w:u w:val="single"/>
-          </w:rPr>
-          <w:t>Ezr 5:12</w:t>
-        </w:r>
-      </w:hyperlink>
+      <w:r>
+        <w:rPr>
+          <w:lang w:val="en_US" w:bidi="en_US"/>
+        </w:rPr>
+        <w:t>Ezr 5:12</w:t>
+      </w:r>
       <w:r>
         <w:rPr>
           <w:lang w:val="en_US" w:bidi="en_US"/>
@@ -8471,30 +7499,18 @@
         </w:rPr>
         <w:t xml:space="preserve"> </w:t>
       </w:r>
-      <w:hyperlink r:id="rId138">
-        <w:r>
-          <w:rPr>
-            <w:lang w:val="en_US" w:bidi="en_US"/>
-          </w:rPr>
-          <w:rPr>
-            <w:color w:val="0000EE"/>
-            <w:u w:val="single"/>
-          </w:rPr>
-          <w:t>Is</w:t>
-        </w:r>
-      </w:hyperlink>
-      <w:hyperlink r:id="rId138">
-        <w:r>
-          <w:rPr>
-            <w:lang w:val="en_US" w:bidi="en_US"/>
-          </w:rPr>
-          <w:rPr>
-            <w:color w:val="0000EE"/>
-            <w:u w:val="single"/>
-          </w:rPr>
-          <w:t xml:space="preserve"> 43:4</w:t>
-        </w:r>
-      </w:hyperlink>
+      <w:r>
+        <w:rPr>
+          <w:lang w:val="en_US" w:bidi="en_US"/>
+        </w:rPr>
+        <w:t>Is</w:t>
+      </w:r>
+      <w:r>
+        <w:rPr>
+          <w:lang w:val="en_US" w:bidi="en_US"/>
+        </w:rPr>
+        <w:t xml:space="preserve"> 43:4</w:t>
+      </w:r>
       <w:r>
         <w:rPr>
           <w:lang w:val="en_US" w:bidi="en_US"/>
@@ -8527,36 +7543,24 @@
         </w:rPr>
         <w:t xml:space="preserve">, </w:t>
       </w:r>
-      <w:hyperlink r:id="rId101">
-        <w:r>
-          <w:rPr>
-            <w:lang w:val="en_US" w:bidi="en_US"/>
-          </w:rPr>
-          <w:rPr>
-            <w:color w:val="0000EE"/>
-            <w:u w:val="single"/>
-          </w:rPr>
-          <w:t>Dn 4:23</w:t>
-        </w:r>
-      </w:hyperlink>
+      <w:r>
+        <w:rPr>
+          <w:lang w:val="en_US" w:bidi="en_US"/>
+        </w:rPr>
+        <w:t>Dn 4:23</w:t>
+      </w:r>
       <w:r>
         <w:rPr>
           <w:lang w:val="en_US" w:bidi="en_US"/>
         </w:rPr>
         <w:t xml:space="preserve">, </w:t>
       </w:r>
-      <w:hyperlink r:id="rId139">
-        <w:r>
-          <w:rPr>
-            <w:lang w:val="en_US" w:bidi="en_US"/>
-          </w:rPr>
-          <w:rPr>
-            <w:color w:val="0000EE"/>
-            <w:u w:val="single"/>
-          </w:rPr>
-          <w:t>Ezr 4:23</w:t>
-        </w:r>
-      </w:hyperlink>
+      <w:r>
+        <w:rPr>
+          <w:lang w:val="en_US" w:bidi="en_US"/>
+        </w:rPr>
+        <w:t>Ezr 4:23</w:t>
+      </w:r>
       <w:r>
         <w:rPr>
           <w:lang w:val="en_US" w:bidi="en_US"/>
@@ -8601,72 +7605,48 @@
         </w:rPr>
         <w:t xml:space="preserve">, </w:t>
       </w:r>
-      <w:hyperlink r:id="rId111">
-        <w:r>
-          <w:rPr>
-            <w:lang w:val="en_US" w:bidi="en_US"/>
-          </w:rPr>
-          <w:rPr>
-            <w:color w:val="0000EE"/>
-            <w:u w:val="single"/>
-          </w:rPr>
-          <w:t>Dn 2:9</w:t>
-        </w:r>
-      </w:hyperlink>
+      <w:r>
+        <w:rPr>
+          <w:lang w:val="en_US" w:bidi="en_US"/>
+        </w:rPr>
+        <w:t>Dn 2:9</w:t>
+      </w:r>
       <w:r>
         <w:rPr>
           <w:lang w:val="en_US" w:bidi="en_US"/>
         </w:rPr>
         <w:t xml:space="preserve">, </w:t>
       </w:r>
-      <w:hyperlink r:id="rId80">
-        <w:r>
-          <w:rPr>
-            <w:lang w:val="en_US" w:bidi="en_US"/>
-          </w:rPr>
-          <w:rPr>
-            <w:color w:val="0000EE"/>
-            <w:u w:val="single"/>
-          </w:rPr>
-          <w:t>2:34</w:t>
-        </w:r>
-      </w:hyperlink>
+      <w:r>
+        <w:rPr>
+          <w:lang w:val="en_US" w:bidi="en_US"/>
+        </w:rPr>
+        <w:t>2:34</w:t>
+      </w:r>
       <w:r>
         <w:rPr>
           <w:lang w:val="en_US" w:bidi="en_US"/>
         </w:rPr>
         <w:t xml:space="preserve">, </w:t>
       </w:r>
-      <w:hyperlink r:id="rId140">
-        <w:r>
-          <w:rPr>
-            <w:lang w:val="en_US" w:bidi="en_US"/>
-          </w:rPr>
-          <w:rPr>
-            <w:color w:val="0000EE"/>
-            <w:u w:val="single"/>
-          </w:rPr>
-          <w:t>4:30</w:t>
-        </w:r>
-      </w:hyperlink>
+      <w:r>
+        <w:rPr>
+          <w:lang w:val="en_US" w:bidi="en_US"/>
+        </w:rPr>
+        <w:t>4:30</w:t>
+      </w:r>
       <w:r>
         <w:rPr>
           <w:lang w:val="en_US" w:bidi="en_US"/>
         </w:rPr>
         <w:t xml:space="preserve">, </w:t>
       </w:r>
-      <w:hyperlink r:id="rId141">
-        <w:r>
-          <w:rPr>
-            <w:lang w:val="en_US" w:bidi="en_US"/>
-          </w:rPr>
-          <w:rPr>
-            <w:color w:val="0000EE"/>
-            <w:u w:val="single"/>
-          </w:rPr>
-          <w:t>7:22</w:t>
-        </w:r>
-      </w:hyperlink>
+      <w:r>
+        <w:rPr>
+          <w:lang w:val="en_US" w:bidi="en_US"/>
+        </w:rPr>
+        <w:t>7:22</w:t>
+      </w:r>
       <w:r>
         <w:rPr>
           <w:lang w:val="en_US" w:bidi="en_US"/>
@@ -8686,18 +7666,12 @@
         </w:rPr>
         <w:t xml:space="preserve"> </w:t>
       </w:r>
-      <w:hyperlink r:id="rId142">
-        <w:r>
-          <w:rPr>
-            <w:lang w:val="en_US" w:bidi="en_US"/>
-          </w:rPr>
-          <w:rPr>
-            <w:color w:val="0000EE"/>
-            <w:u w:val="single"/>
-          </w:rPr>
-          <w:t>6:25</w:t>
-        </w:r>
-      </w:hyperlink>
+      <w:r>
+        <w:rPr>
+          <w:lang w:val="en_US" w:bidi="en_US"/>
+        </w:rPr>
+        <w:t>6:25</w:t>
+      </w:r>
       <w:r>
         <w:rPr>
           <w:lang w:val="en_US" w:bidi="en_US"/>
@@ -8729,18 +7703,12 @@
         </w:rPr>
         <w:t xml:space="preserve"> </w:t>
       </w:r>
-      <w:hyperlink r:id="rId143">
-        <w:r>
-          <w:rPr>
-            <w:lang w:val="en_US" w:bidi="en_US"/>
-          </w:rPr>
-          <w:rPr>
-            <w:color w:val="0000EE"/>
-            <w:u w:val="single"/>
-          </w:rPr>
-          <w:t>Dn 3:19</w:t>
-        </w:r>
-      </w:hyperlink>
+      <w:r>
+        <w:rPr>
+          <w:lang w:val="en_US" w:bidi="en_US"/>
+        </w:rPr>
+        <w:t>Dn 3:19</w:t>
+      </w:r>
       <w:r>
         <w:rPr>
           <w:lang w:val="en_US" w:bidi="en_US"/>
@@ -8981,18 +7949,12 @@
         </w:rPr>
         <w:t xml:space="preserve"> </w:t>
       </w:r>
-      <w:hyperlink r:id="rId56">
-        <w:r>
-          <w:rPr>
-            <w:lang w:val="en_US" w:bidi="en_US"/>
-          </w:rPr>
-          <w:rPr>
-            <w:color w:val="0000EE"/>
-            <w:u w:val="single"/>
-          </w:rPr>
-          <w:t>Ezr 7:25</w:t>
-        </w:r>
-      </w:hyperlink>
+      <w:r>
+        <w:rPr>
+          <w:lang w:val="en_US" w:bidi="en_US"/>
+        </w:rPr>
+        <w:t>Ezr 7:25</w:t>
+      </w:r>
       <w:r>
         <w:rPr>
           <w:lang w:val="en_US" w:bidi="en_US"/>
@@ -9128,18 +8090,12 @@
         </w:rPr>
         <w:t>:</w:t>
       </w:r>
-      <w:hyperlink r:id="rId144">
-        <w:r>
-          <w:rPr>
-            <w:lang w:val="en_US" w:bidi="en_US"/>
-          </w:rPr>
-          <w:rPr>
-            <w:color w:val="0000EE"/>
-            <w:u w:val="single"/>
-          </w:rPr>
-          <w:t>Ezr 7:26</w:t>
-        </w:r>
-      </w:hyperlink>
+      <w:r>
+        <w:rPr>
+          <w:lang w:val="en_US" w:bidi="en_US"/>
+        </w:rPr>
+        <w:t>Ezr 7:26</w:t>
+      </w:r>
       <w:r>
         <w:rPr>
           <w:lang w:val="en_US" w:bidi="en_US"/>
@@ -9158,18 +8114,12 @@
         </w:rPr>
         <w:t xml:space="preserve">: </w:t>
       </w:r>
-      <w:hyperlink r:id="rId145">
-        <w:r>
-          <w:rPr>
-            <w:lang w:val="en_US" w:bidi="en_US"/>
-          </w:rPr>
-          <w:rPr>
-            <w:color w:val="0000EE"/>
-            <w:u w:val="single"/>
-          </w:rPr>
-          <w:t>Dn 4:34</w:t>
-        </w:r>
-      </w:hyperlink>
+      <w:r>
+        <w:rPr>
+          <w:lang w:val="en_US" w:bidi="en_US"/>
+        </w:rPr>
+        <w:t>Dn 4:34</w:t>
+      </w:r>
       <w:r>
         <w:rPr>
           <w:lang w:val="en_US" w:bidi="en_US"/>
@@ -9201,18 +8151,12 @@
         </w:rPr>
         <w:t xml:space="preserve"> </w:t>
       </w:r>
-      <w:hyperlink r:id="rId144">
-        <w:r>
-          <w:rPr>
-            <w:lang w:val="en_US" w:bidi="en_US"/>
-          </w:rPr>
-          <w:rPr>
-            <w:color w:val="0000EE"/>
-            <w:u w:val="single"/>
-          </w:rPr>
-          <w:t>Ezr 7:26</w:t>
-        </w:r>
-      </w:hyperlink>
+      <w:r>
+        <w:rPr>
+          <w:lang w:val="en_US" w:bidi="en_US"/>
+        </w:rPr>
+        <w:t>Ezr 7:26</w:t>
+      </w:r>
       <w:r>
         <w:rPr>
           <w:lang w:val="en_US" w:bidi="en_US"/>
@@ -9257,54 +8201,36 @@
         </w:rPr>
         <w:t xml:space="preserve"> </w:t>
       </w:r>
-      <w:hyperlink r:id="rId95">
-        <w:r>
-          <w:rPr>
-            <w:lang w:val="en_US" w:bidi="en_US"/>
-          </w:rPr>
-          <w:rPr>
-            <w:color w:val="0000EE"/>
-            <w:u w:val="single"/>
-          </w:rPr>
-          <w:t>Dn 7:10</w:t>
-        </w:r>
-      </w:hyperlink>
+      <w:r>
+        <w:rPr>
+          <w:lang w:val="en_US" w:bidi="en_US"/>
+        </w:rPr>
+        <w:t>Dn 7:10</w:t>
+      </w:r>
       <w:r>
         <w:rPr>
           <w:lang w:val="en_US" w:bidi="en_US"/>
         </w:rPr>
         <w:t xml:space="preserve">, </w:t>
       </w:r>
-      <w:hyperlink r:id="rId146">
-        <w:r>
-          <w:rPr>
-            <w:lang w:val="en_US" w:bidi="en_US"/>
-          </w:rPr>
-          <w:rPr>
-            <w:color w:val="0000EE"/>
-            <w:u w:val="single"/>
-          </w:rPr>
-          <w:t>7:26</w:t>
-        </w:r>
-      </w:hyperlink>
+      <w:r>
+        <w:rPr>
+          <w:lang w:val="en_US" w:bidi="en_US"/>
+        </w:rPr>
+        <w:t>7:26</w:t>
+      </w:r>
       <w:r>
         <w:rPr>
           <w:lang w:val="en_US" w:bidi="en_US"/>
         </w:rPr>
         <w:t xml:space="preserve"> + perhaps v:</w:t>
       </w:r>
-      <w:hyperlink r:id="rId141">
-        <w:r>
-          <w:rPr>
-            <w:lang w:val="en_US" w:bidi="en_US"/>
-          </w:rPr>
-          <w:rPr>
-            <w:color w:val="0000EE"/>
-            <w:u w:val="single"/>
-          </w:rPr>
-          <w:t>22</w:t>
-        </w:r>
-      </w:hyperlink>
+      <w:r>
+        <w:rPr>
+          <w:lang w:val="en_US" w:bidi="en_US"/>
+        </w:rPr>
+        <w:t>22</w:t>
+      </w:r>
       <w:r>
         <w:rPr>
           <w:lang w:val="en_US" w:bidi="en_US"/>
@@ -9519,18 +8445,12 @@
         </w:rPr>
         <w:t xml:space="preserve"> </w:t>
       </w:r>
-      <w:hyperlink r:id="rId56">
-        <w:r>
-          <w:rPr>
-            <w:lang w:val="en_US" w:bidi="en_US"/>
-          </w:rPr>
-          <w:rPr>
-            <w:color w:val="0000EE"/>
-            <w:u w:val="single"/>
-          </w:rPr>
-          <w:t>Ezr 7:25</w:t>
-        </w:r>
-      </w:hyperlink>
+      <w:r>
+        <w:rPr>
+          <w:lang w:val="en_US" w:bidi="en_US"/>
+        </w:rPr>
+        <w:t>Ezr 7:25</w:t>
+      </w:r>
       <w:r>
         <w:rPr>
           <w:lang w:val="en_US" w:bidi="en_US"/>
@@ -9663,36 +8583,24 @@
         </w:rPr>
         <w:t xml:space="preserve"> 72 c) </w:t>
       </w:r>
-      <w:hyperlink r:id="rId147">
-        <w:r>
-          <w:rPr>
-            <w:lang w:val="en_US" w:bidi="en_US"/>
-          </w:rPr>
-          <w:rPr>
-            <w:color w:val="0000EE"/>
-            <w:u w:val="single"/>
-          </w:rPr>
-          <w:t>Ezr 5:8</w:t>
-        </w:r>
-      </w:hyperlink>
+      <w:r>
+        <w:rPr>
+          <w:lang w:val="en_US" w:bidi="en_US"/>
+        </w:rPr>
+        <w:t>Ezr 5:8</w:t>
+      </w:r>
       <w:r>
         <w:rPr>
           <w:lang w:val="en_US" w:bidi="en_US"/>
         </w:rPr>
         <w:t xml:space="preserve">, </w:t>
       </w:r>
-      <w:hyperlink r:id="rId71">
-        <w:r>
-          <w:rPr>
-            <w:lang w:val="en_US" w:bidi="en_US"/>
-          </w:rPr>
-          <w:rPr>
-            <w:color w:val="0000EE"/>
-            <w:u w:val="single"/>
-          </w:rPr>
-          <w:t>6:2</w:t>
-        </w:r>
-      </w:hyperlink>
+      <w:r>
+        <w:rPr>
+          <w:lang w:val="en_US" w:bidi="en_US"/>
+        </w:rPr>
+        <w:t>6:2</w:t>
+      </w:r>
       <w:r>
         <w:rPr>
           <w:lang w:val="en_US" w:bidi="en_US"/>
@@ -9711,108 +8619,72 @@
         </w:rPr>
         <w:t xml:space="preserve"> </w:t>
       </w:r>
-      <w:hyperlink r:id="rId148">
-        <w:r>
-          <w:rPr>
-            <w:lang w:val="en_US" w:bidi="en_US"/>
-          </w:rPr>
-          <w:rPr>
-            <w:color w:val="0000EE"/>
-            <w:u w:val="single"/>
-          </w:rPr>
-          <w:t>Dn 2:48</w:t>
-        </w:r>
-      </w:hyperlink>
+      <w:r>
+        <w:rPr>
+          <w:lang w:val="en_US" w:bidi="en_US"/>
+        </w:rPr>
+        <w:t>Dn 2:48</w:t>
+      </w:r>
       <w:r>
         <w:rPr>
           <w:lang w:val="en_US" w:bidi="en_US"/>
         </w:rPr>
         <w:t xml:space="preserve">, </w:t>
       </w:r>
-      <w:hyperlink r:id="rId89">
-        <w:r>
-          <w:rPr>
-            <w:lang w:val="en_US" w:bidi="en_US"/>
-          </w:rPr>
-          <w:rPr>
-            <w:color w:val="0000EE"/>
-            <w:u w:val="single"/>
-          </w:rPr>
-          <w:t>2:49</w:t>
-        </w:r>
-      </w:hyperlink>
+      <w:r>
+        <w:rPr>
+          <w:lang w:val="en_US" w:bidi="en_US"/>
+        </w:rPr>
+        <w:t>2:49</w:t>
+      </w:r>
       <w:r>
         <w:rPr>
           <w:lang w:val="en_US" w:bidi="en_US"/>
         </w:rPr>
         <w:t xml:space="preserve">, </w:t>
       </w:r>
-      <w:hyperlink r:id="rId38">
-        <w:r>
-          <w:rPr>
-            <w:lang w:val="en_US" w:bidi="en_US"/>
-          </w:rPr>
-          <w:rPr>
-            <w:color w:val="0000EE"/>
-            <w:u w:val="single"/>
-          </w:rPr>
-          <w:t>3:1</w:t>
-        </w:r>
-      </w:hyperlink>
+      <w:r>
+        <w:rPr>
+          <w:lang w:val="en_US" w:bidi="en_US"/>
+        </w:rPr>
+        <w:t>3:1</w:t>
+      </w:r>
       <w:r>
         <w:rPr>
           <w:lang w:val="en_US" w:bidi="en_US"/>
         </w:rPr>
         <w:t xml:space="preserve">, </w:t>
       </w:r>
-      <w:hyperlink r:id="rId149">
-        <w:r>
-          <w:rPr>
-            <w:lang w:val="en_US" w:bidi="en_US"/>
-          </w:rPr>
-          <w:rPr>
-            <w:color w:val="0000EE"/>
-            <w:u w:val="single"/>
-          </w:rPr>
-          <w:t>3:12</w:t>
-        </w:r>
-      </w:hyperlink>
+      <w:r>
+        <w:rPr>
+          <w:lang w:val="en_US" w:bidi="en_US"/>
+        </w:rPr>
+        <w:t>3:12</w:t>
+      </w:r>
       <w:r>
         <w:rPr>
           <w:lang w:val="en_US" w:bidi="en_US"/>
         </w:rPr>
         <w:t xml:space="preserve">, </w:t>
       </w:r>
-      <w:hyperlink r:id="rId150">
-        <w:r>
-          <w:rPr>
-            <w:lang w:val="en_US" w:bidi="en_US"/>
-          </w:rPr>
-          <w:rPr>
-            <w:color w:val="0000EE"/>
-            <w:u w:val="single"/>
-          </w:rPr>
-          <w:t>3:30</w:t>
-        </w:r>
-      </w:hyperlink>
+      <w:r>
+        <w:rPr>
+          <w:lang w:val="en_US" w:bidi="en_US"/>
+        </w:rPr>
+        <w:t>3:30</w:t>
+      </w:r>
       <w:r>
         <w:rPr>
           <w:lang w:val="en_US" w:bidi="en_US"/>
         </w:rPr>
         <w:t xml:space="preserve">, </w:t>
       </w:r>
-      <w:hyperlink r:id="rId151">
-        <w:r>
-          <w:rPr>
-            <w:lang w:val="en_US" w:bidi="en_US"/>
-          </w:rPr>
-          <w:rPr>
-            <w:color w:val="0000EE"/>
-            <w:u w:val="single"/>
-          </w:rPr>
-          <w:t>Ezr 7:16</w:t>
-        </w:r>
-      </w:hyperlink>
+      <w:r>
+        <w:rPr>
+          <w:lang w:val="en_US" w:bidi="en_US"/>
+        </w:rPr>
+        <w:t>Ezr 7:16</w:t>
+      </w:r>
       <w:r>
         <w:rPr>
           <w:lang w:val="en_US" w:bidi="en_US"/>
@@ -9843,18 +8715,12 @@
         </w:rPr>
         <w:t xml:space="preserve"> </w:t>
       </w:r>
-      <w:hyperlink r:id="rId90">
-        <w:r>
-          <w:rPr>
-            <w:lang w:val="en_US" w:bidi="en_US"/>
-          </w:rPr>
-          <w:rPr>
-            <w:color w:val="0000EE"/>
-            <w:u w:val="single"/>
-          </w:rPr>
-          <w:t>4:15</w:t>
-        </w:r>
-      </w:hyperlink>
+      <w:r>
+        <w:rPr>
+          <w:lang w:val="en_US" w:bidi="en_US"/>
+        </w:rPr>
+        <w:t>4:15</w:t>
+      </w:r>
       <w:r>
         <w:rPr>
           <w:lang w:val="en_US" w:bidi="en_US"/>
@@ -9873,36 +8739,24 @@
         </w:rPr>
         <w:t xml:space="preserve"> </w:t>
       </w:r>
-      <w:hyperlink r:id="rId152">
-        <w:r>
-          <w:rPr>
-            <w:lang w:val="en_US" w:bidi="en_US"/>
-          </w:rPr>
-          <w:rPr>
-            <w:color w:val="0000EE"/>
-            <w:u w:val="single"/>
-          </w:rPr>
-          <w:t>Dn 3:2</w:t>
-        </w:r>
-      </w:hyperlink>
+      <w:r>
+        <w:rPr>
+          <w:lang w:val="en_US" w:bidi="en_US"/>
+        </w:rPr>
+        <w:t>Dn 3:2</w:t>
+      </w:r>
       <w:r>
         <w:rPr>
           <w:lang w:val="en_US" w:bidi="en_US"/>
         </w:rPr>
         <w:t xml:space="preserve">, </w:t>
       </w:r>
-      <w:hyperlink r:id="rId153">
-        <w:r>
-          <w:rPr>
-            <w:lang w:val="en_US" w:bidi="en_US"/>
-          </w:rPr>
-          <w:rPr>
-            <w:color w:val="0000EE"/>
-            <w:u w:val="single"/>
-          </w:rPr>
-          <w:t>3:3</w:t>
-        </w:r>
-      </w:hyperlink>
+      <w:r>
+        <w:rPr>
+          <w:lang w:val="en_US" w:bidi="en_US"/>
+        </w:rPr>
+        <w:t>3:3</w:t>
+      </w:r>
       <w:r>
         <w:rPr>
           <w:lang w:val="en_US" w:bidi="en_US"/>
@@ -9985,36 +8839,24 @@
         </w:rPr>
         <w:t>);—</w:t>
       </w:r>
-      <w:hyperlink r:id="rId154">
-        <w:r>
-          <w:rPr>
-            <w:lang w:val="en_US" w:bidi="en_US"/>
-          </w:rPr>
-          <w:rPr>
-            <w:color w:val="0000EE"/>
-            <w:u w:val="single"/>
-          </w:rPr>
-          <w:t>Dn 2:13</w:t>
-        </w:r>
-      </w:hyperlink>
+      <w:r>
+        <w:rPr>
+          <w:lang w:val="en_US" w:bidi="en_US"/>
+        </w:rPr>
+        <w:t>Dn 2:13</w:t>
+      </w:r>
       <w:r>
         <w:rPr>
           <w:lang w:val="en_US" w:bidi="en_US"/>
         </w:rPr>
         <w:t xml:space="preserve">, </w:t>
       </w:r>
-      <w:hyperlink r:id="rId155">
-        <w:r>
-          <w:rPr>
-            <w:lang w:val="en_US" w:bidi="en_US"/>
-          </w:rPr>
-          <w:rPr>
-            <w:color w:val="0000EE"/>
-            <w:u w:val="single"/>
-          </w:rPr>
-          <w:t>2:14</w:t>
-        </w:r>
-      </w:hyperlink>
+      <w:r>
+        <w:rPr>
+          <w:lang w:val="en_US" w:bidi="en_US"/>
+        </w:rPr>
+        <w:t>2:14</w:t>
+      </w:r>
       <w:r>
         <w:rPr>
           <w:lang w:val="en_US" w:bidi="en_US"/>
@@ -10084,18 +8926,12 @@
         </w:rPr>
         <w:t xml:space="preserve"> (?) </w:t>
       </w:r>
-      <w:hyperlink r:id="rId156">
-        <w:r>
-          <w:rPr>
-            <w:lang w:val="en_US" w:bidi="en_US"/>
-          </w:rPr>
-          <w:rPr>
-            <w:color w:val="0000EE"/>
-            <w:u w:val="single"/>
-          </w:rPr>
-          <w:t>Ezr 4:9</w:t>
-        </w:r>
-      </w:hyperlink>
+      <w:r>
+        <w:rPr>
+          <w:lang w:val="en_US" w:bidi="en_US"/>
+        </w:rPr>
+        <w:t>Ezr 4:9</w:t>
+      </w:r>
       <w:r>
         <w:rPr>
           <w:lang w:val="en_US" w:bidi="en_US"/>
@@ -10733,18 +9569,12 @@
         </w:rPr>
         <w:t xml:space="preserve">), </w:t>
       </w:r>
-      <w:hyperlink r:id="rId157">
-        <w:r>
-          <w:rPr>
-            <w:lang w:val="en_US" w:bidi="en_US"/>
-          </w:rPr>
-          <w:rPr>
-            <w:color w:val="0000EE"/>
-            <w:u w:val="single"/>
-          </w:rPr>
-          <w:t>Ezr 5:16</w:t>
-        </w:r>
-      </w:hyperlink>
+      <w:r>
+        <w:rPr>
+          <w:lang w:val="en_US" w:bidi="en_US"/>
+        </w:rPr>
+        <w:t>Ezr 5:16</w:t>
+      </w:r>
       <w:r>
         <w:rPr>
           <w:lang w:val="en_US" w:bidi="en_US"/>
@@ -10763,18 +9593,12 @@
         </w:rPr>
         <w:t>, v:</w:t>
       </w:r>
-      <w:hyperlink r:id="rId158">
-        <w:r>
-          <w:rPr>
-            <w:lang w:val="en_US" w:bidi="en_US"/>
-          </w:rPr>
-          <w:rPr>
-            <w:color w:val="0000EE"/>
-            <w:u w:val="single"/>
-          </w:rPr>
-          <w:t>17</w:t>
-        </w:r>
-      </w:hyperlink>
+      <w:r>
+        <w:rPr>
+          <w:lang w:val="en_US" w:bidi="en_US"/>
+        </w:rPr>
+        <w:t>17</w:t>
+      </w:r>
       <w:r>
         <w:rPr>
           <w:lang w:val="en_US" w:bidi="en_US"/>
@@ -10793,162 +9617,108 @@
         </w:rPr>
         <w:t xml:space="preserve">, </w:t>
       </w:r>
-      <w:hyperlink r:id="rId159">
-        <w:r>
-          <w:rPr>
-            <w:lang w:val="en_US" w:bidi="en_US"/>
-          </w:rPr>
-          <w:rPr>
-            <w:color w:val="0000EE"/>
-            <w:u w:val="single"/>
-          </w:rPr>
-          <w:t>6:7</w:t>
-        </w:r>
-      </w:hyperlink>
+      <w:r>
+        <w:rPr>
+          <w:lang w:val="en_US" w:bidi="en_US"/>
+        </w:rPr>
+        <w:t>6:7</w:t>
+      </w:r>
       <w:r>
         <w:rPr>
           <w:lang w:val="en_US" w:bidi="en_US"/>
         </w:rPr>
         <w:t xml:space="preserve">, </w:t>
       </w:r>
-      <w:hyperlink r:id="rId66">
-        <w:r>
-          <w:rPr>
-            <w:lang w:val="en_US" w:bidi="en_US"/>
-          </w:rPr>
-          <w:rPr>
-            <w:color w:val="0000EE"/>
-            <w:u w:val="single"/>
-          </w:rPr>
-          <w:t>6:8</w:t>
-        </w:r>
-      </w:hyperlink>
+      <w:r>
+        <w:rPr>
+          <w:lang w:val="en_US" w:bidi="en_US"/>
+        </w:rPr>
+        <w:t>6:8</w:t>
+      </w:r>
       <w:r>
         <w:rPr>
           <w:lang w:val="en_US" w:bidi="en_US"/>
         </w:rPr>
         <w:t xml:space="preserve">, </w:t>
       </w:r>
-      <w:hyperlink r:id="rId160">
-        <w:r>
-          <w:rPr>
-            <w:lang w:val="en_US" w:bidi="en_US"/>
-          </w:rPr>
-          <w:rPr>
-            <w:color w:val="0000EE"/>
-            <w:u w:val="single"/>
-          </w:rPr>
-          <w:t>6:12</w:t>
-        </w:r>
-      </w:hyperlink>
+      <w:r>
+        <w:rPr>
+          <w:lang w:val="en_US" w:bidi="en_US"/>
+        </w:rPr>
+        <w:t>6:12</w:t>
+      </w:r>
       <w:r>
         <w:rPr>
           <w:lang w:val="en_US" w:bidi="en_US"/>
         </w:rPr>
         <w:t xml:space="preserve">; f. </w:t>
       </w:r>
-      <w:hyperlink r:id="rId115">
-        <w:r>
-          <w:rPr>
-            <w:lang w:val="en_US" w:bidi="en_US"/>
-          </w:rPr>
-          <w:rPr>
-            <w:color w:val="0000EE"/>
-            <w:u w:val="single"/>
-          </w:rPr>
-          <w:t>4:13</w:t>
-        </w:r>
-      </w:hyperlink>
+      <w:r>
+        <w:rPr>
+          <w:lang w:val="en_US" w:bidi="en_US"/>
+        </w:rPr>
+        <w:t>4:13</w:t>
+      </w:r>
       <w:r>
         <w:rPr>
           <w:lang w:val="en_US" w:bidi="en_US"/>
         </w:rPr>
         <w:t xml:space="preserve">, </w:t>
       </w:r>
-      <w:hyperlink r:id="rId90">
-        <w:r>
-          <w:rPr>
-            <w:lang w:val="en_US" w:bidi="en_US"/>
-          </w:rPr>
-          <w:rPr>
-            <w:color w:val="0000EE"/>
-            <w:u w:val="single"/>
-          </w:rPr>
-          <w:t>4:15</w:t>
-        </w:r>
-      </w:hyperlink>
+      <w:r>
+        <w:rPr>
+          <w:lang w:val="en_US" w:bidi="en_US"/>
+        </w:rPr>
+        <w:t>4:15</w:t>
+      </w:r>
       <w:r>
         <w:rPr>
           <w:lang w:val="en_US" w:bidi="en_US"/>
         </w:rPr>
         <w:t xml:space="preserve">, </w:t>
       </w:r>
-      <w:hyperlink r:id="rId161">
-        <w:r>
-          <w:rPr>
-            <w:lang w:val="en_US" w:bidi="en_US"/>
-          </w:rPr>
-          <w:rPr>
-            <w:color w:val="0000EE"/>
-            <w:u w:val="single"/>
-          </w:rPr>
-          <w:t>4:16</w:t>
-        </w:r>
-      </w:hyperlink>
+      <w:r>
+        <w:rPr>
+          <w:lang w:val="en_US" w:bidi="en_US"/>
+        </w:rPr>
+        <w:t>4:16</w:t>
+      </w:r>
       <w:r>
         <w:rPr>
           <w:lang w:val="en_US" w:bidi="en_US"/>
         </w:rPr>
         <w:t xml:space="preserve">, </w:t>
       </w:r>
-      <w:hyperlink r:id="rId161">
-        <w:r>
-          <w:rPr>
-            <w:lang w:val="en_US" w:bidi="en_US"/>
-          </w:rPr>
-          <w:rPr>
-            <w:color w:val="0000EE"/>
-            <w:u w:val="single"/>
-          </w:rPr>
-          <w:t>4:16</w:t>
-        </w:r>
-      </w:hyperlink>
+      <w:r>
+        <w:rPr>
+          <w:lang w:val="en_US" w:bidi="en_US"/>
+        </w:rPr>
+        <w:t>4:16</w:t>
+      </w:r>
       <w:r>
         <w:rPr>
           <w:lang w:val="en_US" w:bidi="en_US"/>
         </w:rPr>
         <w:t xml:space="preserve">, </w:t>
       </w:r>
-      <w:hyperlink r:id="rId162">
-        <w:r>
-          <w:rPr>
-            <w:lang w:val="en_US" w:bidi="en_US"/>
-          </w:rPr>
-          <w:rPr>
-            <w:color w:val="0000EE"/>
-            <w:u w:val="single"/>
-          </w:rPr>
-          <w:t>4:19</w:t>
-        </w:r>
-      </w:hyperlink>
+      <w:r>
+        <w:rPr>
+          <w:lang w:val="en_US" w:bidi="en_US"/>
+        </w:rPr>
+        <w:t>4:19</w:t>
+      </w:r>
       <w:r>
         <w:rPr>
           <w:lang w:val="en_US" w:bidi="en_US"/>
         </w:rPr>
         <w:t xml:space="preserve">, </w:t>
       </w:r>
-      <w:hyperlink r:id="rId163">
-        <w:r>
-          <w:rPr>
-            <w:lang w:val="en_US" w:bidi="en_US"/>
-          </w:rPr>
-          <w:rPr>
-            <w:color w:val="0000EE"/>
-            <w:u w:val="single"/>
-          </w:rPr>
-          <w:t>4:21</w:t>
-        </w:r>
-      </w:hyperlink>
+      <w:r>
+        <w:rPr>
+          <w:lang w:val="en_US" w:bidi="en_US"/>
+        </w:rPr>
+        <w:t>4:21</w:t>
+      </w:r>
       <w:r>
         <w:rPr>
           <w:lang w:val="en_US" w:bidi="en_US"/>
@@ -10967,18 +9737,12 @@
         </w:rPr>
         <w:t xml:space="preserve">, </w:t>
       </w:r>
-      <w:hyperlink r:id="rId147">
-        <w:r>
-          <w:rPr>
-            <w:lang w:val="en_US" w:bidi="en_US"/>
-          </w:rPr>
-          <w:rPr>
-            <w:color w:val="0000EE"/>
-            <w:u w:val="single"/>
-          </w:rPr>
-          <w:t>5:8</w:t>
-        </w:r>
-      </w:hyperlink>
+      <w:r>
+        <w:rPr>
+          <w:lang w:val="en_US" w:bidi="en_US"/>
+        </w:rPr>
+        <w:t>5:8</w:t>
+      </w:r>
       <w:r>
         <w:rPr>
           <w:lang w:val="en_US" w:bidi="en_US"/>
@@ -11104,18 +9868,12 @@
         </w:rPr>
         <w:t xml:space="preserve"> 111);—</w:t>
       </w:r>
-      <w:hyperlink r:id="rId46">
-        <w:r>
-          <w:rPr>
-            <w:lang w:val="en_US" w:bidi="en_US"/>
-          </w:rPr>
-          <w:rPr>
-            <w:color w:val="0000EE"/>
-            <w:u w:val="single"/>
-          </w:rPr>
-          <w:t>Dn 2:31</w:t>
-        </w:r>
-      </w:hyperlink>
+      <w:r>
+        <w:rPr>
+          <w:lang w:val="en_US" w:bidi="en_US"/>
+        </w:rPr>
+        <w:t>Dn 2:31</w:t>
+      </w:r>
       <w:r>
         <w:rPr>
           <w:lang w:val="en_US" w:bidi="en_US"/>
@@ -11134,36 +9892,24 @@
         </w:rPr>
         <w:t xml:space="preserve">:, </w:t>
       </w:r>
-      <w:hyperlink r:id="rId68">
-        <w:r>
-          <w:rPr>
-            <w:lang w:val="en_US" w:bidi="en_US"/>
-          </w:rPr>
-          <w:rPr>
-            <w:color w:val="0000EE"/>
-            <w:u w:val="single"/>
-          </w:rPr>
-          <w:t>7:20</w:t>
-        </w:r>
-      </w:hyperlink>
+      <w:r>
+        <w:rPr>
+          <w:lang w:val="en_US" w:bidi="en_US"/>
+        </w:rPr>
+        <w:t>7:20</w:t>
+      </w:r>
       <w:r>
         <w:rPr>
           <w:lang w:val="en_US" w:bidi="en_US"/>
         </w:rPr>
         <w:t xml:space="preserve">, </w:t>
       </w:r>
-      <w:hyperlink r:id="rId164">
-        <w:r>
-          <w:rPr>
-            <w:lang w:val="en_US" w:bidi="en_US"/>
-          </w:rPr>
-          <w:rPr>
-            <w:color w:val="0000EE"/>
-            <w:u w:val="single"/>
-          </w:rPr>
-          <w:t>7:21</w:t>
-        </w:r>
-      </w:hyperlink>
+      <w:r>
+        <w:rPr>
+          <w:lang w:val="en_US" w:bidi="en_US"/>
+        </w:rPr>
+        <w:t>7:21</w:t>
+      </w:r>
       <w:r>
         <w:rPr>
           <w:lang w:val="en_US" w:bidi="en_US"/>
@@ -11359,54 +10105,36 @@
         </w:rPr>
         <w:t xml:space="preserve"> for sacrifice </w:t>
       </w:r>
-      <w:hyperlink r:id="rId76">
-        <w:r>
-          <w:rPr>
-            <w:lang w:val="en_US" w:bidi="en_US"/>
-          </w:rPr>
-          <w:rPr>
-            <w:color w:val="0000EE"/>
-            <w:u w:val="single"/>
-          </w:rPr>
-          <w:t>Ezr 6:9</w:t>
-        </w:r>
-      </w:hyperlink>
+      <w:r>
+        <w:rPr>
+          <w:lang w:val="en_US" w:bidi="en_US"/>
+        </w:rPr>
+        <w:t>Ezr 6:9</w:t>
+      </w:r>
       <w:r>
         <w:rPr>
           <w:lang w:val="en_US" w:bidi="en_US"/>
         </w:rPr>
         <w:t xml:space="preserve">, </w:t>
       </w:r>
-      <w:hyperlink r:id="rId165">
-        <w:r>
-          <w:rPr>
-            <w:lang w:val="en_US" w:bidi="en_US"/>
-          </w:rPr>
-          <w:rPr>
-            <w:color w:val="0000EE"/>
-            <w:u w:val="single"/>
-          </w:rPr>
-          <w:t>6:17</w:t>
-        </w:r>
-      </w:hyperlink>
+      <w:r>
+        <w:rPr>
+          <w:lang w:val="en_US" w:bidi="en_US"/>
+        </w:rPr>
+        <w:t>6:17</w:t>
+      </w:r>
       <w:r>
         <w:rPr>
           <w:lang w:val="en_US" w:bidi="en_US"/>
         </w:rPr>
         <w:t xml:space="preserve">, </w:t>
       </w:r>
-      <w:hyperlink r:id="rId20">
-        <w:r>
-          <w:rPr>
-            <w:lang w:val="en_US" w:bidi="en_US"/>
-          </w:rPr>
-          <w:rPr>
-            <w:color w:val="0000EE"/>
-            <w:u w:val="single"/>
-          </w:rPr>
-          <w:t>7:17</w:t>
-        </w:r>
-      </w:hyperlink>
+      <w:r>
+        <w:rPr>
+          <w:lang w:val="en_US" w:bidi="en_US"/>
+        </w:rPr>
+        <w:t>7:17</w:t>
+      </w:r>
       <w:r>
         <w:rPr>
           <w:lang w:val="en_US" w:bidi="en_US"/>
@@ -11617,18 +10345,12 @@
         </w:rPr>
         <w:t xml:space="preserve"> </w:t>
       </w:r>
-      <w:hyperlink r:id="rId71">
-        <w:r>
-          <w:rPr>
-            <w:lang w:val="en_US" w:bidi="en_US"/>
-          </w:rPr>
-          <w:rPr>
-            <w:color w:val="0000EE"/>
-            <w:u w:val="single"/>
-          </w:rPr>
-          <w:t>Ezr 6:2</w:t>
-        </w:r>
-      </w:hyperlink>
+      <w:r>
+        <w:rPr>
+          <w:lang w:val="en_US" w:bidi="en_US"/>
+        </w:rPr>
+        <w:t>Ezr 6:2</w:t>
+      </w:r>
       <w:r>
         <w:rPr>
           <w:lang w:val="en_US" w:bidi="en_US"/>
@@ -11704,36 +10426,24 @@
         </w:rPr>
         <w:t xml:space="preserve"> </w:t>
       </w:r>
-      <w:hyperlink r:id="rId90">
-        <w:r>
-          <w:rPr>
-            <w:lang w:val="en_US" w:bidi="en_US"/>
-          </w:rPr>
-          <w:rPr>
-            <w:color w:val="0000EE"/>
-            <w:u w:val="single"/>
-          </w:rPr>
-          <w:t>Ezr 4:15</w:t>
-        </w:r>
-      </w:hyperlink>
+      <w:r>
+        <w:rPr>
+          <w:lang w:val="en_US" w:bidi="en_US"/>
+        </w:rPr>
+        <w:t>Ezr 4:15</w:t>
+      </w:r>
       <w:r>
         <w:rPr>
           <w:lang w:val="en_US" w:bidi="en_US"/>
         </w:rPr>
         <w:t xml:space="preserve">, </w:t>
       </w:r>
-      <w:hyperlink r:id="rId90">
-        <w:r>
-          <w:rPr>
-            <w:lang w:val="en_US" w:bidi="en_US"/>
-          </w:rPr>
-          <w:rPr>
-            <w:color w:val="0000EE"/>
-            <w:u w:val="single"/>
-          </w:rPr>
-          <w:t>4:15</w:t>
-        </w:r>
-      </w:hyperlink>
+      <w:r>
+        <w:rPr>
+          <w:lang w:val="en_US" w:bidi="en_US"/>
+        </w:rPr>
+        <w:t>4:15</w:t>
+      </w:r>
       <w:r>
         <w:rPr>
           <w:lang w:val="en_US" w:bidi="en_US"/>
@@ -11895,18 +10605,12 @@
         </w:rPr>
         <w:t xml:space="preserve"> 29:1) </w:t>
       </w:r>
-      <w:hyperlink r:id="rId94">
-        <w:r>
-          <w:rPr>
-            <w:lang w:val="en_US" w:bidi="en_US"/>
-          </w:rPr>
-          <w:rPr>
-            <w:color w:val="0000EE"/>
-            <w:u w:val="single"/>
-          </w:rPr>
-          <w:t>Dn 7:9</w:t>
-        </w:r>
-      </w:hyperlink>
+      <w:r>
+        <w:rPr>
+          <w:lang w:val="en_US" w:bidi="en_US"/>
+        </w:rPr>
+        <w:t>Dn 7:9</w:t>
+      </w:r>
       <w:r>
         <w:rPr>
           <w:lang w:val="en_US" w:bidi="en_US"/>
@@ -12074,18 +10778,12 @@
         </w:rPr>
         <w:t xml:space="preserve"> </w:t>
       </w:r>
-      <w:hyperlink r:id="rId99">
-        <w:r>
-          <w:rPr>
-            <w:lang w:val="en_US" w:bidi="en_US"/>
-          </w:rPr>
-          <w:rPr>
-            <w:color w:val="0000EE"/>
-            <w:u w:val="single"/>
-          </w:rPr>
-          <w:t>Dn 3:25</w:t>
-        </w:r>
-      </w:hyperlink>
+      <w:r>
+        <w:rPr>
+          <w:lang w:val="en_US" w:bidi="en_US"/>
+        </w:rPr>
+        <w:t>Dn 3:25</w:t>
+      </w:r>
       <w:r>
         <w:rPr>
           <w:lang w:val="en_US" w:bidi="en_US"/>
@@ -12128,18 +10826,12 @@
         </w:rPr>
         <w:t xml:space="preserve"> </w:t>
       </w:r>
-      <w:hyperlink r:id="rId18">
-        <w:r>
-          <w:rPr>
-            <w:lang w:val="en_US" w:bidi="en_US"/>
-          </w:rPr>
-          <w:rPr>
-            <w:color w:val="0000EE"/>
-            <w:u w:val="single"/>
-          </w:rPr>
-          <w:t>7:5</w:t>
-        </w:r>
-      </w:hyperlink>
+      <w:r>
+        <w:rPr>
+          <w:lang w:val="en_US" w:bidi="en_US"/>
+        </w:rPr>
+        <w:t>7:5</w:t>
+      </w:r>
       <w:r>
         <w:rPr>
           <w:lang w:val="en_US" w:bidi="en_US"/>
@@ -12395,18 +11087,12 @@
         </w:rPr>
         <w:t xml:space="preserve"> (e.g. </w:t>
       </w:r>
-      <w:hyperlink r:id="rId166">
-        <w:r>
-          <w:rPr>
-            <w:lang w:val="en_US" w:bidi="en_US"/>
-          </w:rPr>
-          <w:rPr>
-            <w:color w:val="0000EE"/>
-            <w:u w:val="single"/>
-          </w:rPr>
-          <w:t>1 S 10:27</w:t>
-        </w:r>
-      </w:hyperlink>
+      <w:r>
+        <w:rPr>
+          <w:lang w:val="en_US" w:bidi="en_US"/>
+        </w:rPr>
+        <w:t>1 S 10:27</w:t>
+      </w:r>
       <w:r>
         <w:rPr>
           <w:lang w:val="en_US" w:bidi="en_US"/>
@@ -12823,18 +11509,12 @@
         </w:rPr>
         <w:t xml:space="preserve"> </w:t>
       </w:r>
-      <w:hyperlink r:id="rId127">
-        <w:r>
-          <w:rPr>
-            <w:lang w:val="en_US" w:bidi="en_US"/>
-          </w:rPr>
-          <w:rPr>
-            <w:color w:val="0000EE"/>
-            <w:u w:val="single"/>
-          </w:rPr>
-          <w:t>Dn 2:18</w:t>
-        </w:r>
-      </w:hyperlink>
+      <w:r>
+        <w:rPr>
+          <w:lang w:val="en_US" w:bidi="en_US"/>
+        </w:rPr>
+        <w:t>Dn 2:18</w:t>
+      </w:r>
       <w:r>
         <w:rPr>
           <w:lang w:val="en_US" w:bidi="en_US"/>
@@ -12866,126 +11546,84 @@
         </w:rPr>
         <w:t xml:space="preserve"> secret, v:</w:t>
       </w:r>
-      <w:hyperlink r:id="rId84">
-        <w:r>
-          <w:rPr>
-            <w:lang w:val="en_US" w:bidi="en_US"/>
-          </w:rPr>
-          <w:rPr>
-            <w:color w:val="0000EE"/>
-            <w:u w:val="single"/>
-          </w:rPr>
-          <w:t>28</w:t>
-        </w:r>
-      </w:hyperlink>
+      <w:r>
+        <w:rPr>
+          <w:lang w:val="en_US" w:bidi="en_US"/>
+        </w:rPr>
+        <w:t>28</w:t>
+      </w:r>
       <w:r>
         <w:rPr>
           <w:lang w:val="en_US" w:bidi="en_US"/>
         </w:rPr>
         <w:t>, v:</w:t>
       </w:r>
-      <w:hyperlink r:id="rId85">
-        <w:r>
-          <w:rPr>
-            <w:lang w:val="en_US" w:bidi="en_US"/>
-          </w:rPr>
-          <w:rPr>
-            <w:color w:val="0000EE"/>
-            <w:u w:val="single"/>
-          </w:rPr>
-          <w:t>29</w:t>
-        </w:r>
-      </w:hyperlink>
+      <w:r>
+        <w:rPr>
+          <w:lang w:val="en_US" w:bidi="en_US"/>
+        </w:rPr>
+        <w:t>29</w:t>
+      </w:r>
       <w:r>
         <w:rPr>
           <w:lang w:val="en_US" w:bidi="en_US"/>
         </w:rPr>
         <w:t>, v:</w:t>
       </w:r>
-      <w:hyperlink r:id="rId22">
-        <w:r>
-          <w:rPr>
-            <w:lang w:val="en_US" w:bidi="en_US"/>
-          </w:rPr>
-          <w:rPr>
-            <w:color w:val="0000EE"/>
-            <w:u w:val="single"/>
-          </w:rPr>
-          <w:t>30</w:t>
-        </w:r>
-      </w:hyperlink>
+      <w:r>
+        <w:rPr>
+          <w:lang w:val="en_US" w:bidi="en_US"/>
+        </w:rPr>
+        <w:t>30</w:t>
+      </w:r>
       <w:r>
         <w:rPr>
           <w:lang w:val="en_US" w:bidi="en_US"/>
         </w:rPr>
         <w:t xml:space="preserve"> +, </w:t>
       </w:r>
-      <w:hyperlink r:id="rId167">
-        <w:r>
-          <w:rPr>
-            <w:lang w:val="en_US" w:bidi="en_US"/>
-          </w:rPr>
-          <w:rPr>
-            <w:color w:val="0000EE"/>
-            <w:u w:val="single"/>
-          </w:rPr>
-          <w:t>Ezr 4:11</w:t>
-        </w:r>
-      </w:hyperlink>
+      <w:r>
+        <w:rPr>
+          <w:lang w:val="en_US" w:bidi="en_US"/>
+        </w:rPr>
+        <w:t>Ezr 4:11</w:t>
+      </w:r>
       <w:r>
         <w:rPr>
           <w:lang w:val="en_US" w:bidi="en_US"/>
         </w:rPr>
         <w:t xml:space="preserve">, </w:t>
       </w:r>
-      <w:hyperlink r:id="rId168">
-        <w:r>
-          <w:rPr>
-            <w:lang w:val="en_US" w:bidi="en_US"/>
-          </w:rPr>
-          <w:rPr>
-            <w:color w:val="0000EE"/>
-            <w:u w:val="single"/>
-          </w:rPr>
-          <w:t>5:3</w:t>
-        </w:r>
-      </w:hyperlink>
+      <w:r>
+        <w:rPr>
+          <w:lang w:val="en_US" w:bidi="en_US"/>
+        </w:rPr>
+        <w:t>5:3</w:t>
+      </w:r>
       <w:r>
         <w:rPr>
           <w:lang w:val="en_US" w:bidi="en_US"/>
         </w:rPr>
         <w:t xml:space="preserve">, </w:t>
       </w:r>
-      <w:hyperlink r:id="rId169">
-        <w:r>
-          <w:rPr>
-            <w:lang w:val="en_US" w:bidi="en_US"/>
-          </w:rPr>
-          <w:rPr>
-            <w:color w:val="0000EE"/>
-            <w:u w:val="single"/>
-          </w:rPr>
-          <w:t>5:4</w:t>
-        </w:r>
-      </w:hyperlink>
+      <w:r>
+        <w:rPr>
+          <w:lang w:val="en_US" w:bidi="en_US"/>
+        </w:rPr>
+        <w:t>5:4</w:t>
+      </w:r>
       <w:r>
         <w:rPr>
           <w:lang w:val="en_US" w:bidi="en_US"/>
         </w:rPr>
         <w:t xml:space="preserve">, </w:t>
       </w:r>
-      <w:hyperlink r:id="rId170">
-        <w:r>
-          <w:rPr>
-            <w:lang w:val="en_US" w:bidi="en_US"/>
-          </w:rPr>
-          <w:rPr>
-            <w:color w:val="0000EE"/>
-            <w:u w:val="single"/>
-          </w:rPr>
-          <w:t>5:9</w:t>
-        </w:r>
-      </w:hyperlink>
+      <w:r>
+        <w:rPr>
+          <w:lang w:val="en_US" w:bidi="en_US"/>
+        </w:rPr>
+        <w:t>5:9</w:t>
+      </w:r>
       <w:r>
         <w:rPr>
           <w:lang w:val="en_US" w:bidi="en_US"/>
@@ -13004,18 +11642,12 @@
         </w:rPr>
         <w:t xml:space="preserve"> </w:t>
       </w:r>
-      <w:hyperlink r:id="rId171">
-        <w:r>
-          <w:rPr>
-            <w:lang w:val="en_US" w:bidi="en_US"/>
-          </w:rPr>
-          <w:rPr>
-            <w:color w:val="0000EE"/>
-            <w:u w:val="single"/>
-          </w:rPr>
-          <w:t>Dn 5:22</w:t>
-        </w:r>
-      </w:hyperlink>
+      <w:r>
+        <w:rPr>
+          <w:lang w:val="en_US" w:bidi="en_US"/>
+        </w:rPr>
+        <w:t>Dn 5:22</w:t>
+      </w:r>
       <w:r>
         <w:rPr>
           <w:lang w:val="en_US" w:bidi="en_US"/>
@@ -13060,36 +11692,24 @@
         </w:rPr>
         <w:t xml:space="preserve"> †</w:t>
       </w:r>
-      <w:hyperlink r:id="rId85">
-        <w:r>
-          <w:rPr>
-            <w:lang w:val="en_US" w:bidi="en_US"/>
-          </w:rPr>
-          <w:rPr>
-            <w:color w:val="0000EE"/>
-            <w:u w:val="single"/>
-          </w:rPr>
-          <w:t>Dn 2:29</w:t>
-        </w:r>
-      </w:hyperlink>
+      <w:r>
+        <w:rPr>
+          <w:lang w:val="en_US" w:bidi="en_US"/>
+        </w:rPr>
+        <w:t>Dn 2:29</w:t>
+      </w:r>
       <w:r>
         <w:rPr>
           <w:lang w:val="en_US" w:bidi="en_US"/>
         </w:rPr>
         <w:t xml:space="preserve">, </w:t>
       </w:r>
-      <w:hyperlink r:id="rId81">
-        <w:r>
-          <w:rPr>
-            <w:lang w:val="en_US" w:bidi="en_US"/>
-          </w:rPr>
-          <w:rPr>
-            <w:color w:val="0000EE"/>
-            <w:u w:val="single"/>
-          </w:rPr>
-          <w:t>2:45</w:t>
-        </w:r>
-      </w:hyperlink>
+      <w:r>
+        <w:rPr>
+          <w:lang w:val="en_US" w:bidi="en_US"/>
+        </w:rPr>
+        <w:t>2:45</w:t>
+      </w:r>
       <w:r>
         <w:rPr>
           <w:lang w:val="en_US" w:bidi="en_US"/>
@@ -13108,36 +11728,24 @@
         </w:rPr>
         <w:t xml:space="preserve"> † </w:t>
       </w:r>
-      <w:hyperlink r:id="rId172">
-        <w:r>
-          <w:rPr>
-            <w:lang w:val="en_US" w:bidi="en_US"/>
-          </w:rPr>
-          <w:rPr>
-            <w:color w:val="0000EE"/>
-            <w:u w:val="single"/>
-          </w:rPr>
-          <w:t>7:6</w:t>
-        </w:r>
-      </w:hyperlink>
+      <w:r>
+        <w:rPr>
+          <w:lang w:val="en_US" w:bidi="en_US"/>
+        </w:rPr>
+        <w:t>7:6</w:t>
+      </w:r>
       <w:r>
         <w:rPr>
           <w:lang w:val="en_US" w:bidi="en_US"/>
         </w:rPr>
         <w:t xml:space="preserve">, </w:t>
       </w:r>
-      <w:hyperlink r:id="rId47">
-        <w:r>
-          <w:rPr>
-            <w:lang w:val="en_US" w:bidi="en_US"/>
-          </w:rPr>
-          <w:rPr>
-            <w:color w:val="0000EE"/>
-            <w:u w:val="single"/>
-          </w:rPr>
-          <w:t>7:7</w:t>
-        </w:r>
-      </w:hyperlink>
+      <w:r>
+        <w:rPr>
+          <w:lang w:val="en_US" w:bidi="en_US"/>
+        </w:rPr>
+        <w:t>7:7</w:t>
+      </w:r>
       <w:r>
         <w:rPr>
           <w:lang w:val="en_US" w:bidi="en_US"/>
@@ -13182,18 +11790,12 @@
         </w:rPr>
         <w:t xml:space="preserve">, † </w:t>
       </w:r>
-      <w:hyperlink r:id="rId173">
-        <w:r>
-          <w:rPr>
-            <w:lang w:val="en_US" w:bidi="en_US"/>
-          </w:rPr>
-          <w:rPr>
-            <w:color w:val="0000EE"/>
-            <w:u w:val="single"/>
-          </w:rPr>
-          <w:t>Je 10:10</w:t>
-        </w:r>
-      </w:hyperlink>
+      <w:r>
+        <w:rPr>
+          <w:lang w:val="en_US" w:bidi="en_US"/>
+        </w:rPr>
+        <w:t>Je 10:10</w:t>
+      </w:r>
       <w:r>
         <w:rPr>
           <w:lang w:val="en_US" w:bidi="en_US"/>
@@ -13212,18 +11814,12 @@
         </w:rPr>
         <w:t xml:space="preserve">), </w:t>
       </w:r>
-      <w:hyperlink r:id="rId174">
-        <w:r>
-          <w:rPr>
-            <w:lang w:val="en_US" w:bidi="en_US"/>
-          </w:rPr>
-          <w:rPr>
-            <w:color w:val="0000EE"/>
-            <w:u w:val="single"/>
-          </w:rPr>
-          <w:t>Dn 2:10</w:t>
-        </w:r>
-      </w:hyperlink>
+      <w:r>
+        <w:rPr>
+          <w:lang w:val="en_US" w:bidi="en_US"/>
+        </w:rPr>
+        <w:t>Dn 2:10</w:t>
+      </w:r>
       <w:r>
         <w:rPr>
           <w:lang w:val="en_US" w:bidi="en_US"/>
@@ -13267,54 +11863,36 @@
         </w:rPr>
         <w:t xml:space="preserve"> </w:t>
       </w:r>
-      <w:hyperlink r:id="rId175">
-        <w:r>
-          <w:rPr>
-            <w:lang w:val="en_US" w:bidi="en_US"/>
-          </w:rPr>
-          <w:rPr>
-            <w:color w:val="0000EE"/>
-            <w:u w:val="single"/>
-          </w:rPr>
-          <w:t>Est 4:14</w:t>
-        </w:r>
-      </w:hyperlink>
+      <w:r>
+        <w:rPr>
+          <w:lang w:val="en_US" w:bidi="en_US"/>
+        </w:rPr>
+        <w:t>Est 4:14</w:t>
+      </w:r>
       <w:r>
         <w:rPr>
           <w:lang w:val="en_US" w:bidi="en_US"/>
         </w:rPr>
         <w:t xml:space="preserve">), </w:t>
       </w:r>
-      <w:hyperlink r:id="rId123">
-        <w:r>
-          <w:rPr>
-            <w:lang w:val="en_US" w:bidi="en_US"/>
-          </w:rPr>
-          <w:rPr>
-            <w:color w:val="0000EE"/>
-            <w:u w:val="single"/>
-          </w:rPr>
-          <w:t>3:29</w:t>
-        </w:r>
-      </w:hyperlink>
+      <w:r>
+        <w:rPr>
+          <w:lang w:val="en_US" w:bidi="en_US"/>
+        </w:rPr>
+        <w:t>3:29</w:t>
+      </w:r>
       <w:r>
         <w:rPr>
           <w:lang w:val="en_US" w:bidi="en_US"/>
         </w:rPr>
         <w:t xml:space="preserve">, </w:t>
       </w:r>
-      <w:hyperlink r:id="rId176">
-        <w:r>
-          <w:rPr>
-            <w:lang w:val="en_US" w:bidi="en_US"/>
-          </w:rPr>
-          <w:rPr>
-            <w:color w:val="0000EE"/>
-            <w:u w:val="single"/>
-          </w:rPr>
-          <w:t>Ezr 5:7</w:t>
-        </w:r>
-      </w:hyperlink>
+      <w:r>
+        <w:rPr>
+          <w:lang w:val="en_US" w:bidi="en_US"/>
+        </w:rPr>
+        <w:t>Ezr 5:7</w:t>
+      </w:r>
       <w:r>
         <w:rPr>
           <w:lang w:val="en_US" w:bidi="en_US"/>
@@ -13359,90 +11937,60 @@
         </w:rPr>
         <w:t xml:space="preserve"> †</w:t>
       </w:r>
-      <w:hyperlink r:id="rId177">
-        <w:r>
-          <w:rPr>
-            <w:lang w:val="en_US" w:bidi="en_US"/>
-          </w:rPr>
-          <w:rPr>
-            <w:color w:val="0000EE"/>
-            <w:u w:val="single"/>
-          </w:rPr>
-          <w:t>Dn 3:16</w:t>
-        </w:r>
-      </w:hyperlink>
+      <w:r>
+        <w:rPr>
+          <w:lang w:val="en_US" w:bidi="en_US"/>
+        </w:rPr>
+        <w:t>Dn 3:16</w:t>
+      </w:r>
       <w:r>
         <w:rPr>
           <w:lang w:val="en_US" w:bidi="en_US"/>
         </w:rPr>
         <w:t xml:space="preserve">, </w:t>
       </w:r>
-      <w:hyperlink r:id="rId178">
-        <w:r>
-          <w:rPr>
-            <w:lang w:val="en_US" w:bidi="en_US"/>
-          </w:rPr>
-          <w:rPr>
-            <w:color w:val="0000EE"/>
-            <w:u w:val="single"/>
-          </w:rPr>
-          <w:t>Ezr 4:22</w:t>
-        </w:r>
-      </w:hyperlink>
+      <w:r>
+        <w:rPr>
+          <w:lang w:val="en_US" w:bidi="en_US"/>
+        </w:rPr>
+        <w:t>Ezr 4:22</w:t>
+      </w:r>
       <w:r>
         <w:rPr>
           <w:lang w:val="en_US" w:bidi="en_US"/>
         </w:rPr>
         <w:t xml:space="preserve">, </w:t>
       </w:r>
-      <w:hyperlink r:id="rId179">
-        <w:r>
-          <w:rPr>
-            <w:lang w:val="en_US" w:bidi="en_US"/>
-          </w:rPr>
-          <w:rPr>
-            <w:color w:val="0000EE"/>
-            <w:u w:val="single"/>
-          </w:rPr>
-          <w:t>5:5</w:t>
-        </w:r>
-      </w:hyperlink>
+      <w:r>
+        <w:rPr>
+          <w:lang w:val="en_US" w:bidi="en_US"/>
+        </w:rPr>
+        <w:t>5:5</w:t>
+      </w:r>
       <w:r>
         <w:rPr>
           <w:lang w:val="en_US" w:bidi="en_US"/>
         </w:rPr>
         <w:t xml:space="preserve">, </w:t>
       </w:r>
-      <w:hyperlink r:id="rId158">
-        <w:r>
-          <w:rPr>
-            <w:lang w:val="en_US" w:bidi="en_US"/>
-          </w:rPr>
-          <w:rPr>
-            <w:color w:val="0000EE"/>
-            <w:u w:val="single"/>
-          </w:rPr>
-          <w:t>5:17</w:t>
-        </w:r>
-      </w:hyperlink>
+      <w:r>
+        <w:rPr>
+          <w:lang w:val="en_US" w:bidi="en_US"/>
+        </w:rPr>
+        <w:t>5:17</w:t>
+      </w:r>
       <w:r>
         <w:rPr>
           <w:lang w:val="en_US" w:bidi="en_US"/>
         </w:rPr>
         <w:t xml:space="preserve">, </w:t>
       </w:r>
-      <w:hyperlink r:id="rId180">
-        <w:r>
-          <w:rPr>
-            <w:lang w:val="en_US" w:bidi="en_US"/>
-          </w:rPr>
-          <w:rPr>
-            <w:color w:val="0000EE"/>
-            <w:u w:val="single"/>
-          </w:rPr>
-          <w:t>6:11</w:t>
-        </w:r>
-      </w:hyperlink>
+      <w:r>
+        <w:rPr>
+          <w:lang w:val="en_US" w:bidi="en_US"/>
+        </w:rPr>
+        <w:t>6:11</w:t>
+      </w:r>
       <w:r>
         <w:rPr>
           <w:lang w:val="en_US" w:bidi="en_US"/>
@@ -13486,36 +12034,24 @@
         </w:rPr>
         <w:t xml:space="preserve">) </w:t>
       </w:r>
-      <w:hyperlink r:id="rId181">
-        <w:r>
-          <w:rPr>
-            <w:lang w:val="en_US" w:bidi="en_US"/>
-          </w:rPr>
-          <w:rPr>
-            <w:color w:val="0000EE"/>
-            <w:u w:val="single"/>
-          </w:rPr>
-          <w:t>Ezr 4:14</w:t>
-        </w:r>
-      </w:hyperlink>
+      <w:r>
+        <w:rPr>
+          <w:lang w:val="en_US" w:bidi="en_US"/>
+        </w:rPr>
+        <w:t>Ezr 4:14</w:t>
+      </w:r>
       <w:r>
         <w:rPr>
           <w:lang w:val="en_US" w:bidi="en_US"/>
         </w:rPr>
         <w:t xml:space="preserve">, </w:t>
       </w:r>
-      <w:hyperlink r:id="rId90">
-        <w:r>
-          <w:rPr>
-            <w:lang w:val="en_US" w:bidi="en_US"/>
-          </w:rPr>
-          <w:rPr>
-            <w:color w:val="0000EE"/>
-            <w:u w:val="single"/>
-          </w:rPr>
-          <w:t>4:15</w:t>
-        </w:r>
-      </w:hyperlink>
+      <w:r>
+        <w:rPr>
+          <w:lang w:val="en_US" w:bidi="en_US"/>
+        </w:rPr>
+        <w:t>4:15</w:t>
+      </w:r>
       <w:r>
         <w:rPr>
           <w:lang w:val="en_US" w:bidi="en_US"/>
@@ -13682,18 +12218,12 @@
         </w:rPr>
         <w:t xml:space="preserve"> </w:t>
       </w:r>
-      <w:hyperlink r:id="rId182">
-        <w:r>
-          <w:rPr>
-            <w:lang w:val="en_US" w:bidi="en_US"/>
-          </w:rPr>
-          <w:rPr>
-            <w:color w:val="0000EE"/>
-            <w:u w:val="single"/>
-          </w:rPr>
-          <w:t>Dn 2:35</w:t>
-        </w:r>
-      </w:hyperlink>
+      <w:r>
+        <w:rPr>
+          <w:lang w:val="en_US" w:bidi="en_US"/>
+        </w:rPr>
+        <w:t>Dn 2:35</w:t>
+      </w:r>
       <w:r>
         <w:rPr>
           <w:lang w:val="en_US" w:bidi="en_US"/>
@@ -13745,36 +12275,24 @@
         </w:rPr>
         <w:t xml:space="preserve"> </w:t>
       </w:r>
-      <w:hyperlink r:id="rId80">
-        <w:r>
-          <w:rPr>
-            <w:lang w:val="en_US" w:bidi="en_US"/>
-          </w:rPr>
-          <w:rPr>
-            <w:color w:val="0000EE"/>
-            <w:u w:val="single"/>
-          </w:rPr>
-          <w:t>2:34</w:t>
-        </w:r>
-      </w:hyperlink>
+      <w:r>
+        <w:rPr>
+          <w:lang w:val="en_US" w:bidi="en_US"/>
+        </w:rPr>
+        <w:t>2:34</w:t>
+      </w:r>
       <w:r>
         <w:rPr>
           <w:lang w:val="en_US" w:bidi="en_US"/>
         </w:rPr>
         <w:t xml:space="preserve">, </w:t>
       </w:r>
-      <w:hyperlink r:id="rId81">
-        <w:r>
-          <w:rPr>
-            <w:lang w:val="en_US" w:bidi="en_US"/>
-          </w:rPr>
-          <w:rPr>
-            <w:color w:val="0000EE"/>
-            <w:u w:val="single"/>
-          </w:rPr>
-          <w:t>2:45</w:t>
-        </w:r>
-      </w:hyperlink>
+      <w:r>
+        <w:rPr>
+          <w:lang w:val="en_US" w:bidi="en_US"/>
+        </w:rPr>
+        <w:t>2:45</w:t>
+      </w:r>
       <w:r>
         <w:rPr>
           <w:lang w:val="en_US" w:bidi="en_US"/>
@@ -13793,18 +12311,12 @@
         </w:rPr>
         <w:t xml:space="preserve"> </w:t>
       </w:r>
-      <w:hyperlink r:id="rId142">
-        <w:r>
-          <w:rPr>
-            <w:lang w:val="en_US" w:bidi="en_US"/>
-          </w:rPr>
-          <w:rPr>
-            <w:color w:val="0000EE"/>
-            <w:u w:val="single"/>
-          </w:rPr>
-          <w:t>6:25</w:t>
-        </w:r>
-      </w:hyperlink>
+      <w:r>
+        <w:rPr>
+          <w:lang w:val="en_US" w:bidi="en_US"/>
+        </w:rPr>
+        <w:t>6:25</w:t>
+      </w:r>
       <w:r>
         <w:rPr>
           <w:lang w:val="en_US" w:bidi="en_US"/>
@@ -13848,36 +12360,24 @@
         </w:rPr>
         <w:t xml:space="preserve"> </w:t>
       </w:r>
-      <w:hyperlink r:id="rId183">
-        <w:r>
-          <w:rPr>
-            <w:lang w:val="en_US" w:bidi="en_US"/>
-          </w:rPr>
-          <w:rPr>
-            <w:color w:val="0000EE"/>
-            <w:u w:val="single"/>
-          </w:rPr>
-          <w:t>2:40</w:t>
-        </w:r>
-      </w:hyperlink>
+      <w:r>
+        <w:rPr>
+          <w:lang w:val="en_US" w:bidi="en_US"/>
+        </w:rPr>
+        <w:t>2:40</w:t>
+      </w:r>
       <w:r>
         <w:rPr>
           <w:lang w:val="en_US" w:bidi="en_US"/>
         </w:rPr>
         <w:t xml:space="preserve"> (abs.), v:</w:t>
       </w:r>
-      <w:hyperlink r:id="rId97">
-        <w:r>
-          <w:rPr>
-            <w:lang w:val="en_US" w:bidi="en_US"/>
-          </w:rPr>
-          <w:rPr>
-            <w:color w:val="0000EE"/>
-            <w:u w:val="single"/>
-          </w:rPr>
-          <w:t>44</w:t>
-        </w:r>
-      </w:hyperlink>
+      <w:r>
+        <w:rPr>
+          <w:lang w:val="en_US" w:bidi="en_US"/>
+        </w:rPr>
+        <w:t>44</w:t>
+      </w:r>
       <w:r>
         <w:rPr>
           <w:lang w:val="en_US" w:bidi="en_US"/>
@@ -13896,18 +12396,12 @@
         </w:rPr>
         <w:t xml:space="preserve"> </w:t>
       </w:r>
-      <w:hyperlink r:id="rId39">
-        <w:r>
-          <w:rPr>
-            <w:lang w:val="en_US" w:bidi="en_US"/>
-          </w:rPr>
-          <w:rPr>
-            <w:color w:val="0000EE"/>
-            <w:u w:val="single"/>
-          </w:rPr>
-          <w:t>7:23</w:t>
-        </w:r>
-      </w:hyperlink>
+      <w:r>
+        <w:rPr>
+          <w:lang w:val="en_US" w:bidi="en_US"/>
+        </w:rPr>
+        <w:t>7:23</w:t>
+      </w:r>
       <w:r>
         <w:rPr>
           <w:lang w:val="en_US" w:bidi="en_US"/>
@@ -13939,18 +12433,12 @@
         </w:rPr>
         <w:t xml:space="preserve"> </w:t>
       </w:r>
-      <w:hyperlink r:id="rId183">
-        <w:r>
-          <w:rPr>
-            <w:lang w:val="en_US" w:bidi="en_US"/>
-          </w:rPr>
-          <w:rPr>
-            <w:color w:val="0000EE"/>
-            <w:u w:val="single"/>
-          </w:rPr>
-          <w:t>2:40</w:t>
-        </w:r>
-      </w:hyperlink>
+      <w:r>
+        <w:rPr>
+          <w:lang w:val="en_US" w:bidi="en_US"/>
+        </w:rPr>
+        <w:t>2:40</w:t>
+      </w:r>
       <w:r>
         <w:rPr>
           <w:lang w:val="en_US" w:bidi="en_US"/>
@@ -13988,36 +12476,24 @@
         </w:rPr>
         <w:t xml:space="preserve"> 46, 3 b)) abs. </w:t>
       </w:r>
-      <w:hyperlink r:id="rId47">
-        <w:r>
-          <w:rPr>
-            <w:lang w:val="en_US" w:bidi="en_US"/>
-          </w:rPr>
-          <w:rPr>
-            <w:color w:val="0000EE"/>
-            <w:u w:val="single"/>
-          </w:rPr>
-          <w:t>7:7</w:t>
-        </w:r>
-      </w:hyperlink>
+      <w:r>
+        <w:rPr>
+          <w:lang w:val="en_US" w:bidi="en_US"/>
+        </w:rPr>
+        <w:t>7:7</w:t>
+      </w:r>
       <w:r>
         <w:rPr>
           <w:lang w:val="en_US" w:bidi="en_US"/>
         </w:rPr>
         <w:t xml:space="preserve">, </w:t>
       </w:r>
-      <w:hyperlink r:id="rId48">
-        <w:r>
-          <w:rPr>
-            <w:lang w:val="en_US" w:bidi="en_US"/>
-          </w:rPr>
-          <w:rPr>
-            <w:color w:val="0000EE"/>
-            <w:u w:val="single"/>
-          </w:rPr>
-          <w:t>7:19</w:t>
-        </w:r>
-      </w:hyperlink>
+      <w:r>
+        <w:rPr>
+          <w:lang w:val="en_US" w:bidi="en_US"/>
+        </w:rPr>
+        <w:t>7:19</w:t>
+      </w:r>
       <w:r>
         <w:rPr>
           <w:lang w:val="en_US" w:bidi="en_US"/>
@@ -14241,18 +12717,12 @@
         </w:rPr>
         <w:t xml:space="preserve"> Darius Hystaspis </w:t>
       </w:r>
-      <w:hyperlink r:id="rId69">
-        <w:r>
-          <w:rPr>
-            <w:lang w:val="en_US" w:bidi="en_US"/>
-          </w:rPr>
-          <w:rPr>
-            <w:color w:val="0000EE"/>
-            <w:u w:val="single"/>
-          </w:rPr>
-          <w:t>Ezr 4:24</w:t>
-        </w:r>
-      </w:hyperlink>
+      <w:r>
+        <w:rPr>
+          <w:lang w:val="en_US" w:bidi="en_US"/>
+        </w:rPr>
+        <w:t>Ezr 4:24</w:t>
+      </w:r>
       <w:r>
         <w:rPr>
           <w:lang w:val="en_US" w:bidi="en_US"/>
@@ -14272,108 +12742,72 @@
         </w:rPr>
         <w:t xml:space="preserve"> ‘Darius the Mede’ </w:t>
       </w:r>
-      <w:hyperlink r:id="rId184">
-        <w:r>
-          <w:rPr>
-            <w:lang w:val="en_US" w:bidi="en_US"/>
-          </w:rPr>
-          <w:rPr>
-            <w:color w:val="0000EE"/>
-            <w:u w:val="single"/>
-          </w:rPr>
-          <w:t>Dn 6:1</w:t>
-        </w:r>
-      </w:hyperlink>
+      <w:r>
+        <w:rPr>
+          <w:lang w:val="en_US" w:bidi="en_US"/>
+        </w:rPr>
+        <w:t>Dn 6:1</w:t>
+      </w:r>
       <w:r>
         <w:rPr>
           <w:lang w:val="en_US" w:bidi="en_US"/>
         </w:rPr>
         <w:t xml:space="preserve">, </w:t>
       </w:r>
-      <w:hyperlink r:id="rId185">
-        <w:r>
-          <w:rPr>
-            <w:lang w:val="en_US" w:bidi="en_US"/>
-          </w:rPr>
-          <w:rPr>
-            <w:color w:val="0000EE"/>
-            <w:u w:val="single"/>
-          </w:rPr>
-          <w:t>6:2</w:t>
-        </w:r>
-      </w:hyperlink>
+      <w:r>
+        <w:rPr>
+          <w:lang w:val="en_US" w:bidi="en_US"/>
+        </w:rPr>
+        <w:t>6:2</w:t>
+      </w:r>
       <w:r>
         <w:rPr>
           <w:lang w:val="en_US" w:bidi="en_US"/>
         </w:rPr>
         <w:t xml:space="preserve">, </w:t>
       </w:r>
-      <w:hyperlink r:id="rId186">
-        <w:r>
-          <w:rPr>
-            <w:lang w:val="en_US" w:bidi="en_US"/>
-          </w:rPr>
-          <w:rPr>
-            <w:color w:val="0000EE"/>
-            <w:u w:val="single"/>
-          </w:rPr>
-          <w:t>6:7</w:t>
-        </w:r>
-      </w:hyperlink>
+      <w:r>
+        <w:rPr>
+          <w:lang w:val="en_US" w:bidi="en_US"/>
+        </w:rPr>
+        <w:t>6:7</w:t>
+      </w:r>
       <w:r>
         <w:rPr>
           <w:lang w:val="en_US" w:bidi="en_US"/>
         </w:rPr>
         <w:t xml:space="preserve">, </w:t>
       </w:r>
-      <w:hyperlink r:id="rId187">
-        <w:r>
-          <w:rPr>
-            <w:lang w:val="en_US" w:bidi="en_US"/>
-          </w:rPr>
-          <w:rPr>
-            <w:color w:val="0000EE"/>
-            <w:u w:val="single"/>
-          </w:rPr>
-          <w:t>6:10</w:t>
-        </w:r>
-      </w:hyperlink>
+      <w:r>
+        <w:rPr>
+          <w:lang w:val="en_US" w:bidi="en_US"/>
+        </w:rPr>
+        <w:t>6:10</w:t>
+      </w:r>
       <w:r>
         <w:rPr>
           <w:lang w:val="en_US" w:bidi="en_US"/>
         </w:rPr>
         <w:t xml:space="preserve">, </w:t>
       </w:r>
-      <w:hyperlink r:id="rId28">
-        <w:r>
-          <w:rPr>
-            <w:lang w:val="en_US" w:bidi="en_US"/>
-          </w:rPr>
-          <w:rPr>
-            <w:color w:val="0000EE"/>
-            <w:u w:val="single"/>
-          </w:rPr>
-          <w:t>6:26</w:t>
-        </w:r>
-      </w:hyperlink>
+      <w:r>
+        <w:rPr>
+          <w:lang w:val="en_US" w:bidi="en_US"/>
+        </w:rPr>
+        <w:t>6:26</w:t>
+      </w:r>
       <w:r>
         <w:rPr>
           <w:lang w:val="en_US" w:bidi="en_US"/>
         </w:rPr>
         <w:t xml:space="preserve">, </w:t>
       </w:r>
-      <w:hyperlink r:id="rId188">
-        <w:r>
-          <w:rPr>
-            <w:lang w:val="en_US" w:bidi="en_US"/>
-          </w:rPr>
-          <w:rPr>
-            <w:color w:val="0000EE"/>
-            <w:u w:val="single"/>
-          </w:rPr>
-          <w:t>6:29</w:t>
-        </w:r>
-      </w:hyperlink>
+      <w:r>
+        <w:rPr>
+          <w:lang w:val="en_US" w:bidi="en_US"/>
+        </w:rPr>
+        <w:t>6:29</w:t>
+      </w:r>
       <w:r>
         <w:rPr>
           <w:lang w:val="en_US" w:bidi="en_US"/>
@@ -14569,18 +13003,12 @@
         </w:rPr>
         <w:t xml:space="preserve"> </w:t>
       </w:r>
-      <w:hyperlink r:id="rId107">
-        <w:r>
-          <w:rPr>
-            <w:lang w:val="en_US" w:bidi="en_US"/>
-          </w:rPr>
-          <w:rPr>
-            <w:color w:val="0000EE"/>
-            <w:u w:val="single"/>
-          </w:rPr>
-          <w:t>Dn 2:32</w:t>
-        </w:r>
-      </w:hyperlink>
+      <w:r>
+        <w:rPr>
+          <w:lang w:val="en_US" w:bidi="en_US"/>
+        </w:rPr>
+        <w:t>Dn 2:32</w:t>
+      </w:r>
       <w:r>
         <w:rPr>
           <w:lang w:val="en_US" w:bidi="en_US"/>
@@ -14718,18 +13146,12 @@
         </w:rPr>
         <w:t xml:space="preserve">: </w:t>
       </w:r>
-      <w:hyperlink r:id="rId139">
-        <w:r>
-          <w:rPr>
-            <w:lang w:val="en_US" w:bidi="en_US"/>
-          </w:rPr>
-          <w:rPr>
-            <w:color w:val="0000EE"/>
-            <w:u w:val="single"/>
-          </w:rPr>
-          <w:t>Ezr 4:23</w:t>
-        </w:r>
-      </w:hyperlink>
+      <w:r>
+        <w:rPr>
+          <w:lang w:val="en_US" w:bidi="en_US"/>
+        </w:rPr>
+        <w:t>Ezr 4:23</w:t>
+      </w:r>
       <w:r>
         <w:rPr>
           <w:lang w:val="en_US" w:bidi="en_US"/>
@@ -14812,18 +13234,12 @@
         </w:rPr>
         <w:t>:</w:t>
       </w:r>
-      <w:hyperlink r:id="rId65">
-        <w:r>
-          <w:rPr>
-            <w:lang w:val="en_US" w:bidi="en_US"/>
-          </w:rPr>
-          <w:rPr>
-            <w:color w:val="0000EE"/>
-            <w:u w:val="single"/>
-          </w:rPr>
-          <w:t>Dn 6:9</w:t>
-        </w:r>
-      </w:hyperlink>
+      <w:r>
+        <w:rPr>
+          <w:lang w:val="en_US" w:bidi="en_US"/>
+        </w:rPr>
+        <w:t>Dn 6:9</w:t>
+      </w:r>
       <w:r>
         <w:rPr>
           <w:lang w:val="en_US" w:bidi="en_US"/>
@@ -14854,54 +13270,36 @@
         </w:rPr>
         <w:t xml:space="preserve">: abs. </w:t>
       </w:r>
-      <w:hyperlink r:id="rId189">
-        <w:r>
-          <w:rPr>
-            <w:lang w:val="en_US" w:bidi="en_US"/>
-          </w:rPr>
-          <w:rPr>
-            <w:color w:val="0000EE"/>
-            <w:u w:val="single"/>
-          </w:rPr>
-          <w:t>Dn 6:16</w:t>
-        </w:r>
-      </w:hyperlink>
+      <w:r>
+        <w:rPr>
+          <w:lang w:val="en_US" w:bidi="en_US"/>
+        </w:rPr>
+        <w:t>Dn 6:16</w:t>
+      </w:r>
       <w:r>
         <w:rPr>
           <w:lang w:val="en_US" w:bidi="en_US"/>
         </w:rPr>
         <w:t xml:space="preserve">, </w:t>
       </w:r>
-      <w:hyperlink r:id="rId190">
-        <w:r>
-          <w:rPr>
-            <w:lang w:val="en_US" w:bidi="en_US"/>
-          </w:rPr>
-          <w:rPr>
-            <w:color w:val="0000EE"/>
-            <w:u w:val="single"/>
-          </w:rPr>
-          <w:t>7:25</w:t>
-        </w:r>
-      </w:hyperlink>
+      <w:r>
+        <w:rPr>
+          <w:lang w:val="en_US" w:bidi="en_US"/>
+        </w:rPr>
+        <w:t>7:25</w:t>
+      </w:r>
       <w:r>
         <w:rPr>
           <w:lang w:val="en_US" w:bidi="en_US"/>
         </w:rPr>
         <w:t xml:space="preserve">, cstr. </w:t>
       </w:r>
-      <w:hyperlink r:id="rId191">
-        <w:r>
-          <w:rPr>
-            <w:lang w:val="en_US" w:bidi="en_US"/>
-          </w:rPr>
-          <w:rPr>
-            <w:color w:val="0000EE"/>
-            <w:u w:val="single"/>
-          </w:rPr>
-          <w:t>Ezr 7:14</w:t>
-        </w:r>
-      </w:hyperlink>
+      <w:r>
+        <w:rPr>
+          <w:lang w:val="en_US" w:bidi="en_US"/>
+        </w:rPr>
+        <w:t>Ezr 7:14</w:t>
+      </w:r>
       <w:r>
         <w:rPr>
           <w:lang w:val="en_US" w:bidi="en_US"/>
@@ -14920,18 +13318,12 @@
         </w:rPr>
         <w:t xml:space="preserve"> </w:t>
       </w:r>
-      <w:hyperlink r:id="rId192">
-        <w:r>
-          <w:rPr>
-            <w:lang w:val="en_US" w:bidi="en_US"/>
-          </w:rPr>
-          <w:rPr>
-            <w:color w:val="0000EE"/>
-            <w:u w:val="single"/>
-          </w:rPr>
-          <w:t>Ezr 7:12</w:t>
-        </w:r>
-      </w:hyperlink>
+      <w:r>
+        <w:rPr>
+          <w:lang w:val="en_US" w:bidi="en_US"/>
+        </w:rPr>
+        <w:t>Ezr 7:12</w:t>
+      </w:r>
       <w:r>
         <w:rPr>
           <w:lang w:val="en_US" w:bidi="en_US"/>
@@ -14950,18 +13342,12 @@
         </w:rPr>
         <w:t xml:space="preserve"> </w:t>
       </w:r>
-      <w:hyperlink r:id="rId111">
-        <w:r>
-          <w:rPr>
-            <w:lang w:val="en_US" w:bidi="en_US"/>
-          </w:rPr>
-          <w:rPr>
-            <w:color w:val="0000EE"/>
-            <w:u w:val="single"/>
-          </w:rPr>
-          <w:t>Dn 2:9</w:t>
-        </w:r>
-      </w:hyperlink>
+      <w:r>
+        <w:rPr>
+          <w:lang w:val="en_US" w:bidi="en_US"/>
+        </w:rPr>
+        <w:t>Dn 2:9</w:t>
+      </w:r>
       <w:r>
         <w:rPr>
           <w:lang w:val="en_US" w:bidi="en_US"/>
@@ -14994,54 +13380,36 @@
         </w:rPr>
         <w:t xml:space="preserve"> of king </w:t>
       </w:r>
-      <w:hyperlink r:id="rId154">
-        <w:r>
-          <w:rPr>
-            <w:lang w:val="en_US" w:bidi="en_US"/>
-          </w:rPr>
-          <w:rPr>
-            <w:color w:val="0000EE"/>
-            <w:u w:val="single"/>
-          </w:rPr>
-          <w:t>Dn 2:13</w:t>
-        </w:r>
-      </w:hyperlink>
+      <w:r>
+        <w:rPr>
+          <w:lang w:val="en_US" w:bidi="en_US"/>
+        </w:rPr>
+        <w:t>Dn 2:13</w:t>
+      </w:r>
       <w:r>
         <w:rPr>
           <w:lang w:val="en_US" w:bidi="en_US"/>
         </w:rPr>
         <w:t xml:space="preserve">, </w:t>
       </w:r>
-      <w:hyperlink r:id="rId87">
-        <w:r>
-          <w:rPr>
-            <w:lang w:val="en_US" w:bidi="en_US"/>
-          </w:rPr>
-          <w:rPr>
-            <w:color w:val="0000EE"/>
-            <w:u w:val="single"/>
-          </w:rPr>
-          <w:t>2:15</w:t>
-        </w:r>
-      </w:hyperlink>
+      <w:r>
+        <w:rPr>
+          <w:lang w:val="en_US" w:bidi="en_US"/>
+        </w:rPr>
+        <w:t>2:15</w:t>
+      </w:r>
       <w:r>
         <w:rPr>
           <w:lang w:val="en_US" w:bidi="en_US"/>
         </w:rPr>
         <w:t xml:space="preserve">, </w:t>
       </w:r>
-      <w:hyperlink r:id="rId144">
-        <w:r>
-          <w:rPr>
-            <w:lang w:val="en_US" w:bidi="en_US"/>
-          </w:rPr>
-          <w:rPr>
-            <w:color w:val="0000EE"/>
-            <w:u w:val="single"/>
-          </w:rPr>
-          <w:t>Ezr 7:26</w:t>
-        </w:r>
-      </w:hyperlink>
+      <w:r>
+        <w:rPr>
+          <w:lang w:val="en_US" w:bidi="en_US"/>
+        </w:rPr>
+        <w:t>Ezr 7:26</w:t>
+      </w:r>
       <w:r>
         <w:rPr>
           <w:lang w:val="en_US" w:bidi="en_US"/>
@@ -15060,18 +13428,12 @@
         </w:rPr>
         <w:t xml:space="preserve"> sf. </w:t>
       </w:r>
-      <w:hyperlink r:id="rId111">
-        <w:r>
-          <w:rPr>
-            <w:lang w:val="en_US" w:bidi="en_US"/>
-          </w:rPr>
-          <w:rPr>
-            <w:color w:val="0000EE"/>
-            <w:u w:val="single"/>
-          </w:rPr>
-          <w:t>Dn 2:9</w:t>
-        </w:r>
-      </w:hyperlink>
+      <w:r>
+        <w:rPr>
+          <w:lang w:val="en_US" w:bidi="en_US"/>
+        </w:rPr>
+        <w:t>Dn 2:9</w:t>
+      </w:r>
       <w:r>
         <w:rPr>
           <w:lang w:val="en_US" w:bidi="en_US"/>
@@ -15129,54 +13491,36 @@
         </w:rPr>
         <w:t xml:space="preserve"> </w:t>
       </w:r>
-      <w:hyperlink r:id="rId65">
-        <w:r>
-          <w:rPr>
-            <w:lang w:val="en_US" w:bidi="en_US"/>
-          </w:rPr>
-          <w:rPr>
-            <w:color w:val="0000EE"/>
-            <w:u w:val="single"/>
-          </w:rPr>
-          <w:t>Dn 6:9</w:t>
-        </w:r>
-      </w:hyperlink>
+      <w:r>
+        <w:rPr>
+          <w:lang w:val="en_US" w:bidi="en_US"/>
+        </w:rPr>
+        <w:t>Dn 6:9</w:t>
+      </w:r>
       <w:r>
         <w:rPr>
           <w:lang w:val="en_US" w:bidi="en_US"/>
         </w:rPr>
         <w:t xml:space="preserve">, </w:t>
       </w:r>
-      <w:hyperlink r:id="rId193">
-        <w:r>
-          <w:rPr>
-            <w:lang w:val="en_US" w:bidi="en_US"/>
-          </w:rPr>
-          <w:rPr>
-            <w:color w:val="0000EE"/>
-            <w:u w:val="single"/>
-          </w:rPr>
-          <w:t>6:13</w:t>
-        </w:r>
-      </w:hyperlink>
+      <w:r>
+        <w:rPr>
+          <w:lang w:val="en_US" w:bidi="en_US"/>
+        </w:rPr>
+        <w:t>6:13</w:t>
+      </w:r>
       <w:r>
         <w:rPr>
           <w:lang w:val="en_US" w:bidi="en_US"/>
         </w:rPr>
         <w:t xml:space="preserve">, </w:t>
       </w:r>
-      <w:hyperlink r:id="rId189">
-        <w:r>
-          <w:rPr>
-            <w:lang w:val="en_US" w:bidi="en_US"/>
-          </w:rPr>
-          <w:rPr>
-            <w:color w:val="0000EE"/>
-            <w:u w:val="single"/>
-          </w:rPr>
-          <w:t>6:16</w:t>
-        </w:r>
-      </w:hyperlink>
+      <w:r>
+        <w:rPr>
+          <w:lang w:val="en_US" w:bidi="en_US"/>
+        </w:rPr>
+        <w:t>6:16</w:t>
+      </w:r>
       <w:r>
         <w:rPr>
           <w:lang w:val="en_US" w:bidi="en_US"/>
@@ -15209,108 +13553,72 @@
         </w:rPr>
         <w:t xml:space="preserve"> of God (in mouth of non-Jews): </w:t>
       </w:r>
-      <w:hyperlink r:id="rId130">
-        <w:r>
-          <w:rPr>
-            <w:lang w:val="en_US" w:bidi="en_US"/>
-          </w:rPr>
-          <w:rPr>
-            <w:color w:val="0000EE"/>
-            <w:u w:val="single"/>
-          </w:rPr>
-          <w:t>Dn 6:6</w:t>
-        </w:r>
-      </w:hyperlink>
+      <w:r>
+        <w:rPr>
+          <w:lang w:val="en_US" w:bidi="en_US"/>
+        </w:rPr>
+        <w:t>Dn 6:6</w:t>
+      </w:r>
       <w:r>
         <w:rPr>
           <w:lang w:val="en_US" w:bidi="en_US"/>
         </w:rPr>
         <w:t xml:space="preserve">, </w:t>
       </w:r>
-      <w:hyperlink r:id="rId192">
-        <w:r>
-          <w:rPr>
-            <w:lang w:val="en_US" w:bidi="en_US"/>
-          </w:rPr>
-          <w:rPr>
-            <w:color w:val="0000EE"/>
-            <w:u w:val="single"/>
-          </w:rPr>
-          <w:t>Ezr 7:12</w:t>
-        </w:r>
-      </w:hyperlink>
+      <w:r>
+        <w:rPr>
+          <w:lang w:val="en_US" w:bidi="en_US"/>
+        </w:rPr>
+        <w:t>Ezr 7:12</w:t>
+      </w:r>
       <w:r>
         <w:rPr>
           <w:lang w:val="en_US" w:bidi="en_US"/>
         </w:rPr>
         <w:t xml:space="preserve">, </w:t>
       </w:r>
-      <w:hyperlink r:id="rId191">
-        <w:r>
-          <w:rPr>
-            <w:lang w:val="en_US" w:bidi="en_US"/>
-          </w:rPr>
-          <w:rPr>
-            <w:color w:val="0000EE"/>
-            <w:u w:val="single"/>
-          </w:rPr>
-          <w:t>7:14</w:t>
-        </w:r>
-      </w:hyperlink>
+      <w:r>
+        <w:rPr>
+          <w:lang w:val="en_US" w:bidi="en_US"/>
+        </w:rPr>
+        <w:t>7:14</w:t>
+      </w:r>
       <w:r>
         <w:rPr>
           <w:lang w:val="en_US" w:bidi="en_US"/>
         </w:rPr>
         <w:t xml:space="preserve">, </w:t>
       </w:r>
-      <w:hyperlink r:id="rId194">
-        <w:r>
-          <w:rPr>
-            <w:lang w:val="en_US" w:bidi="en_US"/>
-          </w:rPr>
-          <w:rPr>
-            <w:color w:val="0000EE"/>
-            <w:u w:val="single"/>
-          </w:rPr>
-          <w:t>7:21</w:t>
-        </w:r>
-      </w:hyperlink>
+      <w:r>
+        <w:rPr>
+          <w:lang w:val="en_US" w:bidi="en_US"/>
+        </w:rPr>
+        <w:t>7:21</w:t>
+      </w:r>
       <w:r>
         <w:rPr>
           <w:lang w:val="en_US" w:bidi="en_US"/>
         </w:rPr>
         <w:t xml:space="preserve">, </w:t>
       </w:r>
-      <w:hyperlink r:id="rId144">
-        <w:r>
-          <w:rPr>
-            <w:lang w:val="en_US" w:bidi="en_US"/>
-          </w:rPr>
-          <w:rPr>
-            <w:color w:val="0000EE"/>
-            <w:u w:val="single"/>
-          </w:rPr>
-          <w:t>7:26</w:t>
-        </w:r>
-      </w:hyperlink>
+      <w:r>
+        <w:rPr>
+          <w:lang w:val="en_US" w:bidi="en_US"/>
+        </w:rPr>
+        <w:t>7:26</w:t>
+      </w:r>
       <w:r>
         <w:rPr>
           <w:lang w:val="en_US" w:bidi="en_US"/>
         </w:rPr>
         <w:t xml:space="preserve">, so (abs.) </w:t>
       </w:r>
-      <w:hyperlink r:id="rId190">
-        <w:r>
-          <w:rPr>
-            <w:lang w:val="en_US" w:bidi="en_US"/>
-          </w:rPr>
-          <w:rPr>
-            <w:color w:val="0000EE"/>
-            <w:u w:val="single"/>
-          </w:rPr>
-          <w:t>Dn 7:25</w:t>
-        </w:r>
-      </w:hyperlink>
+      <w:r>
+        <w:rPr>
+          <w:lang w:val="en_US" w:bidi="en_US"/>
+        </w:rPr>
+        <w:t>Dn 7:25</w:t>
+      </w:r>
       <w:r>
         <w:rPr>
           <w:lang w:val="en_US" w:bidi="en_US"/>
@@ -15330,18 +13638,12 @@
         </w:rPr>
         <w:t xml:space="preserve"> of God </w:t>
       </w:r>
-      <w:hyperlink r:id="rId56">
-        <w:r>
-          <w:rPr>
-            <w:lang w:val="en_US" w:bidi="en_US"/>
-          </w:rPr>
-          <w:rPr>
-            <w:color w:val="0000EE"/>
-            <w:u w:val="single"/>
-          </w:rPr>
-          <w:t>Ezr 7:25</w:t>
-        </w:r>
-      </w:hyperlink>
+      <w:r>
+        <w:rPr>
+          <w:lang w:val="en_US" w:bidi="en_US"/>
+        </w:rPr>
+        <w:t>Ezr 7:25</w:t>
+      </w:r>
       <w:r>
         <w:rPr>
           <w:lang w:val="en_US" w:bidi="en_US"/>
@@ -15435,36 +13737,24 @@
         </w:rPr>
         <w:t xml:space="preserve"> </w:t>
       </w:r>
-      <w:hyperlink r:id="rId195">
-        <w:r>
-          <w:rPr>
-            <w:lang w:val="en_US" w:bidi="en_US"/>
-          </w:rPr>
-          <w:rPr>
-            <w:color w:val="0000EE"/>
-            <w:u w:val="single"/>
-          </w:rPr>
-          <w:t>Dn 4:12</w:t>
-        </w:r>
-      </w:hyperlink>
+      <w:r>
+        <w:rPr>
+          <w:lang w:val="en_US" w:bidi="en_US"/>
+        </w:rPr>
+        <w:t>Dn 4:12</w:t>
+      </w:r>
       <w:r>
         <w:rPr>
           <w:lang w:val="en_US" w:bidi="en_US"/>
         </w:rPr>
         <w:t xml:space="preserve">, </w:t>
       </w:r>
-      <w:hyperlink r:id="rId14">
-        <w:r>
-          <w:rPr>
-            <w:lang w:val="en_US" w:bidi="en_US"/>
-          </w:rPr>
-          <w:rPr>
-            <w:color w:val="0000EE"/>
-            <w:u w:val="single"/>
-          </w:rPr>
-          <w:t>4:20</w:t>
-        </w:r>
-      </w:hyperlink>
+      <w:r>
+        <w:rPr>
+          <w:lang w:val="en_US" w:bidi="en_US"/>
+        </w:rPr>
+        <w:t>4:20</w:t>
+      </w:r>
       <w:r>
         <w:rPr>
           <w:lang w:val="en_US" w:bidi="en_US"/>
@@ -15718,36 +14008,24 @@
         </w:rPr>
         <w:t xml:space="preserve"> </w:t>
       </w:r>
-      <w:hyperlink r:id="rId152">
-        <w:r>
-          <w:rPr>
-            <w:lang w:val="en_US" w:bidi="en_US"/>
-          </w:rPr>
-          <w:rPr>
-            <w:color w:val="0000EE"/>
-            <w:u w:val="single"/>
-          </w:rPr>
-          <w:t>Dn 3:2</w:t>
-        </w:r>
-      </w:hyperlink>
+      <w:r>
+        <w:rPr>
+          <w:lang w:val="en_US" w:bidi="en_US"/>
+        </w:rPr>
+        <w:t>Dn 3:2</w:t>
+      </w:r>
       <w:r>
         <w:rPr>
           <w:lang w:val="en_US" w:bidi="en_US"/>
         </w:rPr>
         <w:t xml:space="preserve">, </w:t>
       </w:r>
-      <w:hyperlink r:id="rId153">
-        <w:r>
-          <w:rPr>
-            <w:lang w:val="en_US" w:bidi="en_US"/>
-          </w:rPr>
-          <w:rPr>
-            <w:color w:val="0000EE"/>
-            <w:u w:val="single"/>
-          </w:rPr>
-          <w:t>3:3</w:t>
-        </w:r>
-      </w:hyperlink>
+      <w:r>
+        <w:rPr>
+          <w:lang w:val="en_US" w:bidi="en_US"/>
+        </w:rPr>
+        <w:t>3:3</w:t>
+      </w:r>
       <w:r>
         <w:rPr>
           <w:lang w:val="en_US" w:bidi="en_US"/>
